--- a/FCIU_Investigation_Report_-_Venta_Solutions.docx
+++ b/FCIU_Investigation_Report_-_Venta_Solutions.docx
@@ -207,26 +207,7 @@
                 <w:szCs w:val="17"/>
                 <w:rtl w:val="0"/>
               </w:rPr>
-              <w:t xml:space="preserve">Draft for MLRO review &amp; decision (Section 8). Venta-level forensic figures pending (marked </w:t>
-            </w:r>
-            <w:r>
-              <w:rPr>
-                <w:b w:val="1"/>
-                <w:bCs w:val="1"/>
-                <w:sz w:val="17"/>
-                <w:szCs w:val="17"/>
-                <w:highlight w:val="yellow"/>
-                <w:rtl w:val="0"/>
-              </w:rPr>
-              <w:t xml:space="preserve">[TBC]</w:t>
-            </w:r>
-            <w:r>
-              <w:rPr>
-                <w:sz w:val="17"/>
-                <w:szCs w:val="17"/>
-                <w:rtl w:val="0"/>
-              </w:rPr>
-              <w:t xml:space="preserve">).</w:t>
+              <w:t xml:space="preserve">For MLRO review &amp; decision (Section 8). Case held open pending referrals R1 and R2 (requestor decision, 27 October 2026). Read with the scope caveat in Section 2.</w:t>
             </w:r>
           </w:p>
         </w:tc>
@@ -270,14 +251,11 @@
             </w:pPr>
             <w:r>
               <w:rPr>
-                <w:b w:val="1"/>
-                <w:bCs w:val="1"/>
                 <w:sz w:val="17"/>
                 <w:szCs w:val="17"/>
-                <w:highlight w:val="yellow"/>
-                <w:rtl w:val="0"/>
-              </w:rPr>
-              <w:t xml:space="preserve">[TBC: date of issue]</w:t>
+                <w:rtl w:val="0"/>
+              </w:rPr>
+              <w:t xml:space="preserve">27 October 2026</w:t>
             </w:r>
           </w:p>
         </w:tc>
@@ -501,26 +479,7 @@
                 <w:szCs w:val="17"/>
                 <w:rtl w:val="0"/>
               </w:rPr>
-              <w:t xml:space="preserve"> (Schemes Compliance portfolio review begun Q1 2025)  ·  </w:t>
-            </w:r>
-            <w:r>
-              <w:rPr>
-                <w:b w:val="1"/>
-                <w:bCs w:val="1"/>
-                <w:sz w:val="17"/>
-                <w:szCs w:val="17"/>
-                <w:highlight w:val="yellow"/>
-                <w:rtl w:val="0"/>
-              </w:rPr>
-              <w:t xml:space="preserve">[TBC: FCIU forensic analysis – Venta]</w:t>
-            </w:r>
-            <w:r>
-              <w:rPr>
-                <w:sz w:val="17"/>
-                <w:szCs w:val="17"/>
-                <w:rtl w:val="0"/>
-              </w:rPr>
-              <w:t xml:space="preserve">  ·  </w:t>
+              <w:t xml:space="preserve"> (Schemes Compliance portfolio review begun Q1 2025)  ·  FCIU Entity Review – Venta Solutions Pte Ltd (27 October 2026)  ·  </w:t>
             </w:r>
             <w:hyperlink r:id="rId9">
               <w:r>
@@ -612,7 +571,7 @@
                 <w:szCs w:val="17"/>
                 <w:rtl w:val="0"/>
               </w:rPr>
-              <w:t xml:space="preserve">Transactions: 23 Oct 2025 – 22 Oct 2026 (rolling 12 months) plus lifetime. Governance and correspondence: May 2024 (Venta onboarding) – 23 Oct 2026, with earlier group history where it bears on Venta.</w:t>
+              <w:t xml:space="preserve">Transactions: 23 Oct 2025 – 22 Oct 2026 (rolling 12 months) plus lifetime. Three findings come from a fresh extraction over 27 Oct 2025 – 26 Oct 2026, which reconciles to the governed figures within 0.11% on value and 0.31% on volume. Governance and correspondence: 2024 (Venta onboarding) – 27 Oct 2026, with earlier group history where it bears on Venta.</w:t>
             </w:r>
           </w:p>
         </w:tc>
@@ -670,7 +629,7 @@
                 <w:szCs w:val="17"/>
                 <w:rtl w:val="0"/>
               </w:rPr>
-              <w:t xml:space="preserve"> Venta is one of three commonly controlled billing entities, established on hard keys; a Discover/Diners termination request on Venta's website datemyage.com was not implemented.</w:t>
+              <w:t xml:space="preserve"> Venta is one of three commonly controlled billing entities, established on hard keys; a Discover/Diners termination request on Venta's website datemyage.com was not implemented. The laundering typologies tested are not substantiated on Venta's data (§4.12).</w:t>
             </w:r>
           </w:p>
         </w:tc>
@@ -756,7 +715,7 @@
           <w:szCs w:val="18"/>
           <w:rtl w:val="0"/>
         </w:rPr>
-        <w:t xml:space="preserve"> and the record shows their conditions were not met in full.</w:t>
+        <w:t xml:space="preserve"> and the record shows their conditions were not met in full. This report assesses Venta in isolation from the related entities, which FCIU has investigated as a whole; see the scope caveat in Section 2.</w:t>
       </w:r>
     </w:p>
     <w:p>
@@ -855,7 +814,7 @@
           <w:vertAlign w:val="baseline"/>
           <w:rtl w:val="0"/>
         </w:rPr>
-        <w:t xml:space="preserve"> Across the portfolio, 21.33% of value (USD 19.16m) was submitted from one IP address, 198.143.49.9, across all three entities and 86,087 distinct cards </w:t>
+        <w:t xml:space="preserve"> 42,897 of Venta's captured payments (USD 2,847,123.05, 19.03% of its value, 26,592 distinct cards) were submitted from one IP address, 198.143.49.9. The same host submits for SOL and Xeanco and carries 21.33% of portfolio value </w:t>
       </w:r>
       <w:r>
         <w:rPr>
@@ -930,7 +889,7 @@
           <w:vertAlign w:val="baseline"/>
           <w:rtl w:val="0"/>
         </w:rPr>
-        <w:t xml:space="preserve"> Venta's share of that traffic is </w:t>
+        <w:t xml:space="preserve"> Across the portfolio, 47,665 end-user emails (39.11% of value) and 50,027 cards were used at more than one entity </w:t>
       </w:r>
       <w:r>
         <w:rPr>
@@ -941,16 +900,15 @@
           <w:iCs w:val="0"/>
           <w:smallCaps w:val="0"/>
           <w:strike w:val="0"/>
-          <w:color w:val="22272f"/>
-          <w:sz w:val="18"/>
-          <w:szCs w:val="18"/>
-          <w:highlight w:val="yellow"/>
+          <w:color w:val="1e7b4f"/>
+          <w:sz w:val="14"/>
+          <w:szCs w:val="14"/>
           <w:u w:val="none"/>
           <w:shd w:fill="auto" w:val="clear"/>
           <w:vertAlign w:val="baseline"/>
           <w:rtl w:val="0"/>
         </w:rPr>
-        <w:t xml:space="preserve">[TBC]</w:t>
+        <w:t xml:space="preserve">[V]</w:t>
       </w:r>
       <w:r>
         <w:rPr>
@@ -969,7 +927,7 @@
           <w:vertAlign w:val="baseline"/>
           <w:rtl w:val="0"/>
         </w:rPr>
-        <w:t xml:space="preserve">. </w:t>
+        <w:t xml:space="preserve">. Venta's own merchant account also took 695 payments on 22 corporate prepaid cards recorded to SOL Networks Limited and to a company unknown to CKO, Asteri Solutions Limited </w:t>
       </w:r>
       <w:r>
         <w:rPr>
@@ -980,16 +938,15 @@
           <w:iCs w:val="0"/>
           <w:smallCaps w:val="0"/>
           <w:strike w:val="0"/>
-          <w:color w:val="22272f"/>
-          <w:sz w:val="18"/>
-          <w:szCs w:val="18"/>
-          <w:highlight w:val="yellow"/>
+          <w:color w:val="1e7b4f"/>
+          <w:sz w:val="14"/>
+          <w:szCs w:val="14"/>
           <w:u w:val="none"/>
           <w:shd w:fill="auto" w:val="clear"/>
           <w:vertAlign w:val="baseline"/>
           <w:rtl w:val="0"/>
         </w:rPr>
-        <w:t xml:space="preserve">[TBC]</w:t>
+        <w:t xml:space="preserve">[V]</w:t>
       </w:r>
       <w:r>
         <w:rPr>
@@ -1008,46 +965,7 @@
           <w:vertAlign w:val="baseline"/>
           <w:rtl w:val="0"/>
         </w:rPr>
-        <w:t xml:space="preserve"> Venta end-user emails and </w:t>
-      </w:r>
-      <w:r>
-        <w:rPr>
-          <w:rFonts w:ascii="Arial" w:cs="Arial" w:eastAsia="Arial" w:hAnsi="Arial"/>
-          <w:b w:val="1"/>
-          <w:bCs w:val="1"/>
-          <w:i w:val="0"/>
-          <w:iCs w:val="0"/>
-          <w:smallCaps w:val="0"/>
-          <w:strike w:val="0"/>
-          <w:color w:val="22272f"/>
-          <w:sz w:val="18"/>
-          <w:szCs w:val="18"/>
-          <w:highlight w:val="yellow"/>
-          <w:u w:val="none"/>
-          <w:shd w:fill="auto" w:val="clear"/>
-          <w:vertAlign w:val="baseline"/>
-          <w:rtl w:val="0"/>
-        </w:rPr>
-        <w:t xml:space="preserve">[TBC]</w:t>
-      </w:r>
-      <w:r>
-        <w:rPr>
-          <w:rFonts w:ascii="Arial" w:cs="Arial" w:eastAsia="Arial" w:hAnsi="Arial"/>
-          <w:b w:val="0"/>
-          <w:bCs w:val="0"/>
-          <w:i w:val="0"/>
-          <w:iCs w:val="0"/>
-          <w:smallCaps w:val="0"/>
-          <w:strike w:val="0"/>
-          <w:color w:val="22272f"/>
-          <w:sz w:val="18"/>
-          <w:szCs w:val="18"/>
-          <w:u w:val="none"/>
-          <w:shd w:fill="auto" w:val="clear"/>
-          <w:vertAlign w:val="baseline"/>
-          <w:rtl w:val="0"/>
-        </w:rPr>
-        <w:t xml:space="preserve"> Venta cards also transact at SOL or Xeanco. Venta and Xeanco share a corporate owner (Hazelpro Limited) and a representative (Chau Ka Yan, Karen); her listed email is on SOL's sdventures.com domain </w:t>
+        <w:t xml:space="preserve">. Venta and Xeanco share a corporate owner (Hazelpro Limited) and a representative (Chau Ka Yan, Karen); her listed email is on SOL's sdventures.com domain </w:t>
       </w:r>
       <w:r>
         <w:rPr>
@@ -1067,44 +985,6 @@
           <w:rtl w:val="0"/>
         </w:rPr>
         <w:t xml:space="preserve">[C]</w:t>
-      </w:r>
-      <w:r>
-        <w:rPr>
-          <w:rFonts w:ascii="Arial" w:cs="Arial" w:eastAsia="Arial" w:hAnsi="Arial"/>
-          <w:b w:val="0"/>
-          <w:bCs w:val="0"/>
-          <w:i w:val="0"/>
-          <w:iCs w:val="0"/>
-          <w:smallCaps w:val="0"/>
-          <w:strike w:val="0"/>
-          <w:color w:val="22272f"/>
-          <w:sz w:val="18"/>
-          <w:szCs w:val="18"/>
-          <w:u w:val="none"/>
-          <w:shd w:fill="auto" w:val="clear"/>
-          <w:vertAlign w:val="baseline"/>
-          <w:rtl w:val="0"/>
-        </w:rPr>
-        <w:t xml:space="preserve">. Schemes Compliance's own testing found "shared underlying technical infrastructure" across the entities </w:t>
-      </w:r>
-      <w:r>
-        <w:rPr>
-          <w:rFonts w:ascii="Arial" w:cs="Arial" w:eastAsia="Arial" w:hAnsi="Arial"/>
-          <w:b w:val="1"/>
-          <w:bCs w:val="1"/>
-          <w:i w:val="0"/>
-          <w:iCs w:val="0"/>
-          <w:smallCaps w:val="0"/>
-          <w:strike w:val="0"/>
-          <w:color w:val="1e7b4f"/>
-          <w:sz w:val="14"/>
-          <w:szCs w:val="14"/>
-          <w:u w:val="none"/>
-          <w:shd w:fill="auto" w:val="clear"/>
-          <w:vertAlign w:val="baseline"/>
-          <w:rtl w:val="0"/>
-        </w:rPr>
-        <w:t xml:space="preserve">[V]</w:t>
       </w:r>
       <w:r>
         <w:rPr>
@@ -1185,7 +1065,7 @@
           <w:vertAlign w:val="baseline"/>
           <w:rtl w:val="0"/>
         </w:rPr>
-        <w:t xml:space="preserve"> On 14 March 2025, Discover asked CKO to stop accepting Diners Club and Discover cards for datemyage.com, the website migrated from SOL to Venta in 2024. Discover's reasons were a 7.6% dispute rate, "AI bots and employees of the company to speak with customers", and charging customers after they cancelled. On 16 April 2025, CKO Risk Monitoring replied that it had "no major concerns". Venta went on to process 7,276 Discover and 424 Diners payments in the analysis period. The MLRO Approval pack describes this case (00812950) as "a separate merchant… previously terminated by Network Fraud", but the case record shows it concerns the same website </w:t>
+        <w:t xml:space="preserve"> On 14 March 2025, Discover asked CKO to stop accepting Diners Club and Discover cards for datemyage.com, the website migrated from SOL to Venta in 2024. Discover's reasons were a 7.6% dispute rate, "AI bots and employees of the company to speak with customers", and charging customers after they cancelled. On 16 April 2025, CKO Risk Monitoring replied that it had "no major concerns". Venta went on to process 7,276 Discover payments (dispute rate 1.5530%) and 424 Diners payments in the analysis period. The MLRO Approval pack describes this case (00812950) as "a separate merchant… previously terminated by Network Fraud", but the case record shows it concerns the same website </w:t>
       </w:r>
       <w:r>
         <w:rPr>
@@ -1322,7 +1202,7 @@
           <w:szCs w:val="18"/>
           <w:rtl w:val="0"/>
         </w:rPr>
-        <w:t xml:space="preserve">. Over the same period Venta's monthly AMEX volume rose from USD 10,938.93 to USD 72,246.36, on websites Venta shares with SOL </w:t>
+        <w:t xml:space="preserve">. Over the same period Venta's monthly AMEX volume rose sixfold, from USD 10,938.93 to USD 72,246.36, on websites Venta shares with SOL. Venta's AMEX dispute rate is 1.3489%, against 0.1412% on Visa </w:t>
       </w:r>
       <w:r>
         <w:rPr>
@@ -1422,7 +1302,7 @@
           <w:vertAlign w:val="baseline"/>
           <w:rtl w:val="0"/>
         </w:rPr>
-        <w:t xml:space="preserve"> All of Venta's AMEX volume (8,155 transactions, USD 767,512.15) is coded to MCC 7299 (Miscellaneous Personal Services). Visa, Mastercard, Discover and Diners are coded to 7273 (Dating Services) </w:t>
+        <w:t xml:space="preserve"> All of Venta's AMEX volume (8,155 transactions, USD 767,512.15) is coded to MCC 7299 (Miscellaneous Personal Services). Visa, Mastercard, Discover and Diners are coded to 7273 (Dating Services) on the same channels and websites </w:t>
       </w:r>
       <w:r>
         <w:rPr>
@@ -1460,7 +1340,7 @@
           <w:vertAlign w:val="baseline"/>
           <w:rtl w:val="0"/>
         </w:rPr>
-        <w:t xml:space="preserve">. The same split applies on SOL and Xeanco. CKO's own records list 7299 as a Venta line of business; why this split was configured is a pending line of enquiry </w:t>
+        <w:t xml:space="preserve">. The same split applies on SOL and Xeanco. CKO's own records list 7299 as a Venta line of business; why this split was configured is a pending line of enquiry and has been referred to Scheme Compliance </w:t>
       </w:r>
       <w:r>
         <w:rPr>
@@ -1560,7 +1440,7 @@
           <w:vertAlign w:val="baseline"/>
           <w:rtl w:val="0"/>
         </w:rPr>
-        <w:t xml:space="preserve"> Merchant-initiated payments are 49.14% of Venta's captured value, against 31.97% across the portfolio, where they dispute at 2.02 times the customer-initiated rate </w:t>
+        <w:t xml:space="preserve"> Merchant-initiated payments are 49.14% of Venta's captured value. That cohort is disputed 1.6 times and reported as fraud 1.7 times as often as customer-initiated payments </w:t>
       </w:r>
       <w:r>
         <w:rPr>
@@ -1598,7 +1478,7 @@
           <w:vertAlign w:val="baseline"/>
           <w:rtl w:val="0"/>
         </w:rPr>
-        <w:t xml:space="preserve">. Venta's account concentration and leading accounts are </w:t>
+        <w:t xml:space="preserve">. Strong customer authentication (3DS) was requested on 0.09% of captured payments </w:t>
       </w:r>
       <w:r>
         <w:rPr>
@@ -1609,16 +1489,15 @@
           <w:iCs w:val="0"/>
           <w:smallCaps w:val="0"/>
           <w:strike w:val="0"/>
-          <w:color w:val="22272f"/>
-          <w:sz w:val="18"/>
-          <w:szCs w:val="18"/>
-          <w:highlight w:val="yellow"/>
+          <w:color w:val="1e7b4f"/>
+          <w:sz w:val="14"/>
+          <w:szCs w:val="14"/>
           <w:u w:val="none"/>
           <w:shd w:fill="auto" w:val="clear"/>
           <w:vertAlign w:val="baseline"/>
           <w:rtl w:val="0"/>
         </w:rPr>
-        <w:t xml:space="preserve">[TBC]</w:t>
+        <w:t xml:space="preserve">[V]</w:t>
       </w:r>
       <w:r>
         <w:rPr>
@@ -1637,7 +1516,7 @@
           <w:vertAlign w:val="baseline"/>
           <w:rtl w:val="0"/>
         </w:rPr>
-        <w:t xml:space="preserve">; five of the twelve highest-spending portfolio accounts transact on both SOL and Venta </w:t>
+        <w:t xml:space="preserve">. Five of the twelve highest-spending portfolio accounts transact on both SOL and Venta, at USD 180,110 to USD 373,147 a year each, with no disputes </w:t>
       </w:r>
       <w:r>
         <w:rPr>
@@ -1785,7 +1664,7 @@
           <w:szCs w:val="18"/>
           <w:rtl w:val="0"/>
         </w:rPr>
-        <w:t xml:space="preserve">The merchant's explanations for that engagement do not hold up.</w:t>
+        <w:t xml:space="preserve">The merchant's explanations for that engagement are not supported by the evidence.</w:t>
       </w:r>
       <w:r>
         <w:rPr>
@@ -2035,7 +1914,7 @@
           <w:szCs w:val="18"/>
           <w:rtl w:val="0"/>
         </w:rPr>
-        <w:t xml:space="preserve">Venta's role is that of an agent within a larger group.</w:t>
+        <w:t xml:space="preserve">Venta's declared identity and volumes do not match what it processes.</w:t>
       </w:r>
       <w:r>
         <w:rPr>
@@ -2043,7 +1922,7 @@
           <w:szCs w:val="18"/>
           <w:rtl w:val="0"/>
         </w:rPr>
-        <w:t xml:space="preserve"> In 2024 the merchant informed CKO that "Venta adheres to these policies in its role as an agent". Venta was onboarded to take over datemyage.com volume from SOL in order to "mitigate risks of bank account closures" </w:t>
+        <w:t xml:space="preserve"> The Singapore company register (ACRA) records Venta's principal activity as internet search engines, and Venta's registered address has not been held by CKO since at least May 2026 </w:t>
       </w:r>
       <w:r>
         <w:rPr>
@@ -2062,7 +1941,64 @@
           <w:szCs w:val="18"/>
           <w:rtl w:val="0"/>
         </w:rPr>
-        <w:t xml:space="preserve">. Venta processed USD 14.96m through CKO but recorded revenue of only about USD 550k. This suggests Venta keeps a fee and passes the rest to another group company, as an agent would </w:t>
+        <w:t xml:space="preserve">. All eleven configured URLs are dating brands </w:t>
+      </w:r>
+      <w:r>
+        <w:rPr>
+          <w:b w:val="1"/>
+          <w:bCs w:val="1"/>
+          <w:color w:val="1e7b4f"/>
+          <w:sz w:val="14"/>
+          <w:szCs w:val="14"/>
+          <w:rtl w:val="0"/>
+        </w:rPr>
+        <w:t xml:space="preserve">[V]</w:t>
+      </w:r>
+      <w:r>
+        <w:rPr>
+          <w:sz w:val="18"/>
+          <w:szCs w:val="18"/>
+          <w:rtl w:val="0"/>
+        </w:rPr>
+        <w:t xml:space="preserve">. Venta processed USD 14.96m, 12.47 times its configured annual volume of USD 1.2m, against filed revenue of about USD 550,048 </w:t>
+      </w:r>
+      <w:r>
+        <w:rPr>
+          <w:b w:val="1"/>
+          <w:bCs w:val="1"/>
+          <w:color w:val="1e7b4f"/>
+          <w:sz w:val="14"/>
+          <w:szCs w:val="14"/>
+          <w:rtl w:val="0"/>
+        </w:rPr>
+        <w:t xml:space="preserve">[V]</w:t>
+      </w:r>
+      <w:r>
+        <w:rPr>
+          <w:sz w:val="18"/>
+          <w:szCs w:val="18"/>
+          <w:rtl w:val="0"/>
+        </w:rPr>
+        <w:t xml:space="preserve">. In 2024 the merchant described Venta as acting "in its role as an agent", and the site terms for three of its websites name SOL as operator </w:t>
+      </w:r>
+      <w:r>
+        <w:rPr>
+          <w:b w:val="1"/>
+          <w:bCs w:val="1"/>
+          <w:color w:val="1e7b4f"/>
+          <w:sz w:val="14"/>
+          <w:szCs w:val="14"/>
+          <w:rtl w:val="0"/>
+        </w:rPr>
+        <w:t xml:space="preserve">[V]</w:t>
+      </w:r>
+      <w:r>
+        <w:rPr>
+          <w:sz w:val="18"/>
+          <w:szCs w:val="18"/>
+          <w:rtl w:val="0"/>
+        </w:rPr>
+        <w:t xml:space="preserve">. Venta may therefore be collecting funds for another group company; who is the merchant of record is undetermined </w:t>
       </w:r>
       <w:r>
         <w:rPr>
@@ -2081,37 +2017,18 @@
           <w:szCs w:val="18"/>
           <w:rtl w:val="0"/>
         </w:rPr>
-        <w:t xml:space="preserve">. The growth in Venta's volume above its expected APV was therefore planned. Venta carries 16.66% of the group's CKO volume </w:t>
+        <w:t xml:space="preserve"> </w:t>
       </w:r>
       <w:r>
         <w:rPr>
           <w:b w:val="1"/>
           <w:bCs w:val="1"/>
-          <w:color w:val="1e7b4f"/>
+          <w:color w:val="b42318"/>
           <w:sz w:val="14"/>
           <w:szCs w:val="14"/>
           <w:rtl w:val="0"/>
         </w:rPr>
-        <w:t xml:space="preserve">[V]</w:t>
-      </w:r>
-      <w:r>
-        <w:rPr>
-          <w:sz w:val="18"/>
-          <w:szCs w:val="18"/>
-          <w:rtl w:val="0"/>
-        </w:rPr>
-        <w:t xml:space="preserve">; the share of Venta's end users who also transact at SOL or Xeanco is </w:t>
-      </w:r>
-      <w:r>
-        <w:rPr>
-          <w:b w:val="1"/>
-          <w:bCs w:val="1"/>
-          <w:sz w:val="18"/>
-          <w:szCs w:val="18"/>
-          <w:highlight w:val="yellow"/>
-          <w:rtl w:val="0"/>
-        </w:rPr>
-        <w:t xml:space="preserve">[TBC]</w:t>
+        <w:t xml:space="preserve">[GAP]</w:t>
       </w:r>
       <w:r>
         <w:rPr>
@@ -2181,7 +2098,7 @@
           <w:vertAlign w:val="baseline"/>
           <w:rtl w:val="0"/>
         </w:rPr>
-        <w:t xml:space="preserve"> Venta's ownership chain ends at a Cyprus holding company (Hazelpro Limited) with no disclosed beneficial owner on the public register </w:t>
+        <w:t xml:space="preserve"> Venta's ownership chain ends at a Cyprus holding company (Hazelpro Limited) with no disclosed beneficial owner on the public register, administered by a single officer </w:t>
       </w:r>
       <w:r>
         <w:rPr>
@@ -2219,6 +2136,44 @@
           <w:vertAlign w:val="baseline"/>
           <w:rtl w:val="0"/>
         </w:rPr>
+        <w:t xml:space="preserve">. Hazelpro's published terms name two further group companies, Maroni Limited and Reilin Technologies Limited, that CKO does not hold </w:t>
+      </w:r>
+      <w:r>
+        <w:rPr>
+          <w:rFonts w:ascii="Arial" w:cs="Arial" w:eastAsia="Arial" w:hAnsi="Arial"/>
+          <w:b w:val="1"/>
+          <w:bCs w:val="1"/>
+          <w:i w:val="0"/>
+          <w:iCs w:val="0"/>
+          <w:smallCaps w:val="0"/>
+          <w:strike w:val="0"/>
+          <w:color w:val="b26b00"/>
+          <w:sz w:val="14"/>
+          <w:szCs w:val="14"/>
+          <w:u w:val="none"/>
+          <w:shd w:fill="auto" w:val="clear"/>
+          <w:vertAlign w:val="baseline"/>
+          <w:rtl w:val="0"/>
+        </w:rPr>
+        <w:t xml:space="preserve">[E]</w:t>
+      </w:r>
+      <w:r>
+        <w:rPr>
+          <w:rFonts w:ascii="Arial" w:cs="Arial" w:eastAsia="Arial" w:hAnsi="Arial"/>
+          <w:b w:val="0"/>
+          <w:bCs w:val="0"/>
+          <w:i w:val="0"/>
+          <w:iCs w:val="0"/>
+          <w:smallCaps w:val="0"/>
+          <w:strike w:val="0"/>
+          <w:color w:val="22272f"/>
+          <w:sz w:val="18"/>
+          <w:szCs w:val="18"/>
+          <w:u w:val="none"/>
+          <w:shd w:fill="auto" w:val="clear"/>
+          <w:vertAlign w:val="baseline"/>
+          <w:rtl w:val="0"/>
+        </w:rPr>
         <w:t xml:space="preserve">. The group's other chain (SOL) is recorded to Dmitrii Volkov, against whom the Central Bank of Russia found market manipulation </w:t>
       </w:r>
       <w:r>
@@ -2295,7 +2250,7 @@
           <w:vertAlign w:val="baseline"/>
           <w:rtl w:val="0"/>
         </w:rPr>
-        <w:t xml:space="preserve">. ICIJ reports that Dil Mil, named as the contracting party in the merchant's revised T&amp;Cs but not onboarded to CKO, is operated by DMM Solutions Inc. within Volkov's group, and Volkov told Verstka he remains an investor in DilMil </w:t>
+        <w:t xml:space="preserve">. ICIJ reports that Dil Mil, named as the contracting party in the merchant's revised T&amp;Cs, is operated by DMM Solutions Inc. within Volkov's group </w:t>
       </w:r>
       <w:r>
         <w:rPr>
@@ -2371,7 +2326,7 @@
           <w:vertAlign w:val="baseline"/>
           <w:rtl w:val="0"/>
         </w:rPr>
-        <w:t xml:space="preserve"> (§4.2). Screening raised no sanctions alert across Venta, SOL and Xeanco; Volkov's two adverse-media alerts were closed as false positives on an address-country mismatch </w:t>
+        <w:t xml:space="preserve"> (§4.2). No sanctions or watchlist match was identified for any recorded representative </w:t>
       </w:r>
       <w:r>
         <w:rPr>
@@ -2409,8 +2364,32 @@
           <w:vertAlign w:val="baseline"/>
           <w:rtl w:val="0"/>
         </w:rPr>
-        <w:t xml:space="preserve">. The outcome of Venta's own entity alerts is </w:t>
-      </w:r>
+        <w:t xml:space="preserve">.</w:t>
+      </w:r>
+    </w:p>
+    <w:p>
+      <w:pPr>
+        <w:keepNext w:val="0"/>
+        <w:keepLines w:val="0"/>
+        <w:pageBreakBefore w:val="0"/>
+        <w:widowControl w:val="1"/>
+        <w:numPr>
+          <w:ilvl w:val="0"/>
+          <w:numId w:val="1"/>
+        </w:numPr>
+        <w:pBdr>
+          <w:top w:space="0" w:sz="0" w:val="nil"/>
+          <w:left w:space="0" w:sz="0" w:val="nil"/>
+          <w:bottom w:space="0" w:sz="0" w:val="nil"/>
+          <w:right w:space="0" w:sz="0" w:val="nil"/>
+          <w:between w:space="0" w:sz="0" w:val="nil"/>
+        </w:pBdr>
+        <w:shd w:fill="auto" w:val="clear"/>
+        <w:spacing w:after="40" w:before="0" w:line="269" w:lineRule="auto"/>
+        <w:ind w:left="360" w:right="0" w:hanging="360"/>
+        <w:jc w:val="left"/>
+        <w:rPr/>
+      </w:pPr>
       <w:r>
         <w:rPr>
           <w:rFonts w:ascii="Arial" w:cs="Arial" w:eastAsia="Arial" w:hAnsi="Arial"/>
@@ -2423,13 +2402,12 @@
           <w:color w:val="22272f"/>
           <w:sz w:val="18"/>
           <w:szCs w:val="18"/>
-          <w:highlight w:val="yellow"/>
           <w:u w:val="none"/>
           <w:shd w:fill="auto" w:val="clear"/>
           <w:vertAlign w:val="baseline"/>
           <w:rtl w:val="0"/>
         </w:rPr>
-        <w:t xml:space="preserve">[TBC]</w:t>
+        <w:t xml:space="preserve">The laundering typologies tested are not substantiated on Venta's data.</w:t>
       </w:r>
       <w:r>
         <w:rPr>
@@ -2448,7 +2426,83 @@
           <w:vertAlign w:val="baseline"/>
           <w:rtl w:val="0"/>
         </w:rPr>
-        <w:t xml:space="preserve">.</w:t>
+        <w:t xml:space="preserve"> There is no withdrawal, pass-through or rapid-liquidation leg, no threshold-avoidance pattern and no material network anonymisation </w:t>
+      </w:r>
+      <w:r>
+        <w:rPr>
+          <w:rFonts w:ascii="Arial" w:cs="Arial" w:eastAsia="Arial" w:hAnsi="Arial"/>
+          <w:b w:val="1"/>
+          <w:bCs w:val="1"/>
+          <w:i w:val="0"/>
+          <w:iCs w:val="0"/>
+          <w:smallCaps w:val="0"/>
+          <w:strike w:val="0"/>
+          <w:color w:val="1e7b4f"/>
+          <w:sz w:val="14"/>
+          <w:szCs w:val="14"/>
+          <w:u w:val="none"/>
+          <w:shd w:fill="auto" w:val="clear"/>
+          <w:vertAlign w:val="baseline"/>
+          <w:rtl w:val="0"/>
+        </w:rPr>
+        <w:t xml:space="preserve">[V]</w:t>
+      </w:r>
+      <w:r>
+        <w:rPr>
+          <w:rFonts w:ascii="Arial" w:cs="Arial" w:eastAsia="Arial" w:hAnsi="Arial"/>
+          <w:b w:val="0"/>
+          <w:bCs w:val="0"/>
+          <w:i w:val="0"/>
+          <w:iCs w:val="0"/>
+          <w:smallCaps w:val="0"/>
+          <w:strike w:val="0"/>
+          <w:color w:val="22272f"/>
+          <w:sz w:val="18"/>
+          <w:szCs w:val="18"/>
+          <w:u w:val="none"/>
+          <w:shd w:fill="auto" w:val="clear"/>
+          <w:vertAlign w:val="baseline"/>
+          <w:rtl w:val="0"/>
+        </w:rPr>
+        <w:t xml:space="preserve">. FCIU's provisional view is that the residual exposure on Venta is consumer-protection and scheme-integrity risk, arising from a fragmented corporate presentation across three supervisory perimeters </w:t>
+      </w:r>
+      <w:r>
+        <w:rPr>
+          <w:rFonts w:ascii="Arial" w:cs="Arial" w:eastAsia="Arial" w:hAnsi="Arial"/>
+          <w:b w:val="1"/>
+          <w:bCs w:val="1"/>
+          <w:i w:val="0"/>
+          <w:iCs w:val="0"/>
+          <w:smallCaps w:val="0"/>
+          <w:strike w:val="0"/>
+          <w:color w:val="6b3fa0"/>
+          <w:sz w:val="14"/>
+          <w:szCs w:val="14"/>
+          <w:u w:val="none"/>
+          <w:shd w:fill="auto" w:val="clear"/>
+          <w:vertAlign w:val="baseline"/>
+          <w:rtl w:val="0"/>
+        </w:rPr>
+        <w:t xml:space="preserve">[I]</w:t>
+      </w:r>
+      <w:r>
+        <w:rPr>
+          <w:rFonts w:ascii="Arial" w:cs="Arial" w:eastAsia="Arial" w:hAnsi="Arial"/>
+          <w:b w:val="0"/>
+          <w:bCs w:val="0"/>
+          <w:i w:val="0"/>
+          <w:iCs w:val="0"/>
+          <w:smallCaps w:val="0"/>
+          <w:strike w:val="0"/>
+          <w:color w:val="22272f"/>
+          <w:sz w:val="18"/>
+          <w:szCs w:val="18"/>
+          <w:u w:val="none"/>
+          <w:shd w:fill="auto" w:val="clear"/>
+          <w:vertAlign w:val="baseline"/>
+          <w:rtl w:val="0"/>
+        </w:rPr>
+        <w:t xml:space="preserve">. This is not a determination of whether a financial crime has been committed. No disposition is recorded: the case is held open pending a Scheme Compliance determination (R1) and a merchant RFI (R2) (§4.12, §7).</w:t>
       </w:r>
     </w:p>
     <w:p>
@@ -2546,7 +2600,7 @@
                 <w:szCs w:val="17"/>
                 <w:rtl w:val="0"/>
               </w:rPr>
-              <w:t xml:space="preserve">•  Venta's rolling-window dispute value rate (0.6270%) is below the 0.90% internal threshold </w:t>
+              <w:t xml:space="preserve">•  Venta's rolling-window dispute value rate (0.6270%) and fraud value rate (0.7518%) are below reference levels </w:t>
             </w:r>
             <w:r>
               <w:rPr>
@@ -2565,7 +2619,7 @@
                 <w:szCs w:val="17"/>
                 <w:rtl w:val="0"/>
               </w:rPr>
-              <w:t xml:space="preserve">. Its lifetime rate (1.0806%) is above it (§4.6).</w:t>
+              <w:t xml:space="preserve">. Its lifetime dispute value rate (1.0806%) is above the 0.90% internal threshold (§4.6).</w:t>
             </w:r>
           </w:p>
           <w:p>
@@ -2579,7 +2633,7 @@
                 <w:szCs w:val="17"/>
                 <w:rtl w:val="0"/>
               </w:rPr>
-              <w:t xml:space="preserve">•  No pay-to-card withdrawals across the portfolio, so the money-out leg that would mark a pass-through or cash-out structure is absent </w:t>
+              <w:t xml:space="preserve">•  No pay-to-card withdrawals: fct_card_payout returns no records for Venta, so the money-out leg that would mark a pass-through or cash-out structure is absent </w:t>
             </w:r>
             <w:r>
               <w:rPr>
@@ -2612,7 +2666,7 @@
                 <w:szCs w:val="17"/>
                 <w:rtl w:val="0"/>
               </w:rPr>
-              <w:t xml:space="preserve">•  Venta's TM case records its main issuing markets as low-risk (United States 26%, United Kingdom 10%, Spain 9%) </w:t>
+              <w:t xml:space="preserve">•  Issuing geography is mainly mature Western consumer markets (United States 53.80%, United Kingdom 5.46%), and restricted-country exposure recorded at EDD was de minimis (114 transactions, about USD 3,000, with Ukraine processing covered by a July 2024 MLRO approval) </w:t>
             </w:r>
             <w:r>
               <w:rPr>
@@ -2631,26 +2685,7 @@
                 <w:szCs w:val="17"/>
                 <w:rtl w:val="0"/>
               </w:rPr>
-              <w:t xml:space="preserve">; Venta's full issuing-country split is </w:t>
-            </w:r>
-            <w:r>
-              <w:rPr>
-                <w:b w:val="1"/>
-                <w:bCs w:val="1"/>
-                <w:sz w:val="17"/>
-                <w:szCs w:val="17"/>
-                <w:highlight w:val="yellow"/>
-                <w:rtl w:val="0"/>
-              </w:rPr>
-              <w:t xml:space="preserve">[TBC]</w:t>
-            </w:r>
-            <w:r>
-              <w:rPr>
-                <w:sz w:val="17"/>
-                <w:szCs w:val="17"/>
-                <w:rtl w:val="0"/>
-              </w:rPr>
-              <w:t xml:space="preserve">. The screening extract for Venta, SOL and Xeanco shows no sanctions alert </w:t>
+              <w:t xml:space="preserve">. VPN and proxy traffic is below 1% </w:t>
             </w:r>
             <w:r>
               <w:rPr>
@@ -2669,21 +2704,59 @@
                 <w:szCs w:val="17"/>
                 <w:rtl w:val="0"/>
               </w:rPr>
-              <w:t xml:space="preserve">, but screening is not otherwise a mitigant: Volkov's two adverse-media alerts were discounted on address-country mismatch (§4.2).</w:t>
-            </w:r>
-          </w:p>
-          <w:p>
-            <w:pPr>
-              <w:spacing w:after="40" w:lineRule="auto"/>
-              <w:rPr/>
-            </w:pPr>
+              <w:t xml:space="preserve">. The price ladder tops out at USD 399, with no threshold-avoidance pattern </w:t>
+            </w:r>
+            <w:r>
+              <w:rPr>
+                <w:b w:val="1"/>
+                <w:bCs w:val="1"/>
+                <w:color w:val="1e7b4f"/>
+                <w:sz w:val="13"/>
+                <w:szCs w:val="13"/>
+                <w:rtl w:val="0"/>
+              </w:rPr>
+              <w:t xml:space="preserve">[V]</w:t>
+            </w:r>
             <w:r>
               <w:rPr>
                 <w:sz w:val="17"/>
                 <w:szCs w:val="17"/>
                 <w:rtl w:val="0"/>
               </w:rPr>
-              <w:t xml:space="preserve">•  Venta was added alongside SOL, and SOL kept processing after Venta was onboarded. This is not a phoenix pattern, where a new entity replaces one that has been closed </w:t>
+              <w:t xml:space="preserve">.</w:t>
+            </w:r>
+          </w:p>
+          <w:p>
+            <w:pPr>
+              <w:spacing w:after="40" w:lineRule="auto"/>
+              <w:rPr/>
+            </w:pPr>
+            <w:r>
+              <w:rPr>
+                <w:sz w:val="17"/>
+                <w:szCs w:val="17"/>
+                <w:rtl w:val="0"/>
+              </w:rPr>
+              <w:t xml:space="preserve">•  No sanctions or watchlist match was identified for any recorded representative </w:t>
+            </w:r>
+            <w:r>
+              <w:rPr>
+                <w:b w:val="1"/>
+                <w:bCs w:val="1"/>
+                <w:color w:val="1e7b4f"/>
+                <w:sz w:val="13"/>
+                <w:szCs w:val="13"/>
+                <w:rtl w:val="0"/>
+              </w:rPr>
+              <w:t xml:space="preserve">[V]</w:t>
+            </w:r>
+            <w:r>
+              <w:rPr>
+                <w:sz w:val="17"/>
+                <w:szCs w:val="17"/>
+                <w:rtl w:val="0"/>
+              </w:rPr>
+              <w:t xml:space="preserve">, but screening is not otherwise a mitigant: Volkov's two adverse-media alerts were discounted on address-country mismatch (§4.2). Venta was added alongside SOL rather than replacing it, so this is not a phoenix pattern </w:t>
             </w:r>
             <w:r>
               <w:rPr>
@@ -2811,29 +2884,7 @@
                 <w:szCs w:val="17"/>
                 <w:rtl w:val="0"/>
               </w:rPr>
-              <w:t xml:space="preserve">; issuing markets – </w:t>
-            </w:r>
-            <w:hyperlink r:id="rId149">
-              <w:r>
-                <w:rPr>
-                  <w:b w:val="0"/>
-                  <w:bCs w:val="0"/>
-                  <w:color w:val="1f5fad"/>
-                  <w:sz w:val="17"/>
-                  <w:szCs w:val="17"/>
-                  <w:u w:val="single"/>
-                  <w:rtl w:val="0"/>
-                </w:rPr>
-                <w:t xml:space="preserve">TM case 02253197</w:t>
-              </w:r>
-            </w:hyperlink>
-            <w:r>
-              <w:rPr>
-                <w:sz w:val="17"/>
-                <w:szCs w:val="17"/>
-                <w:rtl w:val="0"/>
-              </w:rPr>
-              <w:t xml:space="preserve">, </w:t>
+              <w:t xml:space="preserve">; geography – </w:t>
             </w:r>
             <w:hyperlink r:id="rId15">
               <w:r>
@@ -2847,6 +2898,28 @@
                   <w:rtl w:val="0"/>
                 </w:rPr>
                 <w:t xml:space="preserve">Looker #5</w:t>
+              </w:r>
+            </w:hyperlink>
+            <w:r>
+              <w:rPr>
+                <w:sz w:val="17"/>
+                <w:szCs w:val="17"/>
+                <w:rtl w:val="0"/>
+              </w:rPr>
+              <w:t xml:space="preserve">, Venta entity review §6, </w:t>
+            </w:r>
+            <w:hyperlink r:id="rId143">
+              <w:r>
+                <w:rPr>
+                  <w:b w:val="0"/>
+                  <w:bCs w:val="0"/>
+                  <w:color w:val="1f5fad"/>
+                  <w:sz w:val="17"/>
+                  <w:szCs w:val="17"/>
+                  <w:u w:val="single"/>
+                  <w:rtl w:val="0"/>
+                </w:rPr>
+                <w:t xml:space="preserve">EDD case 00641567</w:t>
               </w:r>
             </w:hyperlink>
             <w:r>
@@ -3082,26 +3155,7 @@
                 <w:szCs w:val="17"/>
                 <w:rtl w:val="0"/>
               </w:rPr>
-              <w:t xml:space="preserve">Hard keys shared with SOL and Xeanco: submission IP, customers and cards (Venta-level figures </w:t>
-            </w:r>
-            <w:r>
-              <w:rPr>
-                <w:b w:val="1"/>
-                <w:bCs w:val="1"/>
-                <w:sz w:val="17"/>
-                <w:szCs w:val="17"/>
-                <w:highlight w:val="yellow"/>
-                <w:rtl w:val="0"/>
-              </w:rPr>
-              <w:t xml:space="preserve">[TBC]</w:t>
-            </w:r>
-            <w:r>
-              <w:rPr>
-                <w:sz w:val="17"/>
-                <w:szCs w:val="17"/>
-                <w:rtl w:val="0"/>
-              </w:rPr>
-              <w:t xml:space="preserve">); shared owner and representative with Xeanco (§4.1)</w:t>
+              <w:t xml:space="preserve">Shared submission host carries 19.03% of Venta value; shared customers and cards; affiliate corporate cards on Venta's account; shared owner and representative with Xeanco (§4.1)</w:t>
             </w:r>
           </w:p>
         </w:tc>
@@ -3238,7 +3292,7 @@
                 <w:szCs w:val="17"/>
                 <w:rtl w:val="0"/>
               </w:rPr>
-              <w:t xml:space="preserve">Venta's AMEX grew while the request on SOL was on hold, on shared websites (§4.3)</w:t>
+              <w:t xml:space="preserve">Venta's AMEX rose sixfold while the request on SOL was on hold, on shared websites; Venta AMEX dispute rate 1.3489% (§4.3)</w:t>
             </w:r>
           </w:p>
         </w:tc>
@@ -3311,7 +3365,7 @@
                 <w:szCs w:val="17"/>
                 <w:rtl w:val="0"/>
               </w:rPr>
-              <w:t xml:space="preserve">All Venta AMEX volume on 7299; all other schemes on 7273 (§4.4)</w:t>
+              <w:t xml:space="preserve">All Venta AMEX volume on 7299; all other schemes on 7273; referred to Scheme Compliance (§4.4)</w:t>
             </w:r>
           </w:p>
         </w:tc>
@@ -3380,26 +3434,7 @@
                 <w:szCs w:val="17"/>
                 <w:rtl w:val="0"/>
               </w:rPr>
-              <w:t xml:space="preserve">Venta merchant-initiated share 49.14%; account concentration </w:t>
-            </w:r>
-            <w:r>
-              <w:rPr>
-                <w:b w:val="1"/>
-                <w:bCs w:val="1"/>
-                <w:sz w:val="17"/>
-                <w:szCs w:val="17"/>
-                <w:highlight w:val="yellow"/>
-                <w:rtl w:val="0"/>
-              </w:rPr>
-              <w:t xml:space="preserve">[TBC]</w:t>
-            </w:r>
-            <w:r>
-              <w:rPr>
-                <w:sz w:val="17"/>
-                <w:szCs w:val="17"/>
-                <w:rtl w:val="0"/>
-              </w:rPr>
-              <w:t xml:space="preserve">; demonstration videos omit the prompts SC tested; T&amp;C condition closed despite recorded deficiencies (§4.5, §4.8)</w:t>
+              <w:t xml:space="preserve">49.14% merchant-initiated, disputed 1.6x and reported as fraud 1.7x as often; 3DS on 0.09% of payments; demonstration videos omit the prompts SC tested; T&amp;C condition closed despite recorded deficiencies (§4.5, §4.8)</w:t>
             </w:r>
           </w:p>
         </w:tc>
@@ -3472,7 +3507,7 @@
                 <w:szCs w:val="17"/>
                 <w:rtl w:val="0"/>
               </w:rPr>
-              <w:t xml:space="preserve">Rolling window 0.6270%, below 0.90%; lifetime 1.0806%, above it; above it every month from Jan to Jul 2025; refund rate above the portfolio's (§4.6)</w:t>
+              <w:t xml:space="preserve">Rolling window 0.6270%, below 0.90%; lifetime 1.0806%, above it; above it every month from Jan to Jul 2025; refunds outweigh pre-disputes about 13 to 1 by value (§4.6)</w:t>
             </w:r>
           </w:p>
         </w:tc>
@@ -3541,7 +3576,7 @@
                 <w:szCs w:val="17"/>
                 <w:rtl w:val="0"/>
               </w:rPr>
-              <w:t xml:space="preserve">53 of 54 Venta alerts discounted at L1; rationales do not test the alert trigger; top-account overlap with SOL contradicts the "relatively low" rationale (§4.10)</w:t>
+              <w:t xml:space="preserve">53 of 54 Venta alerts discounted at L1 with no RFI; rationales do not test the alert trigger; monitoring calibrated to a USD 1.2m APV (§4.10)</w:t>
             </w:r>
           </w:p>
         </w:tc>
@@ -3614,26 +3649,7 @@
                 <w:szCs w:val="17"/>
                 <w:rtl w:val="0"/>
               </w:rPr>
-              <w:t xml:space="preserve">Hazelpro (Cyprus) with no disclosed owner; DMM Solutions transfer to Venta's account and Dil Mil link; Cupid Media record under the Venta client names Volkov; Volkov's adverse-media alerts closed as false positives; Venta's own alert outcomes </w:t>
-            </w:r>
-            <w:r>
-              <w:rPr>
-                <w:b w:val="1"/>
-                <w:bCs w:val="1"/>
-                <w:sz w:val="17"/>
-                <w:szCs w:val="17"/>
-                <w:highlight w:val="yellow"/>
-                <w:rtl w:val="0"/>
-              </w:rPr>
-              <w:t xml:space="preserve">[TBC]</w:t>
-            </w:r>
-            <w:r>
-              <w:rPr>
-                <w:sz w:val="17"/>
-                <w:szCs w:val="17"/>
-                <w:rtl w:val="0"/>
-              </w:rPr>
-              <w:t xml:space="preserve"> (§4.2)</w:t>
+              <w:t xml:space="preserve">Hazelpro (Cyprus) with no disclosed owner; two group companies outside CKO's records; DMM Solutions transfer to Venta's account; Cupid Media record under the Venta client names Volkov (§4.2)</w:t>
             </w:r>
           </w:p>
         </w:tc>
@@ -3656,12 +3672,7 @@
                 <w:szCs w:val="17"/>
                 <w:rtl w:val="0"/>
               </w:rPr>
-              <w:t xml:space="preserve">Venta volume vs expectation</w:t>
-            </w:r>
-            <w:r>
-              <w:rPr>
-                <w:rtl w:val="0"/>
-              </w:rPr>
+              <w:t xml:space="preserve">Venta volume, revenue and merchant of record</w:t>
             </w:r>
           </w:p>
         </w:tc>
@@ -3680,12 +3691,7 @@
                 <w:szCs w:val="17"/>
                 <w:rtl w:val="0"/>
               </w:rPr>
-              <w:t xml:space="preserve">Medium</w:t>
-            </w:r>
-            <w:r>
-              <w:rPr>
-                <w:rtl w:val="0"/>
-              </w:rPr>
+              <w:t xml:space="preserve">Medium-High</w:t>
             </w:r>
           </w:p>
         </w:tc>
@@ -3702,12 +3708,7 @@
                 <w:szCs w:val="17"/>
                 <w:rtl w:val="0"/>
               </w:rPr>
-              <w:t xml:space="preserve">Planned migration from SOL, plus Venta's stated agent role (§4.7)</w:t>
-            </w:r>
-            <w:r>
-              <w:rPr>
-                <w:rtl w:val="0"/>
-              </w:rPr>
+              <w:t xml:space="preserve">12.47x configured APV; 27.2x filed revenue; site terms name SOL as operator (§4.7)</w:t>
             </w:r>
           </w:p>
         </w:tc>
@@ -3732,7 +3733,7 @@
                 <w:szCs w:val="17"/>
                 <w:rtl w:val="0"/>
               </w:rPr>
-              <w:t xml:space="preserve">URL expansion</w:t>
+              <w:t xml:space="preserve">URL estate</w:t>
             </w:r>
           </w:p>
         </w:tc>
@@ -3747,14 +3748,11 @@
             </w:pPr>
             <w:r>
               <w:rPr>
-                <w:b w:val="1"/>
-                <w:bCs w:val="1"/>
                 <w:sz w:val="17"/>
                 <w:szCs w:val="17"/>
-                <w:highlight w:val="yellow"/>
-                <w:rtl w:val="0"/>
-              </w:rPr>
-              <w:t xml:space="preserve">[TBC]</w:t>
+                <w:rtl w:val="0"/>
+              </w:rPr>
+              <w:t xml:space="preserve">Medium</w:t>
             </w:r>
           </w:p>
         </w:tc>
@@ -3773,26 +3771,70 @@
                 <w:szCs w:val="17"/>
                 <w:rtl w:val="0"/>
               </w:rPr>
-              <w:t xml:space="preserve">Venta URLs shared with SOL and Xeanco; eurodate.com added Feb 2025; Venta URLs added after the 2026 guardrail </w:t>
-            </w:r>
-            <w:r>
-              <w:rPr>
-                <w:b w:val="1"/>
-                <w:bCs w:val="1"/>
+              <w:t xml:space="preserve">Eleven dating URLs, six also configured to SOL and five to Xeanco; dates added not established (§4.9)</w:t>
+            </w:r>
+          </w:p>
+        </w:tc>
+      </w:tr>
+      <w:tr>
+        <w:trPr>
+          <w:cantSplit w:val="0"/>
+          <w:tblHeader w:val="0"/>
+        </w:trPr>
+        <w:tc>
+          <w:tcPr>
+            <w:shd w:fill="f6f8fb" w:val="clear"/>
+          </w:tcPr>
+          <w:p>
+            <w:pPr>
+              <w:spacing w:after="20" w:lineRule="auto"/>
+              <w:rPr/>
+            </w:pPr>
+            <w:r>
+              <w:rPr>
                 <w:sz w:val="17"/>
                 <w:szCs w:val="17"/>
-                <w:highlight w:val="yellow"/>
-                <w:rtl w:val="0"/>
-              </w:rPr>
-              <w:t xml:space="preserve">[TBC]</w:t>
-            </w:r>
+                <w:rtl w:val="0"/>
+              </w:rPr>
+              <w:t xml:space="preserve">Registered identity and record accuracy</w:t>
+            </w:r>
+          </w:p>
+        </w:tc>
+        <w:tc>
+          <w:tcPr>
+            <w:shd w:fill="f9d7d5" w:val="clear"/>
+          </w:tcPr>
+          <w:p>
+            <w:pPr>
+              <w:spacing w:after="20" w:lineRule="auto"/>
+              <w:rPr/>
+            </w:pPr>
             <w:r>
               <w:rPr>
                 <w:sz w:val="17"/>
                 <w:szCs w:val="17"/>
                 <w:rtl w:val="0"/>
               </w:rPr>
-              <w:t xml:space="preserve"> (§4.9)</w:t>
+              <w:t xml:space="preserve">High</w:t>
+            </w:r>
+          </w:p>
+        </w:tc>
+        <w:tc>
+          <w:tcPr>
+            <w:shd w:fill="f6f8fb" w:val="clear"/>
+          </w:tcPr>
+          <w:p>
+            <w:pPr>
+              <w:spacing w:after="20" w:lineRule="auto"/>
+              <w:rPr/>
+            </w:pPr>
+            <w:r>
+              <w:rPr>
+                <w:sz w:val="17"/>
+                <w:szCs w:val="17"/>
+                <w:rtl w:val="0"/>
+              </w:rPr>
+              <w:t xml:space="preserve">ACRA principal activity is internet search engines; registered address held by CKO is superseded (§4.2)</w:t>
             </w:r>
           </w:p>
         </w:tc>
@@ -3930,6 +3972,157 @@
           <w:rtl w:val="0"/>
         </w:rPr>
         <w:t xml:space="preserve">. The investigation draws mainly on the inputs below, and all additional sources have been referenced throughout the report and in the appendix.</w:t>
+      </w:r>
+    </w:p>
+    <w:tbl>
+      <w:tblPr>
+        <w:tblStyle w:val="Table9"/>
+        <w:tblW w:w="9638.0" w:type="dxa"/>
+        <w:jc w:val="center"/>
+        <w:tblBorders>
+          <w:top w:color="000000" w:space="0" w:sz="0" w:val="nil"/>
+          <w:left w:color="1f6f8b" w:space="0" w:sz="24" w:val="single"/>
+          <w:bottom w:color="000000" w:space="0" w:sz="0" w:val="nil"/>
+          <w:right w:color="000000" w:space="0" w:sz="0" w:val="nil"/>
+        </w:tblBorders>
+        <w:tblLayout w:type="fixed"/>
+        <w:tblLook w:val="0400"/>
+      </w:tblPr>
+      <w:tblGrid>
+        <w:gridCol w:w="9638"/>
+        <w:tblGridChange w:id="0">
+          <w:tblGrid>
+            <w:gridCol w:w="9638"/>
+          </w:tblGrid>
+        </w:tblGridChange>
+      </w:tblGrid>
+      <w:tr>
+        <w:trPr>
+          <w:cantSplit w:val="0"/>
+          <w:tblHeader w:val="0"/>
+        </w:trPr>
+        <w:tc>
+          <w:tcPr>
+            <w:shd w:fill="eef2f7" w:val="clear"/>
+          </w:tcPr>
+          <w:p>
+            <w:pPr>
+              <w:spacing w:after="60" w:lineRule="auto"/>
+              <w:rPr/>
+            </w:pPr>
+            <w:r>
+              <w:rPr>
+                <w:b w:val="1"/>
+                <w:bCs w:val="1"/>
+                <w:color w:val="14213d"/>
+                <w:sz w:val="18"/>
+                <w:szCs w:val="18"/>
+                <w:rtl w:val="0"/>
+              </w:rPr>
+              <w:t xml:space="preserve">Scope and reliance caveat</w:t>
+            </w:r>
+          </w:p>
+          <w:p>
+            <w:pPr>
+              <w:spacing w:after="40" w:lineRule="auto"/>
+              <w:rPr>
+                <w:sz w:val="17"/>
+                <w:szCs w:val="17"/>
+              </w:rPr>
+            </w:pPr>
+            <w:r>
+              <w:rPr>
+                <w:sz w:val="17"/>
+                <w:szCs w:val="17"/>
+                <w:rtl w:val="0"/>
+              </w:rPr>
+              <w:t xml:space="preserve">•  This report assesses Venta in isolation. Venta is one of three active billing entities under the Deroches alias, with SOL Networks Limited (cko-sas, EU) and Xeanco Limited (cko-ltd-hkg, Hong Kong). FCIU has investigated the three as a single relationship in the Deroches portfolio report of 26 October 2026.</w:t>
+            </w:r>
+          </w:p>
+          <w:p>
+            <w:pPr>
+              <w:spacing w:after="40" w:lineRule="auto"/>
+              <w:rPr>
+                <w:sz w:val="17"/>
+                <w:szCs w:val="17"/>
+              </w:rPr>
+            </w:pPr>
+            <w:r>
+              <w:rPr>
+                <w:sz w:val="17"/>
+                <w:szCs w:val="17"/>
+                <w:rtl w:val="0"/>
+              </w:rPr>
+              <w:t xml:space="preserve">•  Findings are limited to Venta's own processing, records and links. Matters concerning SOL or Xeanco appear only where they bear on Venta and are not set out in full. This report should be read with the portfolio report.</w:t>
+            </w:r>
+          </w:p>
+          <w:p>
+            <w:pPr>
+              <w:spacing w:after="40" w:lineRule="auto"/>
+              <w:rPr>
+                <w:sz w:val="17"/>
+                <w:szCs w:val="17"/>
+              </w:rPr>
+            </w:pPr>
+            <w:r>
+              <w:rPr>
+                <w:sz w:val="17"/>
+                <w:szCs w:val="17"/>
+                <w:rtl w:val="0"/>
+              </w:rPr>
+              <w:t xml:space="preserve">•  Venta carries 16.66% of the group's CKO processing (USD 14.96m of USD 89.83m in the window) and shares customers and cards with the other two entities. A conclusion drawn on Venta alone, including on whether conduct amounts to a financial crime or whether a suspicion report is required, would understate the economic reality by a factor of about six </w:t>
+            </w:r>
+            <w:r>
+              <w:rPr>
+                <w:b w:val="1"/>
+                <w:bCs w:val="1"/>
+                <w:color w:val="6b3fa0"/>
+                <w:sz w:val="13"/>
+                <w:szCs w:val="13"/>
+                <w:rtl w:val="0"/>
+              </w:rPr>
+              <w:t xml:space="preserve">[I]</w:t>
+            </w:r>
+            <w:r>
+              <w:rPr>
+                <w:sz w:val="17"/>
+                <w:szCs w:val="17"/>
+                <w:rtl w:val="0"/>
+              </w:rPr>
+              <w:t xml:space="preserve">.</w:t>
+            </w:r>
+          </w:p>
+          <w:p>
+            <w:pPr>
+              <w:spacing w:after="40" w:lineRule="auto"/>
+              <w:rPr>
+                <w:sz w:val="17"/>
+                <w:szCs w:val="17"/>
+              </w:rPr>
+            </w:pPr>
+            <w:r>
+              <w:rPr>
+                <w:sz w:val="17"/>
+                <w:szCs w:val="17"/>
+                <w:rtl w:val="0"/>
+              </w:rPr>
+              <w:t xml:space="preserve">•  This report records the evidence and FCIU's assessment to support the MLRO's decision. It makes no finding of criminal conduct and no card-scheme determination.</w:t>
+            </w:r>
+          </w:p>
+        </w:tc>
+      </w:tr>
+    </w:tbl>
+    <w:p>
+      <w:pPr>
+        <w:rPr>
+          <w:sz w:val="18"/>
+          <w:szCs w:val="18"/>
+        </w:rPr>
+      </w:pPr>
+      <w:r>
+        <w:rPr>
+          <w:rtl w:val="0"/>
+        </w:rPr>
       </w:r>
     </w:p>
     <w:tbl>
@@ -4264,7 +4457,7 @@
                 <w:szCs w:val="16"/>
                 <w:rtl w:val="0"/>
               </w:rPr>
-              <w:t xml:space="preserve">Source of the Venta-level figures already carried in this report and of the portfolio context. Each figure links to the Looker query that produced it (Appendix A).</w:t>
+              <w:t xml:space="preserve">Source of the portfolio context and of the governed queries in Appendix A, from which the Venta rows are drawn.</w:t>
             </w:r>
           </w:p>
         </w:tc>
@@ -4320,14 +4513,11 @@
             </w:pPr>
             <w:r>
               <w:rPr>
-                <w:b w:val="1"/>
-                <w:bCs w:val="1"/>
-                <w:sz w:val="16"/>
-                <w:szCs w:val="16"/>
-                <w:highlight w:val="yellow"/>
-                <w:rtl w:val="0"/>
-              </w:rPr>
-              <w:t xml:space="preserve">[TBC: FCIU forensic analysis – Venta]</w:t>
+                <w:sz w:val="16"/>
+                <w:szCs w:val="16"/>
+                <w:rtl w:val="0"/>
+              </w:rPr>
+              <w:t xml:space="preserve">FCIU Entity Review – Venta Solutions Pte Ltd (27 October 2026)</w:t>
             </w:r>
           </w:p>
         </w:tc>
@@ -4346,7 +4536,7 @@
                 <w:szCs w:val="16"/>
                 <w:rtl w:val="0"/>
               </w:rPr>
-              <w:t xml:space="preserve">FCIU analyst Looker analysis of Venta (ent_lpcphakn5rxq3r7zxt3vn75ymu): rolling 12 months and lifetime, cross-entity keys with SOL and Xeanco, concentration, scheme and category data</w:t>
+              <w:t xml:space="preserve">FCIU analysis of Venta (ent_lpcphakn5rxq3r7zxt3vn75ymu): 21 analytical cuts on fct_payin and fct_card_payout, hard-key clusters, typology assessment, ACRA and Cyprus registry checks, and the prior-filings check</w:t>
             </w:r>
           </w:p>
         </w:tc>
@@ -4365,26 +4555,7 @@
                 <w:szCs w:val="16"/>
                 <w:rtl w:val="0"/>
               </w:rPr>
-              <w:t xml:space="preserve">Will supply the figures marked </w:t>
-            </w:r>
-            <w:r>
-              <w:rPr>
-                <w:b w:val="1"/>
-                <w:bCs w:val="1"/>
-                <w:sz w:val="16"/>
-                <w:szCs w:val="16"/>
-                <w:highlight w:val="yellow"/>
-                <w:rtl w:val="0"/>
-              </w:rPr>
-              <w:t xml:space="preserve">[TBC]</w:t>
-            </w:r>
-            <w:r>
-              <w:rPr>
-                <w:sz w:val="16"/>
-                <w:szCs w:val="16"/>
-                <w:rtl w:val="0"/>
-              </w:rPr>
-              <w:t xml:space="preserve"> in this report. Each figure will link to the Looker query that produced it (Appendix A).</w:t>
+              <w:t xml:space="preserve">The Venta-level figures in Sections 1 and 4 rest on this review. Governed window 23 Oct 2025 – 22 Oct 2026; fresh extraction 27 Oct 2025 – 26 Oct 2026, reconciled within 0.11% on value.</w:t>
             </w:r>
           </w:p>
         </w:tc>
@@ -4397,6 +4568,14 @@
               <w:spacing w:after="20" w:lineRule="auto"/>
               <w:rPr/>
             </w:pPr>
+            <w:r>
+              <w:rPr>
+                <w:sz w:val="16"/>
+                <w:szCs w:val="16"/>
+                <w:rtl w:val="0"/>
+              </w:rPr>
+              <w:t xml:space="preserve"> </w:t>
+            </w:r>
             <w:r>
               <w:rPr>
                 <w:b w:val="1"/>
@@ -4406,20 +4585,53 @@
                 <w:szCs w:val="14"/>
                 <w:rtl w:val="0"/>
               </w:rPr>
-              <w:t xml:space="preserve"> [V]</w:t>
-            </w:r>
-            <w:r>
-              <w:rPr>
-                <w:sz w:val="16"/>
-                <w:szCs w:val="16"/>
-                <w:rtl w:val="0"/>
-              </w:rPr>
-              <w:t xml:space="preserve"> for governed data</w:t>
-            </w:r>
-            <w:r>
-              <w:rPr>
-                <w:rtl w:val="0"/>
-              </w:rPr>
+              <w:t xml:space="preserve">[V]</w:t>
+            </w:r>
+            <w:r>
+              <w:rPr>
+                <w:sz w:val="16"/>
+                <w:szCs w:val="16"/>
+                <w:rtl w:val="0"/>
+              </w:rPr>
+              <w:t xml:space="preserve"> for governed data; </w:t>
+            </w:r>
+            <w:r>
+              <w:rPr>
+                <w:b w:val="1"/>
+                <w:bCs w:val="1"/>
+                <w:color w:val="1e7b4f"/>
+                <w:sz w:val="14"/>
+                <w:szCs w:val="14"/>
+                <w:rtl w:val="0"/>
+              </w:rPr>
+              <w:t xml:space="preserve">[V]</w:t>
+            </w:r>
+            <w:r>
+              <w:rPr>
+                <w:sz w:val="16"/>
+                <w:szCs w:val="16"/>
+                <w:rtl w:val="0"/>
+              </w:rPr>
+              <w:t xml:space="preserve"> for registry records; </w:t>
+            </w:r>
+            <w:r>
+              <w:rPr>
+                <w:b w:val="1"/>
+                <w:bCs w:val="1"/>
+                <w:color w:val="b26b00"/>
+                <w:sz w:val="14"/>
+                <w:szCs w:val="14"/>
+                <w:rtl w:val="0"/>
+              </w:rPr>
+              <w:t xml:space="preserve">[E]</w:t>
+            </w:r>
+            <w:r>
+              <w:rPr>
+                <w:sz w:val="16"/>
+                <w:szCs w:val="16"/>
+                <w:rtl w:val="0"/>
+              </w:rPr>
+              <w:t xml:space="preserve"> for merchant-published material</w:t>
             </w:r>
           </w:p>
         </w:tc>
@@ -4570,26 +4782,7 @@
           <w:szCs w:val="18"/>
           <w:rtl w:val="0"/>
         </w:rPr>
-        <w:t xml:space="preserve">Every finding carries an evidence grade and links to the record it rests on. Figures marked </w:t>
-      </w:r>
-      <w:r>
-        <w:rPr>
-          <w:b w:val="1"/>
-          <w:bCs w:val="1"/>
-          <w:sz w:val="18"/>
-          <w:szCs w:val="18"/>
-          <w:highlight w:val="yellow"/>
-          <w:rtl w:val="0"/>
-        </w:rPr>
-        <w:t xml:space="preserve">[TBC]</w:t>
-      </w:r>
-      <w:r>
-        <w:rPr>
-          <w:sz w:val="18"/>
-          <w:szCs w:val="18"/>
-          <w:rtl w:val="0"/>
-        </w:rPr>
-        <w:t xml:space="preserve"> are pending the Venta forensic analysis.</w:t>
+        <w:t xml:space="preserve">Every finding carries an evidence grade and links to the record it rests on.</w:t>
       </w:r>
     </w:p>
     <w:tbl>
@@ -5610,22 +5803,11 @@
             </w:pPr>
             <w:r>
               <w:rPr>
-                <w:b w:val="1"/>
-                <w:bCs w:val="1"/>
                 <w:sz w:val="18"/>
                 <w:szCs w:val="18"/>
-                <w:highlight w:val="yellow"/>
-                <w:rtl w:val="0"/>
-              </w:rPr>
-              <w:t xml:space="preserve">[TBC]</w:t>
-            </w:r>
-            <w:r>
-              <w:rPr>
-                <w:sz w:val="18"/>
-                <w:szCs w:val="18"/>
-                <w:rtl w:val="0"/>
-              </w:rPr>
-              <w:t xml:space="preserve"> Venta cards also used at SOL or Xeanco. Portfolio: 50,027 cards at two or more entities; 226 at all three.</w:t>
+                <w:rtl w:val="0"/>
+              </w:rPr>
+              <w:t xml:space="preserve">Portfolio: 50,027 cards at two or more entities; 226 at all three. 22 affiliate corporate cards transact on Venta. Venta-level count not separately extracted.</w:t>
             </w:r>
           </w:p>
         </w:tc>
@@ -5846,22 +6028,11 @@
             </w:pPr>
             <w:r>
               <w:rPr>
-                <w:b w:val="1"/>
-                <w:bCs w:val="1"/>
                 <w:sz w:val="18"/>
                 <w:szCs w:val="18"/>
-                <w:highlight w:val="yellow"/>
-                <w:rtl w:val="0"/>
-              </w:rPr>
-              <w:t xml:space="preserve">[TBC]</w:t>
-            </w:r>
-            <w:r>
-              <w:rPr>
-                <w:sz w:val="18"/>
-                <w:szCs w:val="18"/>
-                <w:rtl w:val="0"/>
-              </w:rPr>
-              <w:t xml:space="preserve"> Venta emails also at SOL or Xeanco. Portfolio: 47,665 emails at two or more entities, carrying 39.11% of value captured.</w:t>
+                <w:rtl w:val="0"/>
+              </w:rPr>
+              <w:t xml:space="preserve">Portfolio: 47,665 emails at two or more entities, carrying 39.11% of value captured. Venta-level count not separately extracted.</w:t>
             </w:r>
           </w:p>
         </w:tc>
@@ -6082,22 +6253,11 @@
             </w:pPr>
             <w:r>
               <w:rPr>
-                <w:b w:val="1"/>
-                <w:bCs w:val="1"/>
                 <w:sz w:val="18"/>
                 <w:szCs w:val="18"/>
-                <w:highlight w:val="yellow"/>
-                <w:rtl w:val="0"/>
-              </w:rPr>
-              <w:t xml:space="preserve">[TBC]</w:t>
-            </w:r>
-            <w:r>
-              <w:rPr>
-                <w:sz w:val="18"/>
-                <w:szCs w:val="18"/>
-                <w:rtl w:val="0"/>
-              </w:rPr>
-              <w:t xml:space="preserve"> of Venta value from 198.143.49.9. Portfolio: 21.33% of value captured, and 86,087 cards across all three entities</w:t>
+                <w:rtl w:val="0"/>
+              </w:rPr>
+              <w:t xml:space="preserve">198.143.49.9 carries 19.03% of Venta value (26,592 cards) and 21.33% of portfolio value</w:t>
             </w:r>
           </w:p>
         </w:tc>
@@ -7222,7 +7382,7 @@
                 <w:szCs w:val="18"/>
                 <w:rtl w:val="0"/>
               </w:rPr>
-              <w:t xml:space="preserve">sdventures.com appears on the Xeanco record of Venta's representative and in SOL's contact domains</w:t>
+              <w:t xml:space="preserve">sdventures.com appears on the Xeanco record of Venta's representative and in Venta's and SOL's contact domains; sdventures.com and sdgroup.ai accounts transact on Venta</w:t>
             </w:r>
           </w:p>
         </w:tc>
@@ -7447,7 +7607,7 @@
                 <w:szCs w:val="18"/>
                 <w:rtl w:val="0"/>
               </w:rPr>
-              <w:t xml:space="preserve">8 of Venta's URL domains link to SOL and/or Xeanco on the network map</w:t>
+              <w:t xml:space="preserve">Six of Venta's eleven URLs are also configured to SOL, and five to Xeanco</w:t>
             </w:r>
           </w:p>
         </w:tc>
@@ -8020,7 +8180,26 @@
           <w:szCs w:val="18"/>
           <w:rtl w:val="0"/>
         </w:rPr>
-        <w:t xml:space="preserve">The governed configuration data shows six entity records under, or linked to, the Deroches alias (§4.2). Venta is the subject of this report; the table shows Venta and the three records linked directly to it.</w:t>
+        <w:t xml:space="preserve">The governed configuration data shows six entity records under, or linked to, the Deroches alias (§4.2). Venta is the subject of this report; the table shows Venta and the three records linked directly to it. Venta signed its MSA on 18 September 2024, was onboarded through Genesis on 19 September 2024 and went live on 5 December 2024; it is Tier 1 with a High internal risk rating </w:t>
+      </w:r>
+      <w:r>
+        <w:rPr>
+          <w:b w:val="1"/>
+          <w:bCs w:val="1"/>
+          <w:color w:val="1e7b4f"/>
+          <w:sz w:val="14"/>
+          <w:szCs w:val="14"/>
+          <w:rtl w:val="0"/>
+        </w:rPr>
+        <w:t xml:space="preserve">[V]</w:t>
+      </w:r>
+      <w:r>
+        <w:rPr>
+          <w:sz w:val="18"/>
+          <w:szCs w:val="18"/>
+          <w:rtl w:val="0"/>
+        </w:rPr>
+        <w:t xml:space="preserve">.</w:t>
       </w:r>
     </w:p>
     <w:tbl>
@@ -8290,10 +8469,25 @@
               </w:rPr>
               <w:t xml:space="preserve">6 Eu Tong Sen Street, #09-09, Singapore</w:t>
             </w:r>
-            <w:r>
-              <w:rPr>
-                <w:rtl w:val="0"/>
-              </w:rPr>
+          </w:p>
+          <w:p>
+            <w:pPr>
+              <w:spacing w:after="20" w:lineRule="auto"/>
+              <w:rPr/>
+            </w:pPr>
+          </w:p>
+          <w:p>
+            <w:pPr>
+              <w:spacing w:after="20" w:lineRule="auto"/>
+              <w:rPr/>
+            </w:pPr>
+            <w:r>
+              <w:rPr>
+                <w:sz w:val="15"/>
+                <w:szCs w:val="15"/>
+                <w:rtl w:val="0"/>
+              </w:rPr>
+              <w:t xml:space="preserve">ACRA since 10 May 2026: 195 Pearl's Hill Terrace #03-62A, Singapore 168976</w:t>
             </w:r>
           </w:p>
         </w:tc>
@@ -9036,7 +9230,7 @@
           <w:szCs w:val="16"/>
           <w:rtl w:val="0"/>
         </w:rPr>
-        <w:t xml:space="preserve">.</w:t>
+        <w:t xml:space="preserve">; onboarding dates and ACRA address – Venta entity review §2.1–2.2.</w:t>
       </w:r>
     </w:p>
     <w:p>
@@ -9175,6 +9369,42 @@
               <w:t xml:space="preserve">.</w:t>
             </w:r>
           </w:p>
+          <w:p>
+            <w:pPr>
+              <w:spacing w:after="40" w:lineRule="auto"/>
+              <w:rPr>
+                <w:sz w:val="17"/>
+                <w:szCs w:val="17"/>
+              </w:rPr>
+            </w:pPr>
+            <w:r>
+              <w:rPr>
+                <w:sz w:val="17"/>
+                <w:szCs w:val="17"/>
+                <w:rtl w:val="0"/>
+              </w:rPr>
+              <w:t xml:space="preserve">•  CKO's records carry two figures for Venta's annual processing volume (USD 1.2m in configuration, USD 2m at onboarding), which have not been reconciled </w:t>
+            </w:r>
+            <w:r>
+              <w:rPr>
+                <w:b w:val="1"/>
+                <w:bCs w:val="1"/>
+                <w:color w:val="1e7b4f"/>
+                <w:sz w:val="13"/>
+                <w:szCs w:val="13"/>
+                <w:rtl w:val="0"/>
+              </w:rPr>
+              <w:t xml:space="preserve">[V]</w:t>
+            </w:r>
+            <w:r>
+              <w:rPr>
+                <w:sz w:val="17"/>
+                <w:szCs w:val="17"/>
+                <w:rtl w:val="0"/>
+              </w:rPr>
+              <w:t xml:space="preserve">.</w:t>
+            </w:r>
+          </w:p>
         </w:tc>
       </w:tr>
     </w:tbl>
@@ -9306,7 +9536,7 @@
           <w:szCs w:val="16"/>
           <w:rtl w:val="0"/>
         </w:rPr>
-        <w:t xml:space="preserve">.</w:t>
+        <w:t xml:space="preserve">; APV figures – Venta entity review §2.1.</w:t>
       </w:r>
     </w:p>
     <w:p>
@@ -9622,9 +9852,7 @@
           <w:tblHeader w:val="0"/>
         </w:trPr>
         <w:tc>
-          <w:tcPr>
-            <w:shd w:fill="f6f8fb" w:val="clear"/>
-          </w:tcPr>
+          <w:tcPr/>
           <w:p>
             <w:pPr>
               <w:spacing w:after="20" w:lineRule="auto"/>
@@ -9636,19 +9864,12 @@
                 <w:szCs w:val="15"/>
                 <w:rtl w:val="0"/>
               </w:rPr>
-              <w:t xml:space="preserve">May 2024</w:t>
-            </w:r>
-            <w:r>
-              <w:rPr>
-                <w:rtl w:val="0"/>
-              </w:rPr>
-            </w:r>
-          </w:p>
-        </w:tc>
-        <w:tc>
-          <w:tcPr>
-            <w:shd w:fill="f6f8fb" w:val="clear"/>
-          </w:tcPr>
+              <w:t xml:space="preserve">Jul 2024</w:t>
+            </w:r>
+          </w:p>
+        </w:tc>
+        <w:tc>
+          <w:tcPr/>
           <w:p>
             <w:pPr>
               <w:spacing w:after="20" w:lineRule="auto"/>
@@ -9660,19 +9881,12 @@
                 <w:szCs w:val="15"/>
                 <w:rtl w:val="0"/>
               </w:rPr>
-              <w:t xml:space="preserve">Venta onboarded</w:t>
-            </w:r>
-            <w:r>
-              <w:rPr>
-                <w:rtl w:val="0"/>
-              </w:rPr>
-            </w:r>
-          </w:p>
-        </w:tc>
-        <w:tc>
-          <w:tcPr>
-            <w:shd w:fill="f6f8fb" w:val="clear"/>
-          </w:tcPr>
+              <w:t xml:space="preserve">MLRO approval for line of business and Ukraine processing</w:t>
+            </w:r>
+          </w:p>
+        </w:tc>
+        <w:tc>
+          <w:tcPr/>
           <w:p>
             <w:pPr>
               <w:spacing w:after="20" w:lineRule="auto"/>
@@ -9682,45 +9896,29 @@
               <w:rPr>
                 <w:b w:val="1"/>
                 <w:bCs w:val="1"/>
-                <w:color w:val="1f6f8b"/>
+                <w:color w:val="1e7b4f"/>
                 <w:sz w:val="14"/>
                 <w:szCs w:val="14"/>
                 <w:rtl w:val="0"/>
               </w:rPr>
-              <w:t xml:space="preserve"> [C]</w:t>
-            </w:r>
-            <w:r>
-              <w:rPr>
-                <w:rtl w:val="0"/>
-              </w:rPr>
-            </w:r>
-          </w:p>
-        </w:tc>
-        <w:tc>
-          <w:tcPr>
-            <w:shd w:fill="f6f8fb" w:val="clear"/>
-          </w:tcPr>
-          <w:p>
-            <w:pPr>
-              <w:spacing w:after="20" w:lineRule="auto"/>
-              <w:rPr/>
-            </w:pPr>
-            <w:hyperlink r:id="rId43">
-              <w:r>
-                <w:rPr>
-                  <w:color w:val="1155cc"/>
-                  <w:sz w:val="15"/>
-                  <w:szCs w:val="15"/>
-                  <w:u w:val="single"/>
-                  <w:rtl w:val="0"/>
-                </w:rPr>
-                <w:t xml:space="preserve">Salesforce</w:t>
-              </w:r>
-            </w:hyperlink>
-            <w:r>
-              <w:rPr>
-                <w:rtl w:val="0"/>
-              </w:rPr>
+              <w:t xml:space="preserve">[V]</w:t>
+            </w:r>
+          </w:p>
+        </w:tc>
+        <w:tc>
+          <w:tcPr/>
+          <w:p>
+            <w:pPr>
+              <w:spacing w:after="20" w:lineRule="auto"/>
+              <w:rPr/>
+            </w:pPr>
+            <w:r>
+              <w:rPr>
+                <w:sz w:val="15"/>
+                <w:szCs w:val="15"/>
+                <w:rtl w:val="0"/>
+              </w:rPr>
+              <w:t xml:space="preserve">Venta entity review</w:t>
             </w:r>
           </w:p>
         </w:tc>
@@ -9832,6 +10030,105 @@
           <w:tblHeader w:val="0"/>
         </w:trPr>
         <w:tc>
+          <w:tcPr>
+            <w:shd w:fill="f6f8fb" w:val="clear"/>
+          </w:tcPr>
+          <w:p>
+            <w:pPr>
+              <w:spacing w:after="20" w:lineRule="auto"/>
+              <w:rPr/>
+            </w:pPr>
+            <w:r>
+              <w:rPr>
+                <w:sz w:val="15"/>
+                <w:szCs w:val="15"/>
+                <w:rtl w:val="0"/>
+              </w:rPr>
+              <w:t xml:space="preserve">Sep – Dec 2024</w:t>
+            </w:r>
+          </w:p>
+        </w:tc>
+        <w:tc>
+          <w:tcPr>
+            <w:shd w:fill="f6f8fb" w:val="clear"/>
+          </w:tcPr>
+          <w:p>
+            <w:pPr>
+              <w:spacing w:after="20" w:lineRule="auto"/>
+              <w:rPr/>
+            </w:pPr>
+            <w:r>
+              <w:rPr>
+                <w:sz w:val="15"/>
+                <w:szCs w:val="15"/>
+                <w:rtl w:val="0"/>
+              </w:rPr>
+              <w:t xml:space="preserve">MSA signed (18 Sep) and Genesis onboarding (19 Sep); go-live 5 Dec 2024. Salesforce records an earlier onboarding date of May 2024, which is not reconciled</w:t>
+            </w:r>
+          </w:p>
+        </w:tc>
+        <w:tc>
+          <w:tcPr>
+            <w:shd w:fill="f6f8fb" w:val="clear"/>
+          </w:tcPr>
+          <w:p>
+            <w:pPr>
+              <w:spacing w:after="20" w:lineRule="auto"/>
+              <w:rPr/>
+            </w:pPr>
+            <w:r>
+              <w:rPr>
+                <w:b w:val="1"/>
+                <w:bCs w:val="1"/>
+                <w:color w:val="1e7b4f"/>
+                <w:sz w:val="14"/>
+                <w:szCs w:val="14"/>
+                <w:rtl w:val="0"/>
+              </w:rPr>
+              <w:t xml:space="preserve">[V]</w:t>
+            </w:r>
+          </w:p>
+        </w:tc>
+        <w:tc>
+          <w:tcPr>
+            <w:shd w:fill="f6f8fb" w:val="clear"/>
+          </w:tcPr>
+          <w:p>
+            <w:pPr>
+              <w:spacing w:after="20" w:lineRule="auto"/>
+              <w:rPr/>
+            </w:pPr>
+            <w:hyperlink r:id="rId43">
+              <w:r>
+                <w:rPr>
+                  <w:b w:val="0"/>
+                  <w:bCs w:val="0"/>
+                  <w:color w:val="1f5fad"/>
+                  <w:sz w:val="15"/>
+                  <w:szCs w:val="15"/>
+                  <w:u w:val="single"/>
+                  <w:rtl w:val="0"/>
+                </w:rPr>
+                <w:t xml:space="preserve">Salesforce</w:t>
+              </w:r>
+            </w:hyperlink>
+            <w:r>
+              <w:rPr>
+                <w:sz w:val="15"/>
+                <w:szCs w:val="15"/>
+                <w:rtl w:val="0"/>
+              </w:rPr>
+              <w:t xml:space="preserve">; Venta entity review</w:t>
+            </w:r>
+          </w:p>
+        </w:tc>
+      </w:tr>
+      <w:tr>
+        <w:trPr>
+          <w:cantSplit w:val="0"/>
+          <w:tblHeader w:val="0"/>
+        </w:trPr>
+        <w:tc>
           <w:tcPr/>
           <w:p>
             <w:pPr>
@@ -11911,6 +12208,91 @@
                 <w:szCs w:val="15"/>
                 <w:rtl w:val="0"/>
               </w:rPr>
+              <w:t xml:space="preserve">10 May 2026</w:t>
+            </w:r>
+          </w:p>
+        </w:tc>
+        <w:tc>
+          <w:tcPr>
+            <w:shd w:fill="f6f8fb" w:val="clear"/>
+          </w:tcPr>
+          <w:p>
+            <w:pPr>
+              <w:spacing w:after="20" w:lineRule="auto"/>
+              <w:rPr/>
+            </w:pPr>
+            <w:r>
+              <w:rPr>
+                <w:sz w:val="15"/>
+                <w:szCs w:val="15"/>
+                <w:rtl w:val="0"/>
+              </w:rPr>
+              <w:t xml:space="preserve">ACRA records a change of Venta's registered address; CKO's configuration is not updated</w:t>
+            </w:r>
+          </w:p>
+        </w:tc>
+        <w:tc>
+          <w:tcPr>
+            <w:shd w:fill="f6f8fb" w:val="clear"/>
+          </w:tcPr>
+          <w:p>
+            <w:pPr>
+              <w:spacing w:after="20" w:lineRule="auto"/>
+              <w:rPr/>
+            </w:pPr>
+            <w:r>
+              <w:rPr>
+                <w:b w:val="1"/>
+                <w:bCs w:val="1"/>
+                <w:color w:val="1e7b4f"/>
+                <w:sz w:val="14"/>
+                <w:szCs w:val="14"/>
+                <w:rtl w:val="0"/>
+              </w:rPr>
+              <w:t xml:space="preserve">[V]</w:t>
+            </w:r>
+          </w:p>
+        </w:tc>
+        <w:tc>
+          <w:tcPr>
+            <w:shd w:fill="f6f8fb" w:val="clear"/>
+          </w:tcPr>
+          <w:p>
+            <w:pPr>
+              <w:spacing w:after="20" w:lineRule="auto"/>
+              <w:rPr/>
+            </w:pPr>
+            <w:r>
+              <w:rPr>
+                <w:sz w:val="15"/>
+                <w:szCs w:val="15"/>
+                <w:rtl w:val="0"/>
+              </w:rPr>
+              <w:t xml:space="preserve">ACRA; Venta entity review</w:t>
+            </w:r>
+          </w:p>
+        </w:tc>
+      </w:tr>
+      <w:tr>
+        <w:trPr>
+          <w:cantSplit w:val="0"/>
+          <w:tblHeader w:val="0"/>
+        </w:trPr>
+        <w:tc>
+          <w:tcPr>
+            <w:shd w:fill="f6f8fb" w:val="clear"/>
+          </w:tcPr>
+          <w:p>
+            <w:pPr>
+              <w:spacing w:after="20" w:lineRule="auto"/>
+              <w:rPr/>
+            </w:pPr>
+            <w:r>
+              <w:rPr>
+                <w:sz w:val="15"/>
+                <w:szCs w:val="15"/>
+                <w:rtl w:val="0"/>
+              </w:rPr>
               <w:t xml:space="preserve">Jun–Jul 2026</w:t>
             </w:r>
             <w:r>
@@ -12316,11 +12698,6 @@
               </w:rPr>
               <w:t xml:space="preserve">21–26 Oct 2026</w:t>
             </w:r>
-            <w:r>
-              <w:rPr>
-                <w:rtl w:val="0"/>
-              </w:rPr>
-            </w:r>
           </w:p>
         </w:tc>
         <w:tc>
@@ -12338,18 +12715,7 @@
                 <w:szCs w:val="15"/>
                 <w:rtl w:val="0"/>
               </w:rPr>
-              <w:t xml:space="preserve">FCIU tasked by the Singapore MLRO; portfolio investigation and forensic analysis completed. Venta forensic analysis </w:t>
-            </w:r>
-            <w:r>
-              <w:rPr>
-                <w:b w:val="1"/>
-                <w:bCs w:val="1"/>
-                <w:sz w:val="15"/>
-                <w:szCs w:val="15"/>
-                <w:highlight w:val="yellow"/>
-                <w:rtl w:val="0"/>
-              </w:rPr>
-              <w:t xml:space="preserve">[TBC]</w:t>
+              <w:t xml:space="preserve">FCIU tasked by the Singapore MLRO; portfolio investigation and forensic analysis completed</w:t>
             </w:r>
           </w:p>
         </w:tc>
@@ -12429,6 +12795,176 @@
           </w:p>
         </w:tc>
       </w:tr>
+      <w:tr>
+        <w:trPr>
+          <w:cantSplit w:val="0"/>
+          <w:tblHeader w:val="0"/>
+        </w:trPr>
+        <w:tc>
+          <w:tcPr>
+            <w:shd w:fill="f6f8fb" w:val="clear"/>
+          </w:tcPr>
+          <w:p>
+            <w:pPr>
+              <w:spacing w:after="20" w:lineRule="auto"/>
+              <w:rPr/>
+            </w:pPr>
+            <w:r>
+              <w:rPr>
+                <w:sz w:val="15"/>
+                <w:szCs w:val="15"/>
+                <w:rtl w:val="0"/>
+              </w:rPr>
+              <w:t xml:space="preserve">26 Oct 2026</w:t>
+            </w:r>
+          </w:p>
+        </w:tc>
+        <w:tc>
+          <w:tcPr>
+            <w:shd w:fill="f6f8fb" w:val="clear"/>
+          </w:tcPr>
+          <w:p>
+            <w:pPr>
+              <w:spacing w:after="20" w:lineRule="auto"/>
+              <w:rPr/>
+            </w:pPr>
+            <w:r>
+              <w:rPr>
+                <w:sz w:val="15"/>
+                <w:szCs w:val="15"/>
+                <w:rtl w:val="0"/>
+              </w:rPr>
+              <w:t xml:space="preserve">Mass accidental refund incident recorded on Venta's account; open</w:t>
+            </w:r>
+          </w:p>
+        </w:tc>
+        <w:tc>
+          <w:tcPr>
+            <w:shd w:fill="f6f8fb" w:val="clear"/>
+          </w:tcPr>
+          <w:p>
+            <w:pPr>
+              <w:spacing w:after="20" w:lineRule="auto"/>
+              <w:rPr/>
+            </w:pPr>
+            <w:r>
+              <w:rPr>
+                <w:b w:val="1"/>
+                <w:bCs w:val="1"/>
+                <w:color w:val="1e7b4f"/>
+                <w:sz w:val="14"/>
+                <w:szCs w:val="14"/>
+                <w:rtl w:val="0"/>
+              </w:rPr>
+              <w:t xml:space="preserve">[V]</w:t>
+            </w:r>
+          </w:p>
+        </w:tc>
+        <w:tc>
+          <w:tcPr>
+            <w:shd w:fill="f6f8fb" w:val="clear"/>
+          </w:tcPr>
+          <w:p>
+            <w:pPr>
+              <w:spacing w:after="20" w:lineRule="auto"/>
+              <w:rPr/>
+            </w:pPr>
+            <w:r>
+              <w:rPr>
+                <w:sz w:val="15"/>
+                <w:szCs w:val="15"/>
+                <w:rtl w:val="0"/>
+              </w:rPr>
+              <w:t xml:space="preserve">Venta entity review</w:t>
+            </w:r>
+          </w:p>
+        </w:tc>
+      </w:tr>
+      <w:tr>
+        <w:trPr>
+          <w:cantSplit w:val="0"/>
+          <w:tblHeader w:val="0"/>
+        </w:trPr>
+        <w:tc>
+          <w:tcPr>
+            <w:shd w:fill="f6f8fb" w:val="clear"/>
+          </w:tcPr>
+          <w:p>
+            <w:pPr>
+              <w:spacing w:after="20" w:lineRule="auto"/>
+              <w:rPr/>
+            </w:pPr>
+            <w:r>
+              <w:rPr>
+                <w:sz w:val="15"/>
+                <w:szCs w:val="15"/>
+                <w:rtl w:val="0"/>
+              </w:rPr>
+              <w:t xml:space="preserve">27 Oct 2026</w:t>
+            </w:r>
+          </w:p>
+        </w:tc>
+        <w:tc>
+          <w:tcPr>
+            <w:shd w:fill="f6f8fb" w:val="clear"/>
+          </w:tcPr>
+          <w:p>
+            <w:pPr>
+              <w:spacing w:after="20" w:lineRule="auto"/>
+              <w:rPr/>
+            </w:pPr>
+            <w:r>
+              <w:rPr>
+                <w:sz w:val="15"/>
+                <w:szCs w:val="15"/>
+                <w:rtl w:val="0"/>
+              </w:rPr>
+              <w:t xml:space="preserve">Venta entity review completed; referrals R1 (Scheme Compliance) and R2 (merchant RFI) drafted; case held open by requestor decision</w:t>
+            </w:r>
+          </w:p>
+        </w:tc>
+        <w:tc>
+          <w:tcPr>
+            <w:shd w:fill="f6f8fb" w:val="clear"/>
+          </w:tcPr>
+          <w:p>
+            <w:pPr>
+              <w:spacing w:after="20" w:lineRule="auto"/>
+              <w:rPr/>
+            </w:pPr>
+            <w:r>
+              <w:rPr>
+                <w:b w:val="1"/>
+                <w:bCs w:val="1"/>
+                <w:color w:val="1e7b4f"/>
+                <w:sz w:val="14"/>
+                <w:szCs w:val="14"/>
+                <w:rtl w:val="0"/>
+              </w:rPr>
+              <w:t xml:space="preserve">[V]</w:t>
+            </w:r>
+          </w:p>
+        </w:tc>
+        <w:tc>
+          <w:tcPr>
+            <w:shd w:fill="f6f8fb" w:val="clear"/>
+          </w:tcPr>
+          <w:p>
+            <w:pPr>
+              <w:spacing w:after="20" w:lineRule="auto"/>
+              <w:rPr/>
+            </w:pPr>
+            <w:r>
+              <w:rPr>
+                <w:sz w:val="15"/>
+                <w:szCs w:val="15"/>
+                <w:rtl w:val="0"/>
+              </w:rPr>
+              <w:t xml:space="preserve">Venta entity review</w:t>
+            </w:r>
+          </w:p>
+        </w:tc>
+      </w:tr>
     </w:tbl>
     <w:p>
       <w:pPr>
@@ -12521,7 +13057,7 @@
           <w:szCs w:val="18"/>
           <w:rtl w:val="0"/>
         </w:rPr>
-        <w:t xml:space="preserve">: three transactional and one from KYC records (§2.2 explains their strength).</w:t>
+        <w:t xml:space="preserve">: three transactional and one from KYC records (§2.2 explains their strength). The Venta forensic analysis adds a fifth link: corporate cards recorded to an affiliate transacting through Venta's own account.</w:t>
       </w:r>
     </w:p>
     <w:tbl>
@@ -12676,26 +13212,7 @@
                 <w:szCs w:val="16"/>
                 <w:rtl w:val="0"/>
               </w:rPr>
-              <w:t xml:space="preserve">198.143.49.9 (Italy, flagged neither VPN nor proxy, commercial hosting range) carries USD 19,159,857.26 (21.33% of portfolio value) and 86,087 distinct cards across all three entities. Venta: </w:t>
-            </w:r>
-            <w:r>
-              <w:rPr>
-                <w:b w:val="1"/>
-                <w:bCs w:val="1"/>
-                <w:sz w:val="16"/>
-                <w:szCs w:val="16"/>
-                <w:highlight w:val="yellow"/>
-                <w:rtl w:val="0"/>
-              </w:rPr>
-              <w:t xml:space="preserve">[TBC: captures, USD, % of Venta value, distinct cards]</w:t>
-            </w:r>
-            <w:r>
-              <w:rPr>
-                <w:sz w:val="16"/>
-                <w:szCs w:val="16"/>
-                <w:rtl w:val="0"/>
-              </w:rPr>
-              <w:t xml:space="preserve">.</w:t>
+              <w:t xml:space="preserve">198.143.49.9 (Italy, flagged neither VPN nor proxy, commercial hosting range) carries 42,897 Venta captures, USD 2,847,123.05 (19.03% of Venta value) across 26,592 distinct cards. Across all three entities it carries USD 19,159,857.26 (21.33% of portfolio value) and 86,087 cards.</w:t>
             </w:r>
           </w:p>
         </w:tc>
@@ -12765,41 +13282,11 @@
             </w:pPr>
             <w:r>
               <w:rPr>
-                <w:b w:val="1"/>
-                <w:bCs w:val="1"/>
-                <w:sz w:val="16"/>
-                <w:szCs w:val="16"/>
-                <w:highlight w:val="yellow"/>
-                <w:rtl w:val="0"/>
-              </w:rPr>
-              <w:t xml:space="preserve">[TBC]</w:t>
-            </w:r>
-            <w:r>
-              <w:rPr>
-                <w:sz w:val="16"/>
-                <w:szCs w:val="16"/>
-                <w:rtl w:val="0"/>
-              </w:rPr>
-              <w:t xml:space="preserve"> Venta emails also transact at SOL and/or Xeanco (</w:t>
-            </w:r>
-            <w:r>
-              <w:rPr>
-                <w:b w:val="1"/>
-                <w:bCs w:val="1"/>
-                <w:sz w:val="16"/>
-                <w:szCs w:val="16"/>
-                <w:highlight w:val="yellow"/>
-                <w:rtl w:val="0"/>
-              </w:rPr>
-              <w:t xml:space="preserve">[TBC]</w:t>
-            </w:r>
-            <w:r>
-              <w:rPr>
-                <w:sz w:val="16"/>
-                <w:szCs w:val="16"/>
-                <w:rtl w:val="0"/>
-              </w:rPr>
-              <w:t xml:space="preserve"> of Venta value). Portfolio: 47,665 emails at two or more entities (295 at all three), 39.11% of value</w:t>
+                <w:sz w:val="16"/>
+                <w:szCs w:val="16"/>
+                <w:rtl w:val="0"/>
+              </w:rPr>
+              <w:t xml:space="preserve">Portfolio: 47,665 emails transact at two or more entities (295 at all three): 540,824 captures, USD 35,135,503.05 = 39.11% of value. Not row-capped, so these are complete figures. The Venta-level count was not separately extracted</w:t>
             </w:r>
           </w:p>
         </w:tc>
@@ -12867,22 +13354,11 @@
             </w:pPr>
             <w:r>
               <w:rPr>
-                <w:b w:val="1"/>
-                <w:bCs w:val="1"/>
-                <w:sz w:val="16"/>
-                <w:szCs w:val="16"/>
-                <w:highlight w:val="yellow"/>
-                <w:rtl w:val="0"/>
-              </w:rPr>
-              <w:t xml:space="preserve">[TBC]</w:t>
-            </w:r>
-            <w:r>
-              <w:rPr>
-                <w:sz w:val="16"/>
-                <w:szCs w:val="16"/>
-                <w:rtl w:val="0"/>
-              </w:rPr>
-              <w:t xml:space="preserve"> Venta cards also used at SOL and/or Xeanco. Portfolio: 50,027 cards (8.94% of distinct cards) at two or more entities; 226 at all three</w:t>
+                <w:sz w:val="16"/>
+                <w:szCs w:val="16"/>
+                <w:rtl w:val="0"/>
+              </w:rPr>
+              <w:t xml:space="preserve">Portfolio: 50,027 cards (8.94% of distinct cards) used at two or more entities; 226 at all three. The Venta-level count was not separately extracted</w:t>
             </w:r>
           </w:p>
         </w:tc>
@@ -13033,7 +13509,7 @@
                 <w:szCs w:val="16"/>
                 <w:rtl w:val="0"/>
               </w:rPr>
-              <w:t xml:space="preserve">Karen's contact email on the Xeanco file is i.loktev@sdventures.com; SOL's contact domains include sdventures.com</w:t>
+              <w:t xml:space="preserve">Karen's contact email on the Xeanco file is i.loktev@sdventures.com; Venta's and SOL's contact domains include sdventures.com</w:t>
             </w:r>
           </w:p>
         </w:tc>
@@ -13154,6 +13630,91 @@
               <w:rPr>
                 <w:rtl w:val="0"/>
               </w:rPr>
+            </w:r>
+          </w:p>
+        </w:tc>
+      </w:tr>
+      <w:tr>
+        <w:trPr>
+          <w:cantSplit w:val="0"/>
+          <w:tblHeader w:val="0"/>
+        </w:trPr>
+        <w:tc>
+          <w:tcPr>
+            <w:shd w:fill="f6f8fb" w:val="clear"/>
+          </w:tcPr>
+          <w:p>
+            <w:pPr>
+              <w:spacing w:after="20" w:lineRule="auto"/>
+              <w:rPr/>
+            </w:pPr>
+            <w:r>
+              <w:rPr>
+                <w:sz w:val="16"/>
+                <w:szCs w:val="16"/>
+                <w:rtl w:val="0"/>
+              </w:rPr>
+              <w:t xml:space="preserve">Affiliate corporate cards</w:t>
+            </w:r>
+          </w:p>
+        </w:tc>
+        <w:tc>
+          <w:tcPr>
+            <w:shd w:fill="f6f8fb" w:val="clear"/>
+          </w:tcPr>
+          <w:p>
+            <w:pPr>
+              <w:spacing w:after="20" w:lineRule="auto"/>
+              <w:rPr/>
+            </w:pPr>
+            <w:r>
+              <w:rPr>
+                <w:sz w:val="16"/>
+                <w:szCs w:val="16"/>
+                <w:rtl w:val="0"/>
+              </w:rPr>
+              <w:t xml:space="preserve">695 Venta payments (USD 45,450.50) from accounts on merchant-controlled email domains (sdgroup.ai, sdventures.com, dating.com) on 22 corporate prepaid cards issued by Wallester AS. The holder recorded on these cards is SOL NETWORKS LIMITED and, on one card, ASTERI SOLUTIONS LIMITED. 683 (98.3%) were refunded and none was disputed. Linked on card fingerprint and email domain; the holder name is context only</w:t>
+            </w:r>
+          </w:p>
+        </w:tc>
+        <w:tc>
+          <w:tcPr>
+            <w:shd w:fill="f6f8fb" w:val="clear"/>
+          </w:tcPr>
+          <w:p>
+            <w:pPr>
+              <w:spacing w:after="20" w:lineRule="auto"/>
+              <w:rPr/>
+            </w:pPr>
+            <w:r>
+              <w:rPr>
+                <w:b w:val="1"/>
+                <w:bCs w:val="1"/>
+                <w:color w:val="1e7b4f"/>
+                <w:sz w:val="14"/>
+                <w:szCs w:val="14"/>
+                <w:rtl w:val="0"/>
+              </w:rPr>
+              <w:t xml:space="preserve">[V]</w:t>
+            </w:r>
+            <w:r>
+              <w:rPr>
+                <w:sz w:val="14"/>
+                <w:szCs w:val="14"/>
+                <w:rtl w:val="0"/>
+              </w:rPr>
+              <w:t xml:space="preserve"> </w:t>
+            </w:r>
+            <w:r>
+              <w:rPr>
+                <w:b w:val="1"/>
+                <w:bCs w:val="1"/>
+                <w:color w:val="6b3fa0"/>
+                <w:sz w:val="14"/>
+                <w:szCs w:val="14"/>
+                <w:rtl w:val="0"/>
+              </w:rPr>
+              <w:t xml:space="preserve">[I]</w:t>
             </w:r>
           </w:p>
         </w:tc>
@@ -13356,7 +13917,7 @@
           <w:szCs w:val="16"/>
           <w:rtl w:val="0"/>
         </w:rPr>
-        <w:t xml:space="preserve">; emails – </w:t>
+        <w:t xml:space="preserve">, Venta entity review §4.4; emails – </w:t>
       </w:r>
       <w:hyperlink r:id="rId86">
         <w:r>
@@ -13586,7 +14147,7 @@
           <w:szCs w:val="16"/>
           <w:rtl w:val="0"/>
         </w:rPr>
-        <w:t xml:space="preserve">; pre-populated fields – </w:t>
+        <w:t xml:space="preserve">; affiliate corporate cards – Venta entity review §4.5; pre-populated fields – </w:t>
       </w:r>
       <w:hyperlink r:id="rId97">
         <w:r>
@@ -13625,27 +14186,6 @@
           <w:t xml:space="preserve">§6.3</w:t>
         </w:r>
       </w:hyperlink>
-      <w:r>
-        <w:rPr>
-          <w:color w:val="3d4654"/>
-          <w:sz w:val="16"/>
-          <w:szCs w:val="16"/>
-          <w:rtl w:val="0"/>
-        </w:rPr>
-        <w:t xml:space="preserve">; Venta-level figures – </w:t>
-      </w:r>
-      <w:r>
-        <w:rPr>
-          <w:b w:val="1"/>
-          <w:bCs w:val="1"/>
-          <w:color w:val="3d4654"/>
-          <w:sz w:val="16"/>
-          <w:szCs w:val="16"/>
-          <w:highlight w:val="yellow"/>
-          <w:rtl w:val="0"/>
-        </w:rPr>
-        <w:t xml:space="preserve">[TBC: FCIU forensic analysis – Venta]</w:t>
-      </w:r>
       <w:r>
         <w:rPr>
           <w:color w:val="3d4654"/>
@@ -13753,7 +14293,7 @@
                 <w:szCs w:val="17"/>
                 <w:rtl w:val="0"/>
               </w:rPr>
-              <w:t xml:space="preserve">•  Where Venta's payments are submitted from 198.143.49.9, the IP address CKO receives comes from the merchant's systems, not from the customer's device. CKO therefore cannot see where those customers actually are, and checks that rely on customer location (geolocation, high-risk country corridors, VPN and proxy detection) do not work for these payments </w:t>
+              <w:t xml:space="preserve">•  Corporate cards recorded to SOL transacting through Venta's own merchant account are the most direct indication of common operational control in the data, because they do not depend on any inference about who runs the submission host. Their shape (98.3% refunded, none disputed) is consistent with internal testing rather than consumer activity </w:t>
             </w:r>
             <w:r>
               <w:rPr>
@@ -13772,18 +14312,51 @@
                 <w:szCs w:val="17"/>
                 <w:rtl w:val="0"/>
               </w:rPr>
-              <w:t xml:space="preserve">. Venta's exposure: </w:t>
+              <w:t xml:space="preserve">. Asteri Solutions Limited does not appear in CKO's alias, CRM hierarchy or KYC file </w:t>
             </w:r>
             <w:r>
               <w:rPr>
                 <w:b w:val="1"/>
                 <w:bCs w:val="1"/>
+                <w:color w:val="b42318"/>
+                <w:sz w:val="13"/>
+                <w:szCs w:val="13"/>
+                <w:rtl w:val="0"/>
+              </w:rPr>
+              <w:t xml:space="preserve">[GAP]</w:t>
+            </w:r>
+            <w:r>
+              <w:rPr>
                 <w:sz w:val="17"/>
                 <w:szCs w:val="17"/>
-                <w:highlight w:val="yellow"/>
-                <w:rtl w:val="0"/>
-              </w:rPr>
-              <w:t xml:space="preserve">[TBC]</w:t>
+                <w:rtl w:val="0"/>
+              </w:rPr>
+              <w:t xml:space="preserve">.</w:t>
+            </w:r>
+          </w:p>
+          <w:p>
+            <w:pPr>
+              <w:spacing w:after="40" w:lineRule="auto"/>
+              <w:rPr/>
+            </w:pPr>
+            <w:r>
+              <w:rPr>
+                <w:sz w:val="17"/>
+                <w:szCs w:val="17"/>
+                <w:rtl w:val="0"/>
+              </w:rPr>
+              <w:t xml:space="preserve">•  For 19.03% of Venta's value, the IP address CKO receives comes from the merchant's systems, not from the customer's device. CKO therefore cannot see where those customers actually are, and checks that rely on customer location (geolocation, high-risk country corridors, VPN and proxy detection) do not work for these payments </w:t>
+            </w:r>
+            <w:r>
+              <w:rPr>
+                <w:b w:val="1"/>
+                <w:bCs w:val="1"/>
+                <w:color w:val="6b3fa0"/>
+                <w:sz w:val="13"/>
+                <w:szCs w:val="13"/>
+                <w:rtl w:val="0"/>
+              </w:rPr>
+              <w:t xml:space="preserve">[I]</w:t>
             </w:r>
             <w:r>
               <w:rPr>
@@ -13843,25 +14416,6 @@
                 <w:szCs w:val="17"/>
                 <w:rtl w:val="0"/>
               </w:rPr>
-              <w:t xml:space="preserve">. Venta's IP-country against issuing-country split: </w:t>
-            </w:r>
-            <w:r>
-              <w:rPr>
-                <w:b w:val="1"/>
-                <w:bCs w:val="1"/>
-                <w:sz w:val="17"/>
-                <w:szCs w:val="17"/>
-                <w:highlight w:val="yellow"/>
-                <w:rtl w:val="0"/>
-              </w:rPr>
-              <w:t xml:space="preserve">[TBC]</w:t>
-            </w:r>
-            <w:r>
-              <w:rPr>
-                <w:sz w:val="17"/>
-                <w:szCs w:val="17"/>
-                <w:rtl w:val="0"/>
-              </w:rPr>
               <w:t xml:space="preserve">.</w:t>
             </w:r>
           </w:p>
@@ -13909,7 +14463,7 @@
                 <w:szCs w:val="17"/>
                 <w:rtl w:val="0"/>
               </w:rPr>
-              <w:t xml:space="preserve">•  Undetermined: who owns and operates 198.143.49.9, and merchant's explanation.</w:t>
+              <w:t xml:space="preserve">•  Undetermined: who owns and operates 198.143.49.9, and the merchant's explanation.</w:t>
             </w:r>
           </w:p>
         </w:tc>
@@ -13980,7 +14534,7 @@
           <w:vertAlign w:val="baseline"/>
           <w:rtl w:val="0"/>
         </w:rPr>
-        <w:t xml:space="preserve">Venta's chain (chain A, shared with Xeanco) ends at Hazelpro Limited (Cyprus HE 415693, incorporated 25 Nov 2020). The registry shows a single officer acting as director and secretary and no beneficial owner </w:t>
+        <w:t xml:space="preserve">Venta's chain (chain A, shared with Xeanco) ends at Hazelpro Limited (Cyprus HE 415693, incorporated 25 Nov 2020). The registry shows a single officer, Natasa Etitze Raissa Vikis, acting as both director and secretary, a pattern typical of nominee services, and no beneficial owner </w:t>
       </w:r>
       <w:r>
         <w:rPr>
@@ -14000,6 +14554,44 @@
           <w:rtl w:val="0"/>
         </w:rPr>
         <w:t xml:space="preserve">[V]</w:t>
+      </w:r>
+      <w:r>
+        <w:rPr>
+          <w:rFonts w:ascii="Arial" w:cs="Arial" w:eastAsia="Arial" w:hAnsi="Arial"/>
+          <w:b w:val="0"/>
+          <w:bCs w:val="0"/>
+          <w:i w:val="0"/>
+          <w:iCs w:val="0"/>
+          <w:smallCaps w:val="0"/>
+          <w:strike w:val="0"/>
+          <w:color w:val="22272f"/>
+          <w:sz w:val="18"/>
+          <w:szCs w:val="18"/>
+          <w:u w:val="none"/>
+          <w:shd w:fill="auto" w:val="clear"/>
+          <w:vertAlign w:val="baseline"/>
+          <w:rtl w:val="0"/>
+        </w:rPr>
+        <w:t xml:space="preserve">. One Cyprus aggregator also records RRE TRADECENTERS HOLDING LIMITED as a Hazelpro shareholder, which would place a further undisclosed layer above the recorded parent </w:t>
+      </w:r>
+      <w:r>
+        <w:rPr>
+          <w:rFonts w:ascii="Arial" w:cs="Arial" w:eastAsia="Arial" w:hAnsi="Arial"/>
+          <w:b w:val="1"/>
+          <w:bCs w:val="1"/>
+          <w:i w:val="0"/>
+          <w:iCs w:val="0"/>
+          <w:smallCaps w:val="0"/>
+          <w:strike w:val="0"/>
+          <w:color w:val="b26b00"/>
+          <w:sz w:val="14"/>
+          <w:szCs w:val="14"/>
+          <w:u w:val="none"/>
+          <w:shd w:fill="auto" w:val="clear"/>
+          <w:vertAlign w:val="baseline"/>
+          <w:rtl w:val="0"/>
+        </w:rPr>
+        <w:t xml:space="preserve">[E]</w:t>
       </w:r>
       <w:r>
         <w:rPr>
@@ -14099,7 +14691,7 @@
           <w:vertAlign w:val="baseline"/>
           <w:rtl w:val="0"/>
         </w:rPr>
-        <w:t xml:space="preserve">Group link to SOL (chain B):</w:t>
+        <w:t xml:space="preserve">Registered identity (ACRA):</w:t>
       </w:r>
       <w:r>
         <w:rPr>
@@ -14118,7 +14710,7 @@
           <w:vertAlign w:val="baseline"/>
           <w:rtl w:val="0"/>
         </w:rPr>
-        <w:t xml:space="preserve"> SOL ends at SDV Group Limited (Cyprus HE 403337). Its sole registered director is Denis Nikolaev, and Volkov does not appear on the registry </w:t>
+        <w:t xml:space="preserve"> Venta is registered under UEN 201900379G, incorporated 3 January 2019, with paid-up capital of SGD 100. Its principal activity is recorded as internet search engines (SSIC 63120), with news agency activities (63901) also recorded; neither is a dating or payment-services activity </w:t>
       </w:r>
       <w:r>
         <w:rPr>
@@ -14156,7 +14748,7 @@
           <w:vertAlign w:val="baseline"/>
           <w:rtl w:val="0"/>
         </w:rPr>
-        <w:t xml:space="preserve">. Volkov's recorded DOB (9 July 1976) matches the publicly documented individual </w:t>
+        <w:t xml:space="preserve">. The merchant described its business in the same terms in a CKO escalation (case 01856424) </w:t>
       </w:r>
       <w:r>
         <w:rPr>
@@ -14194,7 +14786,45 @@
           <w:vertAlign w:val="baseline"/>
           <w:rtl w:val="0"/>
         </w:rPr>
-        <w:t xml:space="preserve">. Chain B bears on Venta through the hard keys in §4.1 and the 2024 migration of datemyage.com from SOL to Venta </w:t>
+        <w:t xml:space="preserve">. Since 10 May 2026 ACRA has recorded the registered office as 195 Pearl's Hill Terrace #03-62A, Singapore 168976. CKO still holds 6 Eu Tong Sen Street #09-09, which appears nowhere in the registry history </w:t>
+      </w:r>
+      <w:r>
+        <w:rPr>
+          <w:rFonts w:ascii="Arial" w:cs="Arial" w:eastAsia="Arial" w:hAnsi="Arial"/>
+          <w:b w:val="1"/>
+          <w:bCs w:val="1"/>
+          <w:i w:val="0"/>
+          <w:iCs w:val="0"/>
+          <w:smallCaps w:val="0"/>
+          <w:strike w:val="0"/>
+          <w:color w:val="1e7b4f"/>
+          <w:sz w:val="14"/>
+          <w:szCs w:val="14"/>
+          <w:u w:val="none"/>
+          <w:shd w:fill="auto" w:val="clear"/>
+          <w:vertAlign w:val="baseline"/>
+          <w:rtl w:val="0"/>
+        </w:rPr>
+        <w:t xml:space="preserve">[V]</w:t>
+      </w:r>
+      <w:r>
+        <w:rPr>
+          <w:rFonts w:ascii="Arial" w:cs="Arial" w:eastAsia="Arial" w:hAnsi="Arial"/>
+          <w:b w:val="0"/>
+          <w:bCs w:val="0"/>
+          <w:i w:val="0"/>
+          <w:iCs w:val="0"/>
+          <w:smallCaps w:val="0"/>
+          <w:strike w:val="0"/>
+          <w:color w:val="22272f"/>
+          <w:sz w:val="18"/>
+          <w:szCs w:val="18"/>
+          <w:u w:val="none"/>
+          <w:shd w:fill="auto" w:val="clear"/>
+          <w:vertAlign w:val="baseline"/>
+          <w:rtl w:val="0"/>
+        </w:rPr>
+        <w:t xml:space="preserve">. Notices sent to, and address-based screening on, CKO's address will not reach the registered office </w:t>
       </w:r>
       <w:r>
         <w:rPr>
@@ -14275,7 +14905,7 @@
           <w:vertAlign w:val="baseline"/>
           <w:rtl w:val="0"/>
         </w:rPr>
-        <w:t xml:space="preserve">Chain C (Cupid Media record, under the Venta client)</w:t>
+        <w:t xml:space="preserve">Group companies outside CKO's view:</w:t>
       </w:r>
       <w:r>
         <w:rPr>
@@ -14294,7 +14924,45 @@
           <w:vertAlign w:val="baseline"/>
           <w:rtl w:val="0"/>
         </w:rPr>
-        <w:t xml:space="preserve"> is an entity record named "SOL Networks Limited" trading as Cupid Media PTY LTD. It sits inactive under the Venta client with status reason EntityLinkedToWrongClient and records Volkov as 100% UBO (name only). Its six URLs are a strict subset of SOL's 55 and are processing live on SOL Malta </w:t>
+        <w:t xml:space="preserve"> Hazelpro's published terms of cooperation name "VENTA SOLUTIONS PTE LTD, MARONI LIMITED, HAZELPRO LIMITED, REILIN TECHNOLOGIES LIMITED AND XEANCO LIMITED" together as one contracting "Company" </w:t>
+      </w:r>
+      <w:r>
+        <w:rPr>
+          <w:rFonts w:ascii="Arial" w:cs="Arial" w:eastAsia="Arial" w:hAnsi="Arial"/>
+          <w:b w:val="1"/>
+          <w:bCs w:val="1"/>
+          <w:i w:val="0"/>
+          <w:iCs w:val="0"/>
+          <w:smallCaps w:val="0"/>
+          <w:strike w:val="0"/>
+          <w:color w:val="b26b00"/>
+          <w:sz w:val="14"/>
+          <w:szCs w:val="14"/>
+          <w:u w:val="none"/>
+          <w:shd w:fill="auto" w:val="clear"/>
+          <w:vertAlign w:val="baseline"/>
+          <w:rtl w:val="0"/>
+        </w:rPr>
+        <w:t xml:space="preserve">[E]</w:t>
+      </w:r>
+      <w:r>
+        <w:rPr>
+          <w:rFonts w:ascii="Arial" w:cs="Arial" w:eastAsia="Arial" w:hAnsi="Arial"/>
+          <w:b w:val="0"/>
+          <w:bCs w:val="0"/>
+          <w:i w:val="0"/>
+          <w:iCs w:val="0"/>
+          <w:smallCaps w:val="0"/>
+          <w:strike w:val="0"/>
+          <w:color w:val="22272f"/>
+          <w:sz w:val="18"/>
+          <w:szCs w:val="18"/>
+          <w:u w:val="none"/>
+          <w:shd w:fill="auto" w:val="clear"/>
+          <w:vertAlign w:val="baseline"/>
+          <w:rtl w:val="0"/>
+        </w:rPr>
+        <w:t xml:space="preserve">. Maroni Limited and Reilin Technologies Limited appear nowhere in CKO's alias, CRM hierarchy or KYC file, and neither does Asteri Solutions Limited (§4.1) </w:t>
       </w:r>
       <w:r>
         <w:rPr>
@@ -14314,6 +14982,82 @@
           <w:rtl w:val="0"/>
         </w:rPr>
         <w:t xml:space="preserve">[V]</w:t>
+      </w:r>
+      <w:r>
+        <w:rPr>
+          <w:rFonts w:ascii="Arial" w:cs="Arial" w:eastAsia="Arial" w:hAnsi="Arial"/>
+          <w:b w:val="0"/>
+          <w:bCs w:val="0"/>
+          <w:i w:val="0"/>
+          <w:iCs w:val="0"/>
+          <w:smallCaps w:val="0"/>
+          <w:strike w:val="0"/>
+          <w:color w:val="22272f"/>
+          <w:sz w:val="18"/>
+          <w:szCs w:val="18"/>
+          <w:u w:val="none"/>
+          <w:shd w:fill="auto" w:val="clear"/>
+          <w:vertAlign w:val="baseline"/>
+          <w:rtl w:val="0"/>
+        </w:rPr>
+        <w:t xml:space="preserve">. Hazelpro also publishes dating applications in its own name, so it is an operating business, not a passive holding company </w:t>
+      </w:r>
+      <w:r>
+        <w:rPr>
+          <w:rFonts w:ascii="Arial" w:cs="Arial" w:eastAsia="Arial" w:hAnsi="Arial"/>
+          <w:b w:val="1"/>
+          <w:bCs w:val="1"/>
+          <w:i w:val="0"/>
+          <w:iCs w:val="0"/>
+          <w:smallCaps w:val="0"/>
+          <w:strike w:val="0"/>
+          <w:color w:val="b26b00"/>
+          <w:sz w:val="14"/>
+          <w:szCs w:val="14"/>
+          <w:u w:val="none"/>
+          <w:shd w:fill="auto" w:val="clear"/>
+          <w:vertAlign w:val="baseline"/>
+          <w:rtl w:val="0"/>
+        </w:rPr>
+        <w:t xml:space="preserve">[E]</w:t>
+      </w:r>
+      <w:r>
+        <w:rPr>
+          <w:rFonts w:ascii="Arial" w:cs="Arial" w:eastAsia="Arial" w:hAnsi="Arial"/>
+          <w:b w:val="0"/>
+          <w:bCs w:val="0"/>
+          <w:i w:val="0"/>
+          <w:iCs w:val="0"/>
+          <w:smallCaps w:val="0"/>
+          <w:strike w:val="0"/>
+          <w:color w:val="22272f"/>
+          <w:sz w:val="18"/>
+          <w:szCs w:val="18"/>
+          <w:u w:val="none"/>
+          <w:shd w:fill="auto" w:val="clear"/>
+          <w:vertAlign w:val="baseline"/>
+          <w:rtl w:val="0"/>
+        </w:rPr>
+        <w:t xml:space="preserve">. The same terms require contractors to confirm that services are not provided from Russia or Belarus </w:t>
+      </w:r>
+      <w:r>
+        <w:rPr>
+          <w:rFonts w:ascii="Arial" w:cs="Arial" w:eastAsia="Arial" w:hAnsi="Arial"/>
+          <w:b w:val="1"/>
+          <w:bCs w:val="1"/>
+          <w:i w:val="0"/>
+          <w:iCs w:val="0"/>
+          <w:smallCaps w:val="0"/>
+          <w:strike w:val="0"/>
+          <w:color w:val="b26b00"/>
+          <w:sz w:val="14"/>
+          <w:szCs w:val="14"/>
+          <w:u w:val="none"/>
+          <w:shd w:fill="auto" w:val="clear"/>
+          <w:vertAlign w:val="baseline"/>
+          <w:rtl w:val="0"/>
+        </w:rPr>
+        <w:t xml:space="preserve">[E]</w:t>
       </w:r>
       <w:r>
         <w:rPr>
@@ -14360,94 +15104,152 @@
       </w:pPr>
       <w:r>
         <w:rPr>
+          <w:rFonts w:ascii="Arial" w:cs="Arial" w:eastAsia="Arial" w:hAnsi="Arial"/>
           <w:b w:val="1"/>
           <w:bCs w:val="1"/>
+          <w:i w:val="0"/>
+          <w:iCs w:val="0"/>
+          <w:smallCaps w:val="0"/>
+          <w:strike w:val="0"/>
+          <w:color w:val="22272f"/>
           <w:sz w:val="18"/>
           <w:szCs w:val="18"/>
-          <w:rtl w:val="0"/>
-        </w:rPr>
-        <w:t xml:space="preserve">Dil Mil link:</w:t>
-      </w:r>
-      <w:r>
-        <w:rPr>
+          <w:u w:val="none"/>
+          <w:shd w:fill="auto" w:val="clear"/>
+          <w:vertAlign w:val="baseline"/>
+          <w:rtl w:val="0"/>
+        </w:rPr>
+        <w:t xml:space="preserve">Group link to SOL (chain B):</w:t>
+      </w:r>
+      <w:r>
+        <w:rPr>
+          <w:rFonts w:ascii="Arial" w:cs="Arial" w:eastAsia="Arial" w:hAnsi="Arial"/>
+          <w:b w:val="0"/>
+          <w:bCs w:val="0"/>
+          <w:i w:val="0"/>
+          <w:iCs w:val="0"/>
+          <w:smallCaps w:val="0"/>
+          <w:strike w:val="0"/>
+          <w:color w:val="22272f"/>
           <w:sz w:val="18"/>
           <w:szCs w:val="18"/>
-          <w:rtl w:val="0"/>
-        </w:rPr>
-        <w:t xml:space="preserve"> the merchant's revised T&amp;Cs (31 Jul 2026) name only "Dil Mil Inc" as the contracting party, not Venta, SOL or Xeanco; Dil Mil Inc is not among the six entity records under the Deroches alias, and Salesforce holds only two unconverted 2023 sales leads for Dil Mil. Venta's OCBC bank statement records an incoming transfer from DMM Solutions Inc </w:t>
-      </w:r>
-      <w:r>
-        <w:rPr>
+          <w:u w:val="none"/>
+          <w:shd w:fill="auto" w:val="clear"/>
+          <w:vertAlign w:val="baseline"/>
+          <w:rtl w:val="0"/>
+        </w:rPr>
+        <w:t xml:space="preserve"> SOL ends at SDV Group Limited (Cyprus HE 403337). Its sole registered director is Denis Nikolaev, and Volkov does not appear on the registry </w:t>
+      </w:r>
+      <w:r>
+        <w:rPr>
+          <w:rFonts w:ascii="Arial" w:cs="Arial" w:eastAsia="Arial" w:hAnsi="Arial"/>
           <w:b w:val="1"/>
           <w:bCs w:val="1"/>
-          <w:color w:val="1f6f8b"/>
-          <w:sz w:val="14"/>
-          <w:szCs w:val="14"/>
-          <w:rtl w:val="0"/>
-        </w:rPr>
-        <w:t xml:space="preserve">[C]</w:t>
-      </w:r>
-      <w:r>
-        <w:rPr>
-          <w:sz w:val="18"/>
-          <w:szCs w:val="18"/>
-          <w:rtl w:val="0"/>
-        </w:rPr>
-        <w:t xml:space="preserve">, and DMM Solutions Inc is named as a defendant alongside SOL Networks in Grimmett v. DMM Solutions, Inc. (S.D.N.Y.) </w:t>
-      </w:r>
-      <w:r>
-        <w:rPr>
-          <w:b w:val="1"/>
-          <w:bCs w:val="1"/>
+          <w:i w:val="0"/>
+          <w:iCs w:val="0"/>
+          <w:smallCaps w:val="0"/>
+          <w:strike w:val="0"/>
           <w:color w:val="1e7b4f"/>
           <w:sz w:val="14"/>
           <w:szCs w:val="14"/>
+          <w:u w:val="none"/>
+          <w:shd w:fill="auto" w:val="clear"/>
+          <w:vertAlign w:val="baseline"/>
           <w:rtl w:val="0"/>
         </w:rPr>
         <w:t xml:space="preserve">[V]</w:t>
       </w:r>
       <w:r>
         <w:rPr>
+          <w:rFonts w:ascii="Arial" w:cs="Arial" w:eastAsia="Arial" w:hAnsi="Arial"/>
+          <w:b w:val="0"/>
+          <w:bCs w:val="0"/>
+          <w:i w:val="0"/>
+          <w:iCs w:val="0"/>
+          <w:smallCaps w:val="0"/>
+          <w:strike w:val="0"/>
+          <w:color w:val="22272f"/>
           <w:sz w:val="18"/>
           <w:szCs w:val="18"/>
-          <w:rtl w:val="0"/>
-        </w:rPr>
-        <w:t xml:space="preserve">. ICIJ (July 2026) reports that Dil Mil is operated by DMM Solutions Inc. within Volkov's group, and in a comment to Verstka (May 2026) Volkov said he remains an investor in DilMil and CupidMedia </w:t>
-      </w:r>
-      <w:r>
-        <w:rPr>
+          <w:u w:val="none"/>
+          <w:shd w:fill="auto" w:val="clear"/>
+          <w:vertAlign w:val="baseline"/>
+          <w:rtl w:val="0"/>
+        </w:rPr>
+        <w:t xml:space="preserve">. Volkov's recorded DOB (9 July 1976) matches the publicly documented individual </w:t>
+      </w:r>
+      <w:r>
+        <w:rPr>
+          <w:rFonts w:ascii="Arial" w:cs="Arial" w:eastAsia="Arial" w:hAnsi="Arial"/>
           <w:b w:val="1"/>
           <w:bCs w:val="1"/>
-          <w:color w:val="b26b00"/>
+          <w:i w:val="0"/>
+          <w:iCs w:val="0"/>
+          <w:smallCaps w:val="0"/>
+          <w:strike w:val="0"/>
+          <w:color w:val="1e7b4f"/>
           <w:sz w:val="14"/>
           <w:szCs w:val="14"/>
-          <w:rtl w:val="0"/>
-        </w:rPr>
-        <w:t xml:space="preserve">[E]</w:t>
-      </w:r>
-      <w:r>
-        <w:rPr>
+          <w:u w:val="none"/>
+          <w:shd w:fill="auto" w:val="clear"/>
+          <w:vertAlign w:val="baseline"/>
+          <w:rtl w:val="0"/>
+        </w:rPr>
+        <w:t xml:space="preserve">[V]</w:t>
+      </w:r>
+      <w:r>
+        <w:rPr>
+          <w:rFonts w:ascii="Arial" w:cs="Arial" w:eastAsia="Arial" w:hAnsi="Arial"/>
+          <w:b w:val="0"/>
+          <w:bCs w:val="0"/>
+          <w:i w:val="0"/>
+          <w:iCs w:val="0"/>
+          <w:smallCaps w:val="0"/>
+          <w:strike w:val="0"/>
+          <w:color w:val="22272f"/>
           <w:sz w:val="18"/>
           <w:szCs w:val="18"/>
-          <w:rtl w:val="0"/>
-        </w:rPr>
-        <w:t xml:space="preserve">. The entity contracting with Venta's customers therefore sits outside CKO's onboarded perimeter but is linked to Venta through funds flow, and to the group through litigation and media reporting. Who contracts with the customer, and therefore who is the merchant of record for Venta's payments, is undetermined </w:t>
-      </w:r>
-      <w:r>
-        <w:rPr>
+          <w:u w:val="none"/>
+          <w:shd w:fill="auto" w:val="clear"/>
+          <w:vertAlign w:val="baseline"/>
+          <w:rtl w:val="0"/>
+        </w:rPr>
+        <w:t xml:space="preserve">. Chain B bears on Venta through the hard keys in §4.1 and the 2024 migration of datemyage.com from SOL to Venta </w:t>
+      </w:r>
+      <w:r>
+        <w:rPr>
+          <w:rFonts w:ascii="Arial" w:cs="Arial" w:eastAsia="Arial" w:hAnsi="Arial"/>
           <w:b w:val="1"/>
           <w:bCs w:val="1"/>
-          <w:color w:val="b42318"/>
+          <w:i w:val="0"/>
+          <w:iCs w:val="0"/>
+          <w:smallCaps w:val="0"/>
+          <w:strike w:val="0"/>
+          <w:color w:val="6b3fa0"/>
           <w:sz w:val="14"/>
           <w:szCs w:val="14"/>
-          <w:rtl w:val="0"/>
-        </w:rPr>
-        <w:t xml:space="preserve">[GAP]</w:t>
-      </w:r>
-      <w:r>
-        <w:rPr>
+          <w:u w:val="none"/>
+          <w:shd w:fill="auto" w:val="clear"/>
+          <w:vertAlign w:val="baseline"/>
+          <w:rtl w:val="0"/>
+        </w:rPr>
+        <w:t xml:space="preserve">[I]</w:t>
+      </w:r>
+      <w:r>
+        <w:rPr>
+          <w:rFonts w:ascii="Arial" w:cs="Arial" w:eastAsia="Arial" w:hAnsi="Arial"/>
+          <w:b w:val="0"/>
+          <w:bCs w:val="0"/>
+          <w:i w:val="0"/>
+          <w:iCs w:val="0"/>
+          <w:smallCaps w:val="0"/>
+          <w:strike w:val="0"/>
+          <w:color w:val="22272f"/>
           <w:sz w:val="18"/>
           <w:szCs w:val="18"/>
+          <w:u w:val="none"/>
+          <w:shd w:fill="auto" w:val="clear"/>
+          <w:vertAlign w:val="baseline"/>
           <w:rtl w:val="0"/>
         </w:rPr>
         <w:t xml:space="preserve">.</w:t>
@@ -14478,19 +15280,9 @@
       </w:pPr>
       <w:r>
         <w:rPr>
+          <w:rFonts w:ascii="Arial" w:cs="Arial" w:eastAsia="Arial" w:hAnsi="Arial"/>
           <w:b w:val="1"/>
           <w:bCs w:val="1"/>
-          <w:sz w:val="18"/>
-          <w:szCs w:val="18"/>
-          <w:rtl w:val="0"/>
-        </w:rPr>
-        <w:t xml:space="preserve">Public Findings</w:t>
-      </w:r>
-      <w:r>
-        <w:rPr>
-          <w:rFonts w:ascii="Arial" w:cs="Arial" w:eastAsia="Arial" w:hAnsi="Arial"/>
-          <w:b w:val="0"/>
-          <w:bCs w:val="0"/>
           <w:i w:val="0"/>
           <w:iCs w:val="0"/>
           <w:smallCaps w:val="0"/>
@@ -14499,10 +15291,11 @@
           <w:sz w:val="18"/>
           <w:szCs w:val="18"/>
           <w:u w:val="none"/>
+          <w:shd w:fill="auto" w:val="clear"/>
           <w:vertAlign w:val="baseline"/>
           <w:rtl w:val="0"/>
         </w:rPr>
-        <w:t xml:space="preserve">: </w:t>
+        <w:t xml:space="preserve">Chain C (Cupid Media record, under the Venta client)</w:t>
       </w:r>
       <w:r>
         <w:rPr>
@@ -14521,7 +15314,7 @@
           <w:vertAlign w:val="baseline"/>
           <w:rtl w:val="0"/>
         </w:rPr>
-        <w:t xml:space="preserve">on 15 April 2022 the Bank of Russia found market manipulation by Dmitry B. Volkov and issued binding orders </w:t>
+        <w:t xml:space="preserve"> is an entity record named "SOL Networks Limited" trading as Cupid Media PTY LTD. It sits inactive under the Venta client with status reason EntityLinkedToWrongClient and records Volkov as 100% UBO (name only). Its six URLs are a strict subset of SOL's 55 and are processing live on SOL Malta </w:t>
       </w:r>
       <w:r>
         <w:rPr>
@@ -14540,7 +15333,7 @@
           <w:vertAlign w:val="baseline"/>
           <w:rtl w:val="0"/>
         </w:rPr>
-        <w:t xml:space="preserve"> [V]</w:t>
+        <w:t xml:space="preserve">[V]</w:t>
       </w:r>
       <w:r>
         <w:rPr>
@@ -14557,33 +15350,6 @@
           <w:u w:val="none"/>
           <w:shd w:fill="auto" w:val="clear"/>
           <w:vertAlign w:val="baseline"/>
-          <w:rtl w:val="0"/>
-        </w:rPr>
-        <w:t xml:space="preserve">. It bears on the integrity of the controlling person, not on the payment activity </w:t>
-      </w:r>
-      <w:r>
-        <w:rPr>
-          <w:rFonts w:ascii="Arial" w:cs="Arial" w:eastAsia="Arial" w:hAnsi="Arial"/>
-          <w:b w:val="1"/>
-          <w:bCs w:val="1"/>
-          <w:i w:val="0"/>
-          <w:iCs w:val="0"/>
-          <w:smallCaps w:val="0"/>
-          <w:strike w:val="0"/>
-          <w:color w:val="6b3fa0"/>
-          <w:sz w:val="14"/>
-          <w:szCs w:val="14"/>
-          <w:u w:val="none"/>
-          <w:shd w:fill="auto" w:val="clear"/>
-          <w:vertAlign w:val="baseline"/>
-          <w:rtl w:val="0"/>
-        </w:rPr>
-        <w:t xml:space="preserve"> [I]</w:t>
-      </w:r>
-      <w:r>
-        <w:rPr>
-          <w:sz w:val="18"/>
-          <w:szCs w:val="18"/>
           <w:rtl w:val="0"/>
         </w:rPr>
         <w:t xml:space="preserve">.</w:t>
@@ -14620,7 +15386,7 @@
           <w:szCs w:val="18"/>
           <w:rtl w:val="0"/>
         </w:rPr>
-        <w:t xml:space="preserve">Screening:</w:t>
+        <w:t xml:space="preserve">Dil Mil link:</w:t>
       </w:r>
       <w:r>
         <w:rPr>
@@ -14628,7 +15394,26 @@
           <w:szCs w:val="18"/>
           <w:rtl w:val="0"/>
         </w:rPr>
-        <w:t xml:space="preserve"> the screening team's extract covers Venta, SOL and Xeanco: 16 alerts (six PEP, six adverse-media and four SOE), none of them a sanctions alert. Fifteen were closed as false positives and one, on SOL, as a true match </w:t>
+        <w:t xml:space="preserve"> the merchant's revised T&amp;Cs (31 Jul 2026) name only "Dil Mil Inc" as the contracting party, not Venta, SOL or Xeanco; Dil Mil Inc is not among the six entity records under the Deroches alias, and Salesforce holds only two unconverted 2023 sales leads for Dil Mil. Venta's OCBC bank statement records an incoming transfer from DMM Solutions Inc </w:t>
+      </w:r>
+      <w:r>
+        <w:rPr>
+          <w:b w:val="1"/>
+          <w:bCs w:val="1"/>
+          <w:color w:val="1f6f8b"/>
+          <w:sz w:val="14"/>
+          <w:szCs w:val="14"/>
+          <w:rtl w:val="0"/>
+        </w:rPr>
+        <w:t xml:space="preserve">[C]</w:t>
+      </w:r>
+      <w:r>
+        <w:rPr>
+          <w:sz w:val="18"/>
+          <w:szCs w:val="18"/>
+          <w:rtl w:val="0"/>
+        </w:rPr>
+        <w:t xml:space="preserve">, and DMM Solutions Inc is named as a defendant alongside SOL Networks in Grimmett v. DMM Solutions, Inc. (S.D.N.Y.) </w:t>
       </w:r>
       <w:r>
         <w:rPr>
@@ -14640,6 +15425,44 @@
           <w:rtl w:val="0"/>
         </w:rPr>
         <w:t xml:space="preserve">[V]</w:t>
+      </w:r>
+      <w:r>
+        <w:rPr>
+          <w:sz w:val="18"/>
+          <w:szCs w:val="18"/>
+          <w:rtl w:val="0"/>
+        </w:rPr>
+        <w:t xml:space="preserve">. ICIJ (July 2026) reports that Dil Mil is operated by DMM Solutions Inc. within Volkov's group, and in a comment to Verstka (May 2026) Volkov said he remains an investor in DilMil and CupidMedia </w:t>
+      </w:r>
+      <w:r>
+        <w:rPr>
+          <w:b w:val="1"/>
+          <w:bCs w:val="1"/>
+          <w:color w:val="b26b00"/>
+          <w:sz w:val="14"/>
+          <w:szCs w:val="14"/>
+          <w:rtl w:val="0"/>
+        </w:rPr>
+        <w:t xml:space="preserve">[E]</w:t>
+      </w:r>
+      <w:r>
+        <w:rPr>
+          <w:sz w:val="18"/>
+          <w:szCs w:val="18"/>
+          <w:rtl w:val="0"/>
+        </w:rPr>
+        <w:t xml:space="preserve">. The entity contracting with Venta's customers therefore sits outside CKO's onboarded perimeter but is linked to Venta through funds flow, and to the group through litigation and media reporting. Who contracts with the customer, and therefore who is the merchant of record for Venta's payments, is undetermined </w:t>
+      </w:r>
+      <w:r>
+        <w:rPr>
+          <w:b w:val="1"/>
+          <w:bCs w:val="1"/>
+          <w:color w:val="b42318"/>
+          <w:sz w:val="14"/>
+          <w:szCs w:val="14"/>
+          <w:rtl w:val="0"/>
+        </w:rPr>
+        <w:t xml:space="preserve">[GAP]</w:t>
       </w:r>
       <w:r>
         <w:rPr>
@@ -14681,45 +15504,101 @@
           <w:szCs w:val="18"/>
           <w:rtl w:val="0"/>
         </w:rPr>
-        <w:t xml:space="preserve">Screening: Venta entity profile:</w:t>
-      </w:r>
-      <w:r>
-        <w:rPr>
+        <w:t xml:space="preserve">Public Findings</w:t>
+      </w:r>
+      <w:r>
+        <w:rPr>
+          <w:rFonts w:ascii="Arial" w:cs="Arial" w:eastAsia="Arial" w:hAnsi="Arial"/>
+          <w:b w:val="0"/>
+          <w:bCs w:val="0"/>
+          <w:i w:val="0"/>
+          <w:iCs w:val="0"/>
+          <w:smallCaps w:val="0"/>
+          <w:strike w:val="0"/>
+          <w:color w:val="22272f"/>
           <w:sz w:val="18"/>
           <w:szCs w:val="18"/>
-          <w:rtl w:val="0"/>
-        </w:rPr>
-        <w:t xml:space="preserve"> Venta's profile (01081453) carries alerts 01088686 and 01090793 </w:t>
-      </w:r>
-      <w:r>
-        <w:rPr>
+          <w:u w:val="none"/>
+          <w:vertAlign w:val="baseline"/>
+          <w:rtl w:val="0"/>
+        </w:rPr>
+        <w:t xml:space="preserve">: </w:t>
+      </w:r>
+      <w:r>
+        <w:rPr>
+          <w:rFonts w:ascii="Arial" w:cs="Arial" w:eastAsia="Arial" w:hAnsi="Arial"/>
+          <w:b w:val="0"/>
+          <w:bCs w:val="0"/>
+          <w:i w:val="0"/>
+          <w:iCs w:val="0"/>
+          <w:smallCaps w:val="0"/>
+          <w:strike w:val="0"/>
+          <w:color w:val="22272f"/>
+          <w:sz w:val="18"/>
+          <w:szCs w:val="18"/>
+          <w:u w:val="none"/>
+          <w:shd w:fill="auto" w:val="clear"/>
+          <w:vertAlign w:val="baseline"/>
+          <w:rtl w:val="0"/>
+        </w:rPr>
+        <w:t xml:space="preserve">on 15 April 2022 the Bank of Russia found market manipulation by Dmitry B. Volkov and issued binding orders </w:t>
+      </w:r>
+      <w:r>
+        <w:rPr>
+          <w:rFonts w:ascii="Arial" w:cs="Arial" w:eastAsia="Arial" w:hAnsi="Arial"/>
           <w:b w:val="1"/>
           <w:bCs w:val="1"/>
+          <w:i w:val="0"/>
+          <w:iCs w:val="0"/>
+          <w:smallCaps w:val="0"/>
+          <w:strike w:val="0"/>
           <w:color w:val="1e7b4f"/>
           <w:sz w:val="14"/>
           <w:szCs w:val="14"/>
-          <w:rtl w:val="0"/>
-        </w:rPr>
-        <w:t xml:space="preserve">[V]</w:t>
-      </w:r>
-      <w:r>
-        <w:rPr>
+          <w:u w:val="none"/>
+          <w:shd w:fill="auto" w:val="clear"/>
+          <w:vertAlign w:val="baseline"/>
+          <w:rtl w:val="0"/>
+        </w:rPr>
+        <w:t xml:space="preserve"> [V]</w:t>
+      </w:r>
+      <w:r>
+        <w:rPr>
+          <w:rFonts w:ascii="Arial" w:cs="Arial" w:eastAsia="Arial" w:hAnsi="Arial"/>
+          <w:b w:val="0"/>
+          <w:bCs w:val="0"/>
+          <w:i w:val="0"/>
+          <w:iCs w:val="0"/>
+          <w:smallCaps w:val="0"/>
+          <w:strike w:val="0"/>
+          <w:color w:val="22272f"/>
           <w:sz w:val="18"/>
           <w:szCs w:val="18"/>
-          <w:rtl w:val="0"/>
-        </w:rPr>
-        <w:t xml:space="preserve">. Alert type, outcome and rationale: </w:t>
-      </w:r>
-      <w:r>
-        <w:rPr>
+          <w:u w:val="none"/>
+          <w:shd w:fill="auto" w:val="clear"/>
+          <w:vertAlign w:val="baseline"/>
+          <w:rtl w:val="0"/>
+        </w:rPr>
+        <w:t xml:space="preserve">. It bears on the integrity of the controlling person, not on the payment activity </w:t>
+      </w:r>
+      <w:r>
+        <w:rPr>
+          <w:rFonts w:ascii="Arial" w:cs="Arial" w:eastAsia="Arial" w:hAnsi="Arial"/>
           <w:b w:val="1"/>
           <w:bCs w:val="1"/>
-          <w:sz w:val="18"/>
-          <w:szCs w:val="18"/>
-          <w:highlight w:val="yellow"/>
-          <w:rtl w:val="0"/>
-        </w:rPr>
-        <w:t xml:space="preserve">[TBC]</w:t>
+          <w:i w:val="0"/>
+          <w:iCs w:val="0"/>
+          <w:smallCaps w:val="0"/>
+          <w:strike w:val="0"/>
+          <w:color w:val="6b3fa0"/>
+          <w:sz w:val="14"/>
+          <w:szCs w:val="14"/>
+          <w:u w:val="none"/>
+          <w:shd w:fill="auto" w:val="clear"/>
+          <w:vertAlign w:val="baseline"/>
+          <w:rtl w:val="0"/>
+        </w:rPr>
+        <w:t xml:space="preserve"> [I]</w:t>
       </w:r>
       <w:r>
         <w:rPr>
@@ -14761,7 +15640,7 @@
           <w:szCs w:val="18"/>
           <w:rtl w:val="0"/>
         </w:rPr>
-        <w:t xml:space="preserve">Screening: Karen Chau (UBO, chain A):</w:t>
+        <w:t xml:space="preserve">Screening:</w:t>
       </w:r>
       <w:r>
         <w:rPr>
@@ -14769,7 +15648,7 @@
           <w:szCs w:val="18"/>
           <w:rtl w:val="0"/>
         </w:rPr>
-        <w:t xml:space="preserve"> her screening profile (00925169) has one alert in the extract: adverse-media alert 925228, closed on 21 September 2025 as a false positive, "Name and DOB mismatch between screened individual and sanctioned individual" </w:t>
+        <w:t xml:space="preserve"> the screening team's extract covers Venta, SOL and Xeanco: 16 alerts (six PEP, six adverse-media and four SOE), none of them a sanctions alert. Fifteen were closed as false positives and one, on SOL, as a true match </w:t>
       </w:r>
       <w:r>
         <w:rPr>
@@ -14788,7 +15667,7 @@
           <w:szCs w:val="18"/>
           <w:rtl w:val="0"/>
         </w:rPr>
-        <w:t xml:space="preserve">. No PEP alert is recorded for her </w:t>
+        <w:t xml:space="preserve">. The Venta entity review identified no sanctions or watchlist match for any recorded representative </w:t>
       </w:r>
       <w:r>
         <w:rPr>
@@ -14841,7 +15720,7 @@
           <w:szCs w:val="18"/>
           <w:rtl w:val="0"/>
         </w:rPr>
-        <w:t xml:space="preserve">Screening: Volkov (group UBO, chain B; named on chain C):</w:t>
+        <w:t xml:space="preserve">Screening: Venta entity profile:</w:t>
       </w:r>
       <w:r>
         <w:rPr>
@@ -14849,7 +15728,7 @@
           <w:szCs w:val="18"/>
           <w:rtl w:val="0"/>
         </w:rPr>
-        <w:t xml:space="preserve"> his profile (00940425) raised two adverse-media alerts (940718, 940719). Both were closed as false positives on 8 September 2025 because "Address country of entity differs from address country of sanctioned entity." </w:t>
+        <w:t xml:space="preserve"> Venta's profile (01081453) carries alerts 01088686 and 01090793 </w:t>
       </w:r>
       <w:r>
         <w:rPr>
@@ -14868,7 +15747,68 @@
           <w:szCs w:val="18"/>
           <w:rtl w:val="0"/>
         </w:rPr>
-        <w:t xml:space="preserve">. No PEP or SOE alert is recorded for him </w:t>
+        <w:t xml:space="preserve">. Their type, outcome and rationale are not recorded in the material reviewed </w:t>
+      </w:r>
+      <w:r>
+        <w:rPr>
+          <w:b w:val="1"/>
+          <w:bCs w:val="1"/>
+          <w:color w:val="b42318"/>
+          <w:sz w:val="14"/>
+          <w:szCs w:val="14"/>
+          <w:rtl w:val="0"/>
+        </w:rPr>
+        <w:t xml:space="preserve">[GAP]</w:t>
+      </w:r>
+      <w:r>
+        <w:rPr>
+          <w:sz w:val="18"/>
+          <w:szCs w:val="18"/>
+          <w:rtl w:val="0"/>
+        </w:rPr>
+        <w:t xml:space="preserve"> (O6).</w:t>
+      </w:r>
+    </w:p>
+    <w:p>
+      <w:pPr>
+        <w:keepNext w:val="0"/>
+        <w:keepLines w:val="0"/>
+        <w:pageBreakBefore w:val="0"/>
+        <w:widowControl w:val="1"/>
+        <w:numPr>
+          <w:ilvl w:val="0"/>
+          <w:numId w:val="1"/>
+        </w:numPr>
+        <w:pBdr>
+          <w:top w:space="0" w:sz="0" w:val="nil"/>
+          <w:left w:space="0" w:sz="0" w:val="nil"/>
+          <w:bottom w:space="0" w:sz="0" w:val="nil"/>
+          <w:right w:space="0" w:sz="0" w:val="nil"/>
+          <w:between w:space="0" w:sz="0" w:val="nil"/>
+        </w:pBdr>
+        <w:shd w:fill="auto" w:val="clear"/>
+        <w:spacing w:after="0" w:before="0" w:line="269" w:lineRule="auto"/>
+        <w:ind w:left="360" w:right="0" w:hanging="360"/>
+        <w:jc w:val="left"/>
+        <w:rPr/>
+      </w:pPr>
+      <w:r>
+        <w:rPr>
+          <w:b w:val="1"/>
+          <w:bCs w:val="1"/>
+          <w:sz w:val="18"/>
+          <w:szCs w:val="18"/>
+          <w:rtl w:val="0"/>
+        </w:rPr>
+        <w:t xml:space="preserve">Screening: Karen Chau (UBO, chain A):</w:t>
+      </w:r>
+      <w:r>
+        <w:rPr>
+          <w:sz w:val="18"/>
+          <w:szCs w:val="18"/>
+          <w:rtl w:val="0"/>
+        </w:rPr>
+        <w:t xml:space="preserve"> her screening profile (00925169) has one alert in the extract: adverse-media alert 925228, closed on 21 September 2025 as a false positive, "Name and DOB mismatch between screened individual and sanctioned individual" </w:t>
       </w:r>
       <w:r>
         <w:rPr>
@@ -14887,6 +15827,105 @@
           <w:szCs w:val="18"/>
           <w:rtl w:val="0"/>
         </w:rPr>
+        <w:t xml:space="preserve">. No PEP alert is recorded for her </w:t>
+      </w:r>
+      <w:r>
+        <w:rPr>
+          <w:b w:val="1"/>
+          <w:bCs w:val="1"/>
+          <w:color w:val="1e7b4f"/>
+          <w:sz w:val="14"/>
+          <w:szCs w:val="14"/>
+          <w:rtl w:val="0"/>
+        </w:rPr>
+        <w:t xml:space="preserve">[V]</w:t>
+      </w:r>
+      <w:r>
+        <w:rPr>
+          <w:sz w:val="18"/>
+          <w:szCs w:val="18"/>
+          <w:rtl w:val="0"/>
+        </w:rPr>
+        <w:t xml:space="preserve">.</w:t>
+      </w:r>
+    </w:p>
+    <w:p>
+      <w:pPr>
+        <w:keepNext w:val="0"/>
+        <w:keepLines w:val="0"/>
+        <w:pageBreakBefore w:val="0"/>
+        <w:widowControl w:val="1"/>
+        <w:numPr>
+          <w:ilvl w:val="0"/>
+          <w:numId w:val="1"/>
+        </w:numPr>
+        <w:pBdr>
+          <w:top w:space="0" w:sz="0" w:val="nil"/>
+          <w:left w:space="0" w:sz="0" w:val="nil"/>
+          <w:bottom w:space="0" w:sz="0" w:val="nil"/>
+          <w:right w:space="0" w:sz="0" w:val="nil"/>
+          <w:between w:space="0" w:sz="0" w:val="nil"/>
+        </w:pBdr>
+        <w:shd w:fill="auto" w:val="clear"/>
+        <w:spacing w:after="0" w:before="0" w:line="269" w:lineRule="auto"/>
+        <w:ind w:left="360" w:right="0" w:hanging="360"/>
+        <w:jc w:val="left"/>
+        <w:rPr/>
+      </w:pPr>
+      <w:r>
+        <w:rPr>
+          <w:b w:val="1"/>
+          <w:bCs w:val="1"/>
+          <w:sz w:val="18"/>
+          <w:szCs w:val="18"/>
+          <w:rtl w:val="0"/>
+        </w:rPr>
+        <w:t xml:space="preserve">Screening: Volkov (group UBO, chain B; named on chain C):</w:t>
+      </w:r>
+      <w:r>
+        <w:rPr>
+          <w:sz w:val="18"/>
+          <w:szCs w:val="18"/>
+          <w:rtl w:val="0"/>
+        </w:rPr>
+        <w:t xml:space="preserve"> his profile (00940425) raised two adverse-media alerts (940718, 940719). Both were closed as false positives on 8 September 2025 because "Address country of entity differs from address country of sanctioned entity." </w:t>
+      </w:r>
+      <w:r>
+        <w:rPr>
+          <w:b w:val="1"/>
+          <w:bCs w:val="1"/>
+          <w:color w:val="1e7b4f"/>
+          <w:sz w:val="14"/>
+          <w:szCs w:val="14"/>
+          <w:rtl w:val="0"/>
+        </w:rPr>
+        <w:t xml:space="preserve">[V]</w:t>
+      </w:r>
+      <w:r>
+        <w:rPr>
+          <w:sz w:val="18"/>
+          <w:szCs w:val="18"/>
+          <w:rtl w:val="0"/>
+        </w:rPr>
+        <w:t xml:space="preserve">. No PEP or SOE alert is recorded for him </w:t>
+      </w:r>
+      <w:r>
+        <w:rPr>
+          <w:b w:val="1"/>
+          <w:bCs w:val="1"/>
+          <w:color w:val="1e7b4f"/>
+          <w:sz w:val="14"/>
+          <w:szCs w:val="14"/>
+          <w:rtl w:val="0"/>
+        </w:rPr>
+        <w:t xml:space="preserve">[V]</w:t>
+      </w:r>
+      <w:r>
+        <w:rPr>
+          <w:sz w:val="18"/>
+          <w:szCs w:val="18"/>
+          <w:rtl w:val="0"/>
+        </w:rPr>
         <w:t xml:space="preserve">. Screening has therefore not escalated the most significant adverse information on any individual linked to Venta </w:t>
       </w:r>
       <w:r>
@@ -14899,6 +15938,67 @@
           <w:rtl w:val="0"/>
         </w:rPr>
         <w:t xml:space="preserve">[I]</w:t>
+      </w:r>
+      <w:r>
+        <w:rPr>
+          <w:sz w:val="18"/>
+          <w:szCs w:val="18"/>
+          <w:rtl w:val="0"/>
+        </w:rPr>
+        <w:t xml:space="preserve">.</w:t>
+      </w:r>
+    </w:p>
+    <w:p>
+      <w:pPr>
+        <w:keepNext w:val="0"/>
+        <w:keepLines w:val="0"/>
+        <w:pageBreakBefore w:val="0"/>
+        <w:widowControl w:val="1"/>
+        <w:numPr>
+          <w:ilvl w:val="0"/>
+          <w:numId w:val="1"/>
+        </w:numPr>
+        <w:pBdr>
+          <w:top w:space="0" w:sz="0" w:val="nil"/>
+          <w:left w:space="0" w:sz="0" w:val="nil"/>
+          <w:bottom w:space="0" w:sz="0" w:val="nil"/>
+          <w:right w:space="0" w:sz="0" w:val="nil"/>
+          <w:between w:space="0" w:sz="0" w:val="nil"/>
+        </w:pBdr>
+        <w:shd w:fill="auto" w:val="clear"/>
+        <w:spacing w:after="0" w:before="0" w:line="269" w:lineRule="auto"/>
+        <w:ind w:left="360" w:right="0" w:hanging="360"/>
+        <w:jc w:val="left"/>
+        <w:rPr/>
+      </w:pPr>
+      <w:r>
+        <w:rPr>
+          <w:b w:val="1"/>
+          <w:bCs w:val="1"/>
+          <w:sz w:val="18"/>
+          <w:szCs w:val="18"/>
+          <w:rtl w:val="0"/>
+        </w:rPr>
+        <w:t xml:space="preserve">Prior filings:</w:t>
+      </w:r>
+      <w:r>
+        <w:rPr>
+          <w:sz w:val="18"/>
+          <w:szCs w:val="18"/>
+          <w:rtl w:val="0"/>
+        </w:rPr>
+        <w:t xml:space="preserve"> no prior suspicious transaction report was identified for Venta, the other Deroches entities or the alias. The TM L3 Master Pipeline (3LOD 2026) carries no filing identifier against Venta </w:t>
+      </w:r>
+      <w:r>
+        <w:rPr>
+          <w:b w:val="1"/>
+          <w:bCs w:val="1"/>
+          <w:color w:val="1e7b4f"/>
+          <w:sz w:val="14"/>
+          <w:szCs w:val="14"/>
+          <w:rtl w:val="0"/>
+        </w:rPr>
+        <w:t xml:space="preserve">[V]</w:t>
       </w:r>
       <w:r>
         <w:rPr>
@@ -15079,7 +16179,7 @@
           <w:szCs w:val="16"/>
           <w:rtl w:val="0"/>
         </w:rPr>
-        <w:t xml:space="preserve">; Dil Mil Inc in the T&amp;Cs – </w:t>
+        <w:t xml:space="preserve">; ACRA record, Hazelpro registry, aggregator record and published terms, Asteri, prior filings – Venta entity review §2.2–2.3, §4.5, §11; Dil Mil Inc in the T&amp;Cs – </w:t>
       </w:r>
       <w:hyperlink r:id="rId104">
         <w:r>
@@ -17916,7 +19016,7 @@
           <w:szCs w:val="18"/>
           <w:rtl w:val="0"/>
         </w:rPr>
-        <w:t xml:space="preserve">. Over the same period Venta's monthly AMEX rose from USD 10,938.93 to USD 72,246.36; Venta and Xeanco together processed a further USD 757,936.03 of AMEX </w:t>
+        <w:t xml:space="preserve">. Over the same period Venta's monthly AMEX rose sixfold, from USD 10,938.93 to USD 72,246.36; Venta and Xeanco together processed a further USD 757,936.03 of AMEX </w:t>
       </w:r>
       <w:r>
         <w:rPr>
@@ -17935,7 +19035,26 @@
           <w:szCs w:val="18"/>
           <w:rtl w:val="0"/>
         </w:rPr>
-        <w:t xml:space="preserve">. Venta processes the same websites as SOL (§5.2). Whether AMEX's request extends to those websites when processed through Venta is not recorded </w:t>
+        <w:t xml:space="preserve">. Venta's AMEX dispute rate is 1.3489%, against 0.1412% on Visa and 0.1913% on Mastercard for the same product and customers </w:t>
+      </w:r>
+      <w:r>
+        <w:rPr>
+          <w:b w:val="1"/>
+          <w:bCs w:val="1"/>
+          <w:color w:val="1e7b4f"/>
+          <w:sz w:val="14"/>
+          <w:szCs w:val="14"/>
+          <w:rtl w:val="0"/>
+        </w:rPr>
+        <w:t xml:space="preserve">[V]</w:t>
+      </w:r>
+      <w:r>
+        <w:rPr>
+          <w:sz w:val="18"/>
+          <w:szCs w:val="18"/>
+          <w:rtl w:val="0"/>
+        </w:rPr>
+        <w:t xml:space="preserve">. Venta processes the same websites as SOL (§4.9). Whether AMEX's request extends to those websites when processed through Venta is not recorded </w:t>
       </w:r>
       <w:r>
         <w:rPr>
@@ -17947,25 +19066,6 @@
           <w:rtl w:val="0"/>
         </w:rPr>
         <w:t xml:space="preserve">[GAP]</w:t>
-      </w:r>
-      <w:r>
-        <w:rPr>
-          <w:sz w:val="18"/>
-          <w:szCs w:val="18"/>
-          <w:rtl w:val="0"/>
-        </w:rPr>
-        <w:t xml:space="preserve">. Venta's AMEX dispute rate: </w:t>
-      </w:r>
-      <w:r>
-        <w:rPr>
-          <w:b w:val="1"/>
-          <w:bCs w:val="1"/>
-          <w:sz w:val="18"/>
-          <w:szCs w:val="18"/>
-          <w:highlight w:val="yellow"/>
-          <w:rtl w:val="0"/>
-        </w:rPr>
-        <w:t xml:space="preserve">[TBC]</w:t>
       </w:r>
       <w:r>
         <w:rPr>
@@ -18137,7 +19237,7 @@
           <w:szCs w:val="16"/>
           <w:rtl w:val="0"/>
         </w:rPr>
-        <w:t xml:space="preserve"> (status, last modified 14 May 2026); dispute rates – </w:t>
+        <w:t xml:space="preserve"> (status, last modified 14 May 2026); dispute rates by scheme – </w:t>
       </w:r>
       <w:hyperlink r:id="rId137">
         <w:r>
@@ -18160,7 +19260,7 @@
           <w:szCs w:val="16"/>
           <w:rtl w:val="0"/>
         </w:rPr>
-        <w:t xml:space="preserve">.</w:t>
+        <w:t xml:space="preserve">, Venta entity review §4.1.</w:t>
       </w:r>
     </w:p>
     <w:tbl>
@@ -18293,7 +19393,7 @@
                 <w:szCs w:val="17"/>
                 <w:rtl w:val="0"/>
               </w:rPr>
-              <w:t xml:space="preserve">•  Discover's stated grounds (AI bots and staff conversing with customers; charging after cancellation) are the same conduct SC later tested. They match the transactional footprint in §4.5 (Venta merchant-initiated share 49.14%; portfolio merchant-initiated billing disputing at 2.02x) </w:t>
+              <w:t xml:space="preserve">•  Discover's stated grounds (AI bots and staff conversing with customers; charging after cancellation) are the same conduct SC later tested. They match the transactional footprint in §4.5: 49.14% of Venta's value is merchant-initiated and that cohort is disputed 1.6 times as often </w:t>
             </w:r>
             <w:r>
               <w:rPr>
@@ -18345,7 +19445,7 @@
                 <w:szCs w:val="17"/>
                 <w:rtl w:val="0"/>
               </w:rPr>
-              <w:t xml:space="preserve">.</w:t>
+              <w:t xml:space="preserve">. The Venta entity review's record list repeats the pack's description; FCIU's reading of the case record is as set out here.</w:t>
             </w:r>
           </w:p>
           <w:p>
@@ -18860,7 +19960,7 @@
           <w:szCs w:val="18"/>
           <w:rtl w:val="0"/>
         </w:rPr>
-        <w:t xml:space="preserve">. The same pattern applies on SOL and Xeanco </w:t>
+        <w:t xml:space="preserve">. This is a fixed, scheme-specific coding rule, not drift, and the same pattern applies on SOL and Xeanco </w:t>
       </w:r>
       <w:r>
         <w:rPr>
@@ -18898,7 +19998,7 @@
           <w:szCs w:val="18"/>
           <w:rtl w:val="0"/>
         </w:rPr>
-        <w:t xml:space="preserve">. Both codes are used on the same processing channels and the same websites (including datemyage.com, dating.com, anastasiadate.com, asiandate.com and eurodate.com), so the split does not reflect a different product or storefront </w:t>
+        <w:t xml:space="preserve">. Both codes are used on the same processing channels and the same websites, so the split does not reflect a different product or storefront </w:t>
       </w:r>
       <w:r>
         <w:rPr>
@@ -18929,6 +20029,25 @@
           <w:rtl w:val="0"/>
         </w:rPr>
         <w:t xml:space="preserve">[I]</w:t>
+      </w:r>
+      <w:r>
+        <w:rPr>
+          <w:sz w:val="18"/>
+          <w:szCs w:val="18"/>
+          <w:rtl w:val="0"/>
+        </w:rPr>
+        <w:t xml:space="preserve">. The two schemes with distinct handling also carry the highest dispute rates on Venta: AMEX 1.3489% and Discover 1.5530%, against 0.1412% on Visa </w:t>
+      </w:r>
+      <w:r>
+        <w:rPr>
+          <w:b w:val="1"/>
+          <w:bCs w:val="1"/>
+          <w:color w:val="1e7b4f"/>
+          <w:sz w:val="14"/>
+          <w:szCs w:val="14"/>
+          <w:rtl w:val="0"/>
+        </w:rPr>
+        <w:t xml:space="preserve">[V]</w:t>
       </w:r>
       <w:r>
         <w:rPr>
@@ -19022,6 +20141,8 @@
       <w:hyperlink r:id="rId146">
         <w:r>
           <w:rPr>
+            <w:b w:val="0"/>
+            <w:bCs w:val="0"/>
             <w:color w:val="1f5fad"/>
             <w:sz w:val="16"/>
             <w:szCs w:val="16"/>
@@ -19043,6 +20164,8 @@
       <w:hyperlink r:id="rId147">
         <w:r>
           <w:rPr>
+            <w:b w:val="0"/>
+            <w:bCs w:val="0"/>
             <w:color w:val="1f5fad"/>
             <w:sz w:val="16"/>
             <w:szCs w:val="16"/>
@@ -19059,11 +20182,13 @@
           <w:szCs w:val="16"/>
           <w:rtl w:val="0"/>
         </w:rPr>
-        <w:t xml:space="preserve">; MCC on file – </w:t>
+        <w:t xml:space="preserve">, Venta entity review §4.1; MCC on file – </w:t>
       </w:r>
       <w:hyperlink r:id="rId148">
         <w:r>
           <w:rPr>
+            <w:b w:val="0"/>
+            <w:bCs w:val="0"/>
             <w:color w:val="1f5fad"/>
             <w:sz w:val="16"/>
             <w:szCs w:val="16"/>
@@ -19085,6 +20210,8 @@
       <w:hyperlink r:id="rId149">
         <w:r>
           <w:rPr>
+            <w:b w:val="0"/>
+            <w:bCs w:val="0"/>
             <w:color w:val="1f5fad"/>
             <w:sz w:val="16"/>
             <w:szCs w:val="16"/>
@@ -19102,11 +20229,6 @@
           <w:rtl w:val="0"/>
         </w:rPr>
         <w:t xml:space="preserve">.</w:t>
-      </w:r>
-      <w:r>
-        <w:rPr>
-          <w:rtl w:val="0"/>
-        </w:rPr>
       </w:r>
     </w:p>
     <w:tbl>
@@ -19183,11 +20305,11 @@
                 <w:b w:val="1"/>
                 <w:bCs w:val="1"/>
                 <w:color w:val="6b3fa0"/>
-                <w:sz w:val="14"/>
-                <w:szCs w:val="14"/>
-                <w:rtl w:val="0"/>
-              </w:rPr>
-              <w:t xml:space="preserve"> [I]</w:t>
+                <w:sz w:val="13"/>
+                <w:szCs w:val="13"/>
+                <w:rtl w:val="0"/>
+              </w:rPr>
+              <w:t xml:space="preserve">[I]</w:t>
             </w:r>
             <w:r>
               <w:rPr>
@@ -19201,38 +20323,18 @@
           <w:p>
             <w:pPr>
               <w:spacing w:after="40" w:lineRule="auto"/>
-              <w:rPr/>
-            </w:pPr>
-            <w:r>
               <w:rPr>
                 <w:sz w:val="17"/>
                 <w:szCs w:val="17"/>
-                <w:rtl w:val="0"/>
-              </w:rPr>
-              <w:t xml:space="preserve">•  Before any conclusion is reached about misrepresentation, it must be established whether the 7299 assignment was </w:t>
-            </w:r>
-            <w:r>
-              <w:rPr>
-                <w:b w:val="1"/>
-                <w:bCs w:val="1"/>
+              </w:rPr>
+            </w:pPr>
+            <w:r>
+              <w:rPr>
                 <w:sz w:val="17"/>
                 <w:szCs w:val="17"/>
                 <w:rtl w:val="0"/>
               </w:rPr>
-              <w:t xml:space="preserve">set by CKO</w:t>
-            </w:r>
-            <w:r>
-              <w:rPr>
-                <w:sz w:val="17"/>
-                <w:szCs w:val="17"/>
-                <w:rtl w:val="0"/>
-              </w:rPr>
-              <w:t xml:space="preserve"> (acquiring or AMEX configuration) or requested by the merchant.</w:t>
-            </w:r>
-            <w:r>
-              <w:rPr>
-                <w:rtl w:val="0"/>
-              </w:rPr>
+              <w:t xml:space="preserve">•  Before any conclusion is reached about misrepresentation, it must be established whether the 7299 assignment was set by CKO (acquiring or AMEX configuration) or requested by the merchant. A formal Scheme Compliance determination has been requested (R1).</w:t>
             </w:r>
           </w:p>
         </w:tc>
@@ -19751,22 +20853,11 @@
             </w:pPr>
             <w:r>
               <w:rPr>
-                <w:b w:val="1"/>
-                <w:bCs w:val="1"/>
-                <w:sz w:val="16"/>
-                <w:szCs w:val="16"/>
-                <w:highlight w:val="yellow"/>
-                <w:rtl w:val="0"/>
-              </w:rPr>
-              <w:t xml:space="preserve">[TBC]</w:t>
-            </w:r>
-            <w:r>
-              <w:rPr>
-                <w:sz w:val="16"/>
-                <w:szCs w:val="16"/>
-                <w:rtl w:val="0"/>
-              </w:rPr>
-              <w:t xml:space="preserve">: share of Venta value from its top accounts. Portfolio: top 3,000 emails = 56.06% of value (USD 50,364,002.46); smallest of these still spent USD 5,244 in twelve months</w:t>
+                <w:sz w:val="16"/>
+                <w:szCs w:val="16"/>
+                <w:rtl w:val="0"/>
+              </w:rPr>
+              <w:t xml:space="preserve">Venta-level share of value from its top accounts was not separately extracted. Portfolio: top 3,000 emails = 56.06% of value (USD 50,364,002.46); smallest of these still spent USD 5,244 in twelve months</w:t>
             </w:r>
           </w:p>
         </w:tc>
@@ -19858,22 +20949,11 @@
             </w:pPr>
             <w:r>
               <w:rPr>
-                <w:b w:val="1"/>
-                <w:bCs w:val="1"/>
-                <w:sz w:val="16"/>
-                <w:szCs w:val="16"/>
-                <w:highlight w:val="yellow"/>
-                <w:rtl w:val="0"/>
-              </w:rPr>
-              <w:t xml:space="preserve">[TBC]</w:t>
-            </w:r>
-            <w:r>
-              <w:rPr>
-                <w:sz w:val="16"/>
-                <w:szCs w:val="16"/>
-                <w:rtl w:val="0"/>
-              </w:rPr>
-              <w:t xml:space="preserve">: Venta's leading accounts. Five of the twelve highest-spending portfolio accounts transact on both SOL and Venta, at USD 180k–373k a year combined, none with a dispute or fraud report (§4.10)</w:t>
+                <w:sz w:val="16"/>
+                <w:szCs w:val="16"/>
+                <w:rtl w:val="0"/>
+              </w:rPr>
+              <w:t xml:space="preserve">Five of the twelve highest-spending portfolio accounts transact on both SOL and Venta: quilter4u (USD 373,147.37), celinaathie (USD 306,119.36), drjvero (USD 260,023.84), alpsinha48 (USD 199,323.15; USD 195,815.15 of it on Venta) and linealot (USD 180,110.35). None of the twelve has a dispute or fraud report</w:t>
             </w:r>
           </w:p>
         </w:tc>
@@ -19988,18 +21068,7 @@
                 <w:szCs w:val="16"/>
                 <w:rtl w:val="0"/>
               </w:rPr>
-              <w:t xml:space="preserve">49.14% of Venta's value on stored credentials (portfolio 31.97%). Portfolio disputes 2.02x and fraud reports 1.57x the customer-initiated rate; Venta-level ratios </w:t>
-            </w:r>
-            <w:r>
-              <w:rPr>
-                <w:b w:val="1"/>
-                <w:bCs w:val="1"/>
-                <w:sz w:val="16"/>
-                <w:szCs w:val="16"/>
-                <w:highlight w:val="yellow"/>
-                <w:rtl w:val="0"/>
-              </w:rPr>
-              <w:t xml:space="preserve">[TBC]</w:t>
+              <w:t xml:space="preserve">49.14% of Venta's value (105,284 payments, USD 7,352,975.06) on stored credentials, against 31.97% across the portfolio. Dispute rate 0.3096% against 0.1942% customer-initiated (1.6x); fraud rate 0.9042% against 0.5313% (1.7x)</w:t>
             </w:r>
           </w:p>
         </w:tc>
@@ -20110,22 +21179,11 @@
             </w:pPr>
             <w:r>
               <w:rPr>
-                <w:b w:val="1"/>
-                <w:bCs w:val="1"/>
-                <w:sz w:val="16"/>
-                <w:szCs w:val="16"/>
-                <w:highlight w:val="yellow"/>
-                <w:rtl w:val="0"/>
-              </w:rPr>
-              <w:t xml:space="preserve">[TBC]</w:t>
-            </w:r>
-            <w:r>
-              <w:rPr>
-                <w:sz w:val="16"/>
-                <w:szCs w:val="16"/>
-                <w:rtl w:val="0"/>
-              </w:rPr>
-              <w:t xml:space="preserve">. Portfolio: USD 16 entry (19.35% of transactions) up to a USD 399 tier that is 18.90% of value from 2.81% of transactions</w:t>
+                <w:sz w:val="16"/>
+                <w:szCs w:val="16"/>
+                <w:rtl w:val="0"/>
+              </w:rPr>
+              <w:t xml:space="preserve">Fixed ladder from about USD 1 to USD 399. A USD 1.00 point carries 5,028 captures, consistent with routine card validation rather than card testing. Portfolio: USD 16 entry (19.35% of transactions); USD 399 tier is 18.90% of value</w:t>
             </w:r>
           </w:p>
         </w:tc>
@@ -20144,12 +21202,7 @@
                 <w:szCs w:val="16"/>
                 <w:rtl w:val="0"/>
               </w:rPr>
-              <w:t xml:space="preserve">Consumable-credit top-ups, not a flat subscription</w:t>
-            </w:r>
-            <w:r>
-              <w:rPr>
-                <w:rtl w:val="0"/>
-              </w:rPr>
+              <w:t xml:space="preserve">Consumable-credit top-ups, not a flat subscription. No threshold-avoidance pattern: the top tier is far below any reporting threshold</w:t>
             </w:r>
           </w:p>
         </w:tc>
@@ -20217,22 +21270,11 @@
             </w:pPr>
             <w:r>
               <w:rPr>
-                <w:b w:val="1"/>
-                <w:bCs w:val="1"/>
-                <w:sz w:val="16"/>
-                <w:szCs w:val="16"/>
-                <w:highlight w:val="yellow"/>
-                <w:rtl w:val="0"/>
-              </w:rPr>
-              <w:t xml:space="preserve">[TBC]</w:t>
-            </w:r>
-            <w:r>
-              <w:rPr>
-                <w:sz w:val="16"/>
-                <w:szCs w:val="16"/>
-                <w:rtl w:val="0"/>
-              </w:rPr>
-              <w:t xml:space="preserve">. Portfolio: 140 accounts with ten or more cards; up to 71 cards on one email</w:t>
+                <w:sz w:val="16"/>
+                <w:szCs w:val="16"/>
+                <w:rtl w:val="0"/>
+              </w:rPr>
+              <w:t xml:space="preserve">alpsinha48 uses four cards on Venta. Portfolio: 140 accounts with ten or more cards (about USD 3.51m); up to 71 cards on one email. The top twelve accounts presented 103 cards, 19 of which never captured a payment</w:t>
             </w:r>
           </w:p>
         </w:tc>
@@ -20280,6 +21322,179 @@
               <w:rPr>
                 <w:rtl w:val="0"/>
               </w:rPr>
+            </w:r>
+          </w:p>
+        </w:tc>
+      </w:tr>
+      <w:tr>
+        <w:trPr>
+          <w:cantSplit w:val="0"/>
+          <w:tblHeader w:val="0"/>
+        </w:trPr>
+        <w:tc>
+          <w:tcPr/>
+          <w:p>
+            <w:pPr>
+              <w:spacing w:after="20" w:lineRule="auto"/>
+              <w:rPr/>
+            </w:pPr>
+            <w:r>
+              <w:rPr>
+                <w:sz w:val="16"/>
+                <w:szCs w:val="16"/>
+                <w:rtl w:val="0"/>
+              </w:rPr>
+              <w:t xml:space="preserve">Strong customer authentication</w:t>
+            </w:r>
+          </w:p>
+        </w:tc>
+        <w:tc>
+          <w:tcPr/>
+          <w:p>
+            <w:pPr>
+              <w:spacing w:after="20" w:lineRule="auto"/>
+              <w:rPr/>
+            </w:pPr>
+            <w:r>
+              <w:rPr>
+                <w:sz w:val="16"/>
+                <w:szCs w:val="16"/>
+                <w:rtl w:val="0"/>
+              </w:rPr>
+              <w:t xml:space="preserve">3DS requested on 224 of 240,397 captured payments (0.09%), including the merchant-initiated cohort, against a 60.06% decline rate</w:t>
+            </w:r>
+          </w:p>
+        </w:tc>
+        <w:tc>
+          <w:tcPr/>
+          <w:p>
+            <w:pPr>
+              <w:spacing w:after="20" w:lineRule="auto"/>
+              <w:rPr/>
+            </w:pPr>
+            <w:r>
+              <w:rPr>
+                <w:sz w:val="16"/>
+                <w:szCs w:val="16"/>
+                <w:rtl w:val="0"/>
+              </w:rPr>
+              <w:t xml:space="preserve">Almost no payments are strongly authenticated; a consumer-protection and liability exposure in its own right</w:t>
+            </w:r>
+          </w:p>
+        </w:tc>
+        <w:tc>
+          <w:tcPr/>
+          <w:p>
+            <w:pPr>
+              <w:spacing w:after="20" w:lineRule="auto"/>
+              <w:rPr/>
+            </w:pPr>
+            <w:r>
+              <w:rPr>
+                <w:b w:val="1"/>
+                <w:bCs w:val="1"/>
+                <w:color w:val="1e7b4f"/>
+                <w:sz w:val="14"/>
+                <w:szCs w:val="14"/>
+                <w:rtl w:val="0"/>
+              </w:rPr>
+              <w:t xml:space="preserve">[V]</w:t>
+            </w:r>
+          </w:p>
+        </w:tc>
+      </w:tr>
+      <w:tr>
+        <w:trPr>
+          <w:cantSplit w:val="0"/>
+          <w:tblHeader w:val="0"/>
+        </w:trPr>
+        <w:tc>
+          <w:tcPr/>
+          <w:p>
+            <w:pPr>
+              <w:spacing w:after="20" w:lineRule="auto"/>
+              <w:rPr/>
+            </w:pPr>
+            <w:r>
+              <w:rPr>
+                <w:sz w:val="16"/>
+                <w:szCs w:val="16"/>
+                <w:rtl w:val="0"/>
+              </w:rPr>
+              <w:t xml:space="preserve">Business-domain accounts</w:t>
+            </w:r>
+          </w:p>
+        </w:tc>
+        <w:tc>
+          <w:tcPr/>
+          <w:p>
+            <w:pPr>
+              <w:spacing w:after="20" w:lineRule="auto"/>
+              <w:rPr/>
+            </w:pPr>
+            <w:r>
+              <w:rPr>
+                <w:sz w:val="16"/>
+                <w:szCs w:val="16"/>
+                <w:rtl w:val="0"/>
+              </w:rPr>
+              <w:t xml:space="preserve">Five third-party business email domains at average tickets of USD 96.98 to USD 481.31, up to 7.7 times Venta's average of USD 62.31; for example wsmf1.com, USD 82,800.88 across 211 payments. None disputed</w:t>
+            </w:r>
+          </w:p>
+        </w:tc>
+        <w:tc>
+          <w:tcPr/>
+          <w:p>
+            <w:pPr>
+              <w:spacing w:after="20" w:lineRule="auto"/>
+              <w:rPr/>
+            </w:pPr>
+            <w:r>
+              <w:rPr>
+                <w:sz w:val="16"/>
+                <w:szCs w:val="16"/>
+                <w:rtl w:val="0"/>
+              </w:rPr>
+              <w:t xml:space="preserve">A possible corporate-card misuse question that dispute monitoring cannot surface</w:t>
+            </w:r>
+          </w:p>
+        </w:tc>
+        <w:tc>
+          <w:tcPr/>
+          <w:p>
+            <w:pPr>
+              <w:spacing w:after="20" w:lineRule="auto"/>
+              <w:rPr/>
+            </w:pPr>
+            <w:r>
+              <w:rPr>
+                <w:b w:val="1"/>
+                <w:bCs w:val="1"/>
+                <w:color w:val="1e7b4f"/>
+                <w:sz w:val="14"/>
+                <w:szCs w:val="14"/>
+                <w:rtl w:val="0"/>
+              </w:rPr>
+              <w:t xml:space="preserve">[V]</w:t>
+            </w:r>
+            <w:r>
+              <w:rPr>
+                <w:sz w:val="14"/>
+                <w:szCs w:val="14"/>
+                <w:rtl w:val="0"/>
+              </w:rPr>
+              <w:t xml:space="preserve"> </w:t>
+            </w:r>
+            <w:r>
+              <w:rPr>
+                <w:b w:val="1"/>
+                <w:bCs w:val="1"/>
+                <w:color w:val="6b3fa0"/>
+                <w:sz w:val="14"/>
+                <w:szCs w:val="14"/>
+                <w:rtl w:val="0"/>
+              </w:rPr>
+              <w:t xml:space="preserve">[I]</w:t>
             </w:r>
           </w:p>
         </w:tc>
@@ -20324,6 +21539,8 @@
       <w:hyperlink r:id="rId154">
         <w:r>
           <w:rPr>
+            <w:b w:val="0"/>
+            <w:bCs w:val="0"/>
             <w:color w:val="1f5fad"/>
             <w:sz w:val="16"/>
             <w:szCs w:val="16"/>
@@ -20345,6 +21562,8 @@
       <w:hyperlink r:id="rId155">
         <w:r>
           <w:rPr>
+            <w:b w:val="0"/>
+            <w:bCs w:val="0"/>
             <w:color w:val="1f5fad"/>
             <w:sz w:val="16"/>
             <w:szCs w:val="16"/>
@@ -20366,6 +21585,8 @@
       <w:hyperlink r:id="rId156">
         <w:r>
           <w:rPr>
+            <w:b w:val="0"/>
+            <w:bCs w:val="0"/>
             <w:color w:val="1f5fad"/>
             <w:sz w:val="16"/>
             <w:szCs w:val="16"/>
@@ -20382,11 +21603,13 @@
           <w:szCs w:val="16"/>
           <w:rtl w:val="0"/>
         </w:rPr>
-        <w:t xml:space="preserve">; merchant-initiated share – </w:t>
+        <w:t xml:space="preserve">, Venta entity review §4.5; merchant-initiated share – </w:t>
       </w:r>
       <w:hyperlink r:id="rId157">
         <w:r>
           <w:rPr>
+            <w:b w:val="0"/>
+            <w:bCs w:val="0"/>
             <w:color w:val="1f5fad"/>
             <w:sz w:val="16"/>
             <w:szCs w:val="16"/>
@@ -20408,6 +21631,8 @@
       <w:hyperlink r:id="rId158">
         <w:r>
           <w:rPr>
+            <w:b w:val="0"/>
+            <w:bCs w:val="0"/>
             <w:color w:val="1f5fad"/>
             <w:sz w:val="16"/>
             <w:szCs w:val="16"/>
@@ -20424,11 +21649,13 @@
           <w:szCs w:val="16"/>
           <w:rtl w:val="0"/>
         </w:rPr>
-        <w:t xml:space="preserve">; price ladder – </w:t>
+        <w:t xml:space="preserve">, Venta entity review §4.2; price ladder – </w:t>
       </w:r>
       <w:hyperlink r:id="rId159">
         <w:r>
           <w:rPr>
+            <w:b w:val="0"/>
+            <w:bCs w:val="0"/>
             <w:color w:val="1f5fad"/>
             <w:sz w:val="16"/>
             <w:szCs w:val="16"/>
@@ -20450,6 +21677,8 @@
       <w:hyperlink r:id="rId160">
         <w:r>
           <w:rPr>
+            <w:b w:val="0"/>
+            <w:bCs w:val="0"/>
             <w:color w:val="1f5fad"/>
             <w:sz w:val="16"/>
             <w:szCs w:val="16"/>
@@ -20466,11 +21695,13 @@
           <w:szCs w:val="16"/>
           <w:rtl w:val="0"/>
         </w:rPr>
-        <w:t xml:space="preserve">; card stacking – </w:t>
+        <w:t xml:space="preserve">, Venta entity review §4.3; card stacking – </w:t>
       </w:r>
       <w:hyperlink r:id="rId161">
         <w:r>
           <w:rPr>
+            <w:b w:val="0"/>
+            <w:bCs w:val="0"/>
             <w:color w:val="1f5fad"/>
             <w:sz w:val="16"/>
             <w:szCs w:val="16"/>
@@ -20487,11 +21718,13 @@
           <w:szCs w:val="16"/>
           <w:rtl w:val="0"/>
         </w:rPr>
-        <w:t xml:space="preserve">; Discover grounds – </w:t>
+        <w:t xml:space="preserve">; authentication and business domains – Venta entity review §4.5 (fresh extraction); Discover grounds – </w:t>
       </w:r>
       <w:hyperlink r:id="rId162">
         <w:r>
           <w:rPr>
+            <w:b w:val="0"/>
+            <w:bCs w:val="0"/>
             <w:color w:val="1f5fad"/>
             <w:sz w:val="16"/>
             <w:szCs w:val="16"/>
@@ -20509,11 +21742,6 @@
           <w:rtl w:val="0"/>
         </w:rPr>
         <w:t xml:space="preserve">.</w:t>
-      </w:r>
-      <w:r>
-        <w:rPr>
-          <w:rtl w:val="0"/>
-        </w:rPr>
       </w:r>
     </w:p>
     <w:p>
@@ -20743,40 +21971,21 @@
                 <w:szCs w:val="17"/>
                 <w:rtl w:val="0"/>
               </w:rPr>
-              <w:t xml:space="preserve">. Venta's merchant-initiated share (49.14%) is well above the portfolio's (31.97%) </w:t>
-            </w:r>
-            <w:r>
-              <w:rPr>
-                <w:b w:val="1"/>
-                <w:bCs w:val="1"/>
-                <w:color w:val="1e7b4f"/>
-                <w:sz w:val="13"/>
-                <w:szCs w:val="13"/>
-                <w:rtl w:val="0"/>
-              </w:rPr>
-              <w:t xml:space="preserve">[V]</w:t>
-            </w:r>
+              <w:t xml:space="preserve">.</w:t>
+            </w:r>
+          </w:p>
+          <w:p>
+            <w:pPr>
+              <w:spacing w:after="40" w:lineRule="auto"/>
+              <w:rPr/>
+            </w:pPr>
             <w:r>
               <w:rPr>
                 <w:sz w:val="17"/>
                 <w:szCs w:val="17"/>
                 <w:rtl w:val="0"/>
               </w:rPr>
-              <w:t xml:space="preserve">.</w:t>
-            </w:r>
-          </w:p>
-          <w:p>
-            <w:pPr>
-              <w:spacing w:after="40" w:lineRule="auto"/>
-              <w:rPr/>
-            </w:pPr>
-            <w:r>
-              <w:rPr>
-                <w:sz w:val="17"/>
-                <w:szCs w:val="17"/>
-                <w:rtl w:val="0"/>
-              </w:rPr>
-              <w:t xml:space="preserve">•  Adding disclosure to the T&amp;Cs does not address the transaction issues. At portfolio level, over half of revenue comes from approximately 3,000 very heavy spenders, and charges taken without the cardholder starting the payment are disputed twice as often </w:t>
+              <w:t xml:space="preserve">•  Adding disclosure to the T&amp;Cs does not address the transaction issues. Just under half of Venta's value is charged without the cardholder starting the payment, almost none of it with strong authentication, and those charges are disputed 1.6 times as often </w:t>
             </w:r>
             <w:r>
               <w:rPr>
@@ -20795,18 +22004,18 @@
                 <w:szCs w:val="17"/>
                 <w:rtl w:val="0"/>
               </w:rPr>
-              <w:t xml:space="preserve">. Venta's position: </w:t>
+              <w:t xml:space="preserve">. The highest-spending accounts record no disputes, so dispute-rate monitoring, the primary scheme control, cannot see this exposure </w:t>
             </w:r>
             <w:r>
               <w:rPr>
                 <w:b w:val="1"/>
                 <w:bCs w:val="1"/>
-                <w:sz w:val="17"/>
-                <w:szCs w:val="17"/>
-                <w:highlight w:val="yellow"/>
-                <w:rtl w:val="0"/>
-              </w:rPr>
-              <w:t xml:space="preserve">[TBC]</w:t>
+                <w:color w:val="6b3fa0"/>
+                <w:sz w:val="13"/>
+                <w:szCs w:val="13"/>
+                <w:rtl w:val="0"/>
+              </w:rPr>
+              <w:t xml:space="preserve">[I]</w:t>
             </w:r>
             <w:r>
               <w:rPr>
@@ -21762,7 +22971,7 @@
                 <w:szCs w:val="17"/>
                 <w:rtl w:val="0"/>
               </w:rPr>
-              <w:t xml:space="preserve">. Because Venta shares cards and customers with SOL and Xeanco, ratios measured on Venta alone understate the pressure on the platform </w:t>
+              <w:t xml:space="preserve">. The favourable rolling-window position is therefore a recent-period effect </w:t>
             </w:r>
             <w:r>
               <w:rPr>
@@ -21781,21 +22990,40 @@
                 <w:szCs w:val="17"/>
                 <w:rtl w:val="0"/>
               </w:rPr>
-              <w:t xml:space="preserve">.</w:t>
-            </w:r>
-          </w:p>
-          <w:p>
-            <w:pPr>
-              <w:spacing w:after="40" w:lineRule="auto"/>
-              <w:rPr/>
-            </w:pPr>
+              <w:t xml:space="preserve">. Because Venta shares cards and customers with SOL and Xeanco, ratios measured on Venta alone understate the pressure on the platform </w:t>
+            </w:r>
+            <w:r>
+              <w:rPr>
+                <w:b w:val="1"/>
+                <w:bCs w:val="1"/>
+                <w:color w:val="6b3fa0"/>
+                <w:sz w:val="13"/>
+                <w:szCs w:val="13"/>
+                <w:rtl w:val="0"/>
+              </w:rPr>
+              <w:t xml:space="preserve">[I]</w:t>
+            </w:r>
             <w:r>
               <w:rPr>
                 <w:sz w:val="17"/>
                 <w:szCs w:val="17"/>
                 <w:rtl w:val="0"/>
               </w:rPr>
-              <w:t xml:space="preserve">•  Venta's refund rate (3.7574% by count) is above the portfolio's (3.1973%) </w:t>
+              <w:t xml:space="preserve">.</w:t>
+            </w:r>
+          </w:p>
+          <w:p>
+            <w:pPr>
+              <w:spacing w:after="40" w:lineRule="auto"/>
+              <w:rPr/>
+            </w:pPr>
+            <w:r>
+              <w:rPr>
+                <w:sz w:val="17"/>
+                <w:szCs w:val="17"/>
+                <w:rtl w:val="0"/>
+              </w:rPr>
+              <w:t xml:space="preserve">•  Refunds (9,005; USD 304,215.26) outweigh pre-disputes (433; USD 23,009.74) by about 13 to 1 on value </w:t>
             </w:r>
             <w:r>
               <w:rPr>
@@ -21814,7 +23042,7 @@
                 <w:szCs w:val="17"/>
                 <w:rtl w:val="0"/>
               </w:rPr>
-              <w:t xml:space="preserve">. At portfolio level, refunds (48,352; USD 1,819,559.77) outweigh pre-dispute alerts (3,113; USD 154,700.74), so refunds, not pre-dispute handling, are the more plausible pressure valve </w:t>
+              <w:t xml:space="preserve">. Refunds, not pre-dispute handling, are the more plausible pressure valve </w:t>
             </w:r>
             <w:r>
               <w:rPr>
@@ -21833,18 +23061,18 @@
                 <w:szCs w:val="17"/>
                 <w:rtl w:val="0"/>
               </w:rPr>
-              <w:t xml:space="preserve">. Venta's refunds against pre-dispute alerts: </w:t>
+              <w:t xml:space="preserve">. A mass accidental refund incident recorded on 26 October 2026 is open and falls just outside the window </w:t>
             </w:r>
             <w:r>
               <w:rPr>
                 <w:b w:val="1"/>
                 <w:bCs w:val="1"/>
-                <w:sz w:val="17"/>
-                <w:szCs w:val="17"/>
-                <w:highlight w:val="yellow"/>
-                <w:rtl w:val="0"/>
-              </w:rPr>
-              <w:t xml:space="preserve">[TBC]</w:t>
+                <w:color w:val="1e7b4f"/>
+                <w:sz w:val="13"/>
+                <w:szCs w:val="13"/>
+                <w:rtl w:val="0"/>
+              </w:rPr>
+              <w:t xml:space="preserve">[V]</w:t>
             </w:r>
             <w:r>
               <w:rPr>
@@ -22021,7 +23249,7 @@
           <w:szCs w:val="16"/>
           <w:rtl w:val="0"/>
         </w:rPr>
-        <w:t xml:space="preserve">; threshold – </w:t>
+        <w:t xml:space="preserve">; refunds and pre-disputes – Venta entity review §3, §2.5; threshold – </w:t>
       </w:r>
       <w:hyperlink r:id="rId177">
         <w:r>
@@ -22271,15 +23499,26 @@
           <w:vertAlign w:val="baseline"/>
           <w:rtl w:val="0"/>
         </w:rPr>
-        <w:t xml:space="preserve">Venta processed about USD 1.3m a month from January to July 2025 (USD 9.18m over seven months) and USD 14,962,310.31 in the rolling window, against a recorded APV of USD 1.2m </w:t>
-      </w:r>
-      <w:r>
-        <w:rPr>
-          <w:sz w:val="18"/>
-          <w:szCs w:val="18"/>
-          <w:rtl w:val="0"/>
-        </w:rPr>
-        <w:t xml:space="preserve">or 2m</w:t>
+        <w:t xml:space="preserve">Venta processed about USD 1.3m a month from January to July 2025 (USD 9.18m over seven months) and USD 14,962,310.31 in the rolling window. That is 12.47 times the APV in configuration (USD 1.2m) and 7.48 times the APV recorded at onboarding (USD 2m). Venta's filed revenue is about USD 550,048, so Checkout.com sales are 27.2 times its revenue </w:t>
+      </w:r>
+      <w:r>
+        <w:rPr>
+          <w:rFonts w:ascii="Arial" w:cs="Arial" w:eastAsia="Arial" w:hAnsi="Arial"/>
+          <w:b w:val="1"/>
+          <w:bCs w:val="1"/>
+          <w:i w:val="0"/>
+          <w:iCs w:val="0"/>
+          <w:smallCaps w:val="0"/>
+          <w:strike w:val="0"/>
+          <w:color w:val="1e7b4f"/>
+          <w:sz w:val="14"/>
+          <w:szCs w:val="14"/>
+          <w:u w:val="none"/>
+          <w:shd w:fill="auto" w:val="clear"/>
+          <w:vertAlign w:val="baseline"/>
+          <w:rtl w:val="0"/>
+        </w:rPr>
+        <w:t xml:space="preserve">[V]</w:t>
       </w:r>
       <w:r>
         <w:rPr>
@@ -22298,88 +23537,7 @@
           <w:vertAlign w:val="baseline"/>
           <w:rtl w:val="0"/>
         </w:rPr>
-        <w:t xml:space="preserve"> and recorded revenue of about USD 550,048 </w:t>
-      </w:r>
-      <w:r>
-        <w:rPr>
-          <w:rFonts w:ascii="Arial" w:cs="Arial" w:eastAsia="Arial" w:hAnsi="Arial"/>
-          <w:b w:val="1"/>
-          <w:bCs w:val="1"/>
-          <w:i w:val="0"/>
-          <w:iCs w:val="0"/>
-          <w:smallCaps w:val="0"/>
-          <w:strike w:val="0"/>
-          <w:color w:val="1e7b4f"/>
-          <w:sz w:val="14"/>
-          <w:szCs w:val="14"/>
-          <w:u w:val="none"/>
-          <w:shd w:fill="auto" w:val="clear"/>
-          <w:vertAlign w:val="baseline"/>
-          <w:rtl w:val="0"/>
-        </w:rPr>
-        <w:t xml:space="preserve"> [V]</w:t>
-      </w:r>
-      <w:r>
-        <w:rPr>
-          <w:rFonts w:ascii="Arial" w:cs="Arial" w:eastAsia="Arial" w:hAnsi="Arial"/>
-          <w:b w:val="0"/>
-          <w:bCs w:val="0"/>
-          <w:i w:val="0"/>
-          <w:iCs w:val="0"/>
-          <w:smallCaps w:val="0"/>
-          <w:strike w:val="0"/>
-          <w:color w:val="22272f"/>
-          <w:sz w:val="18"/>
-          <w:szCs w:val="18"/>
-          <w:u w:val="none"/>
-          <w:shd w:fill="auto" w:val="clear"/>
-          <w:vertAlign w:val="baseline"/>
-          <w:rtl w:val="0"/>
-        </w:rPr>
-        <w:t xml:space="preserve"> </w:t>
-      </w:r>
-      <w:r>
-        <w:rPr>
-          <w:rFonts w:ascii="Arial" w:cs="Arial" w:eastAsia="Arial" w:hAnsi="Arial"/>
-          <w:b w:val="1"/>
-          <w:bCs w:val="1"/>
-          <w:i w:val="0"/>
-          <w:iCs w:val="0"/>
-          <w:smallCaps w:val="0"/>
-          <w:strike w:val="0"/>
-          <w:color w:val="1f6f8b"/>
-          <w:sz w:val="14"/>
-          <w:szCs w:val="14"/>
-          <w:u w:val="none"/>
-          <w:shd w:fill="auto" w:val="clear"/>
-          <w:vertAlign w:val="baseline"/>
-          <w:rtl w:val="0"/>
-        </w:rPr>
-        <w:t xml:space="preserve"> [C]</w:t>
-      </w:r>
-      <w:r>
-        <w:rPr>
-          <w:rFonts w:ascii="Arial" w:cs="Arial" w:eastAsia="Arial" w:hAnsi="Arial"/>
-          <w:b w:val="0"/>
-          <w:bCs w:val="0"/>
-          <w:i w:val="0"/>
-          <w:iCs w:val="0"/>
-          <w:smallCaps w:val="0"/>
-          <w:strike w:val="0"/>
-          <w:color w:val="22272f"/>
-          <w:sz w:val="18"/>
-          <w:szCs w:val="18"/>
-          <w:u w:val="none"/>
-          <w:shd w:fill="auto" w:val="clear"/>
-          <w:vertAlign w:val="baseline"/>
-          <w:rtl w:val="0"/>
-        </w:rPr>
         <w:t xml:space="preserve">.</w:t>
-      </w:r>
-      <w:r>
-        <w:rPr>
-          <w:rtl w:val="0"/>
-        </w:rPr>
       </w:r>
     </w:p>
     <w:p>
@@ -22460,7 +23618,7 @@
           <w:vertAlign w:val="baseline"/>
           <w:rtl w:val="0"/>
         </w:rPr>
-        <w:t xml:space="preserve">. The share of Venta's end users who also transact at SOL or Xeanco is </w:t>
+        <w:t xml:space="preserve">. The site terms for datemyage.com, amolatina.com and eurodate.com name SOL Networks Limited as operator, while Venta processes for them </w:t>
       </w:r>
       <w:r>
         <w:rPr>
@@ -22471,16 +23629,15 @@
           <w:iCs w:val="0"/>
           <w:smallCaps w:val="0"/>
           <w:strike w:val="0"/>
-          <w:color w:val="22272f"/>
-          <w:sz w:val="18"/>
-          <w:szCs w:val="18"/>
-          <w:highlight w:val="yellow"/>
+          <w:color w:val="1e7b4f"/>
+          <w:sz w:val="14"/>
+          <w:szCs w:val="14"/>
           <w:u w:val="none"/>
           <w:shd w:fill="auto" w:val="clear"/>
           <w:vertAlign w:val="baseline"/>
           <w:rtl w:val="0"/>
         </w:rPr>
-        <w:t xml:space="preserve">[TBC]</w:t>
+        <w:t xml:space="preserve">[V]</w:t>
       </w:r>
       <w:r>
         <w:rPr>
@@ -22499,6 +23656,44 @@
           <w:vertAlign w:val="baseline"/>
           <w:rtl w:val="0"/>
         </w:rPr>
+        <w:t xml:space="preserve">. The Venta entity review records growth from USD 3,876,100.34 in the year to April 2025; this does not reconcile with the SC monthly figures for January to April 2025 </w:t>
+      </w:r>
+      <w:r>
+        <w:rPr>
+          <w:rFonts w:ascii="Arial" w:cs="Arial" w:eastAsia="Arial" w:hAnsi="Arial"/>
+          <w:b w:val="1"/>
+          <w:bCs w:val="1"/>
+          <w:i w:val="0"/>
+          <w:iCs w:val="0"/>
+          <w:smallCaps w:val="0"/>
+          <w:strike w:val="0"/>
+          <w:color w:val="b42318"/>
+          <w:sz w:val="14"/>
+          <w:szCs w:val="14"/>
+          <w:u w:val="none"/>
+          <w:shd w:fill="auto" w:val="clear"/>
+          <w:vertAlign w:val="baseline"/>
+          <w:rtl w:val="0"/>
+        </w:rPr>
+        <w:t xml:space="preserve">[GAP]</w:t>
+      </w:r>
+      <w:r>
+        <w:rPr>
+          <w:rFonts w:ascii="Arial" w:cs="Arial" w:eastAsia="Arial" w:hAnsi="Arial"/>
+          <w:b w:val="0"/>
+          <w:bCs w:val="0"/>
+          <w:i w:val="0"/>
+          <w:iCs w:val="0"/>
+          <w:smallCaps w:val="0"/>
+          <w:strike w:val="0"/>
+          <w:color w:val="22272f"/>
+          <w:sz w:val="18"/>
+          <w:szCs w:val="18"/>
+          <w:u w:val="none"/>
+          <w:shd w:fill="auto" w:val="clear"/>
+          <w:vertAlign w:val="baseline"/>
+          <w:rtl w:val="0"/>
+        </w:rPr>
         <w:t xml:space="preserve">.</w:t>
       </w:r>
     </w:p>
@@ -22530,6 +23725,8 @@
       <w:hyperlink r:id="rId178">
         <w:r>
           <w:rPr>
+            <w:b w:val="0"/>
+            <w:bCs w:val="0"/>
             <w:color w:val="1f5fad"/>
             <w:sz w:val="16"/>
             <w:szCs w:val="16"/>
@@ -22551,6 +23748,8 @@
       <w:hyperlink r:id="rId179">
         <w:r>
           <w:rPr>
+            <w:b w:val="0"/>
+            <w:bCs w:val="0"/>
             <w:color w:val="1f5fad"/>
             <w:sz w:val="16"/>
             <w:szCs w:val="16"/>
@@ -22572,6 +23771,8 @@
       <w:hyperlink r:id="rId180">
         <w:r>
           <w:rPr>
+            <w:b w:val="0"/>
+            <w:bCs w:val="0"/>
             <w:color w:val="1f5fad"/>
             <w:sz w:val="16"/>
             <w:szCs w:val="16"/>
@@ -22593,6 +23794,8 @@
       <w:hyperlink r:id="rId181">
         <w:r>
           <w:rPr>
+            <w:b w:val="0"/>
+            <w:bCs w:val="0"/>
             <w:color w:val="1f5fad"/>
             <w:sz w:val="16"/>
             <w:szCs w:val="16"/>
@@ -22614,6 +23817,8 @@
       <w:hyperlink r:id="rId182">
         <w:r>
           <w:rPr>
+            <w:b w:val="0"/>
+            <w:bCs w:val="0"/>
             <w:color w:val="1f5fad"/>
             <w:sz w:val="16"/>
             <w:szCs w:val="16"/>
@@ -22635,6 +23840,8 @@
       <w:hyperlink r:id="rId183">
         <w:r>
           <w:rPr>
+            <w:b w:val="0"/>
+            <w:bCs w:val="0"/>
             <w:color w:val="1f5fad"/>
             <w:sz w:val="16"/>
             <w:szCs w:val="16"/>
@@ -22656,6 +23863,8 @@
       <w:hyperlink r:id="rId184">
         <w:r>
           <w:rPr>
+            <w:b w:val="0"/>
+            <w:bCs w:val="0"/>
             <w:color w:val="1f5fad"/>
             <w:sz w:val="16"/>
             <w:szCs w:val="16"/>
@@ -22672,12 +23881,7 @@
           <w:szCs w:val="16"/>
           <w:rtl w:val="0"/>
         </w:rPr>
-        <w:t xml:space="preserve">.</w:t>
-      </w:r>
-      <w:r>
-        <w:rPr>
-          <w:rtl w:val="0"/>
-        </w:rPr>
+        <w:t xml:space="preserve">; site terms, APV variance and prior-period volume – Venta entity review §2.4, §3.</w:t>
       </w:r>
     </w:p>
     <w:tbl>
@@ -22744,7 +23948,7 @@
                 <w:szCs w:val="17"/>
                 <w:rtl w:val="0"/>
               </w:rPr>
-              <w:t xml:space="preserve">•  The volume overshoot was planned and is not, on its own, a pass-through indicator </w:t>
+              <w:t xml:space="preserve">•  Part of the overshoot was planned, because Venta was onboarded to take over datemyage.com volume from SOL. Growth beyond that is not explained, and the July 2024 statement that "there are no new volumes involved" is not borne out </w:t>
             </w:r>
             <w:r>
               <w:rPr>
@@ -22777,7 +23981,59 @@
                 <w:szCs w:val="17"/>
                 <w:rtl w:val="0"/>
               </w:rPr>
-              <w:t xml:space="preserve">•  If Venta collects as an agent for the group, the principal (merchant of record) is another group company, possibly Dil Mil Inc (§4.2). Venta would then count only its fee as revenue, potentially explaining why it reports about USD 550k in revenue on about USD 15m processed </w:t>
+              <w:t xml:space="preserve">•  If Venta collects as an agent for the group, the principal (merchant of record) is another group company, possibly SOL or Dil Mil Inc (§4.2). Venta would then count only its fee as revenue, which could explain why it reports about USD 550k in revenue on about USD 15m processed </w:t>
+            </w:r>
+            <w:r>
+              <w:rPr>
+                <w:b w:val="1"/>
+                <w:bCs w:val="1"/>
+                <w:color w:val="6b3fa0"/>
+                <w:sz w:val="13"/>
+                <w:szCs w:val="13"/>
+                <w:rtl w:val="0"/>
+              </w:rPr>
+              <w:t xml:space="preserve">[I]</w:t>
+            </w:r>
+            <w:r>
+              <w:rPr>
+                <w:sz w:val="17"/>
+                <w:szCs w:val="17"/>
+                <w:rtl w:val="0"/>
+              </w:rPr>
+              <w:t xml:space="preserve">. The accounting basis of Venta's filed statements (gross or net) has not been confirmed </w:t>
+            </w:r>
+            <w:r>
+              <w:rPr>
+                <w:b w:val="1"/>
+                <w:bCs w:val="1"/>
+                <w:color w:val="b42318"/>
+                <w:sz w:val="13"/>
+                <w:szCs w:val="13"/>
+                <w:rtl w:val="0"/>
+              </w:rPr>
+              <w:t xml:space="preserve">[GAP]</w:t>
+            </w:r>
+            <w:r>
+              <w:rPr>
+                <w:sz w:val="17"/>
+                <w:szCs w:val="17"/>
+                <w:rtl w:val="0"/>
+              </w:rPr>
+              <w:t xml:space="preserve">.</w:t>
+            </w:r>
+          </w:p>
+          <w:p>
+            <w:pPr>
+              <w:spacing w:after="40" w:lineRule="auto"/>
+              <w:rPr/>
+            </w:pPr>
+            <w:r>
+              <w:rPr>
+                <w:sz w:val="17"/>
+                <w:szCs w:val="17"/>
+                <w:rtl w:val="0"/>
+              </w:rPr>
+              <w:t xml:space="preserve">•  The configured APV is not fit for monitoring: volume-based rules calibrated to USD 1.2m cannot detect anomalous growth on an entity processing USD 14.96m </w:t>
             </w:r>
             <w:r>
               <w:rPr>
@@ -23915,6 +25171,25 @@
                 <w:szCs w:val="17"/>
                 <w:rtl w:val="0"/>
               </w:rPr>
+              <w:t xml:space="preserve">. FCIU has not seen the amended wording, its prominence at the point of credit purchase, or confirmation that it applies to all eleven Venta URLs </w:t>
+            </w:r>
+            <w:r>
+              <w:rPr>
+                <w:b w:val="1"/>
+                <w:bCs w:val="1"/>
+                <w:color w:val="b42318"/>
+                <w:sz w:val="13"/>
+                <w:szCs w:val="13"/>
+                <w:rtl w:val="0"/>
+              </w:rPr>
+              <w:t xml:space="preserve">[GAP]</w:t>
+            </w:r>
+            <w:r>
+              <w:rPr>
+                <w:sz w:val="17"/>
+                <w:szCs w:val="17"/>
+                <w:rtl w:val="0"/>
+              </w:rPr>
               <w:t xml:space="preserve">. Venta's periodic review was approved the next day </w:t>
             </w:r>
             <w:r>
@@ -23987,7 +25262,7 @@
                 <w:szCs w:val="17"/>
                 <w:rtl w:val="0"/>
               </w:rPr>
-              <w:t xml:space="preserve">•  Approvals were obtained on the engagement-model question alone. They do not mention the Discover or AMEX requests, the category coding, common control, the UBO's regulatory history, TM performance or the agent model </w:t>
+              <w:t xml:space="preserve">•  Approvals were obtained on the engagement-model question alone. They do not mention the Discover or AMEX requests, the category coding, common control, the volume and revenue variance, the registered-activity mismatch, the UBO's regulatory history, TM performance or the agent model </w:t>
             </w:r>
             <w:r>
               <w:rPr>
@@ -24201,7 +25476,7 @@
           <w:szCs w:val="24"/>
           <w:rtl w:val="0"/>
         </w:rPr>
-        <w:t xml:space="preserve">4.9 URL expansion against the growth guardrail</w:t>
+        <w:t xml:space="preserve">4.9 URL estate against the growth guardrail</w:t>
       </w:r>
     </w:p>
     <w:p>
@@ -24291,7 +25566,7 @@
           <w:vertAlign w:val="baseline"/>
           <w:rtl w:val="0"/>
         </w:rPr>
-        <w:t xml:space="preserve">Venta is configured for datemyage.com (migrated from SOL in 2024), dating.com, anastasiadate.com, asiandate.com, amolatina.com, flure.com and pinadate.com, with eurodate.com added at the February 2025 SC escalation </w:t>
+        <w:t xml:space="preserve">Eleven URLs are configured to Venta: cozytalks.com, empally.com, flure.com, pinadate.com, amolatina.com, anastasiadate.com, asiandate.com, datemyage.com, dating.com, elitecircle.com and eurodate.com </w:t>
       </w:r>
       <w:r>
         <w:rPr>
@@ -24329,46 +25604,7 @@
           <w:vertAlign w:val="baseline"/>
           <w:rtl w:val="0"/>
         </w:rPr>
-        <w:t xml:space="preserve">. Full Venta URL list and dates added: </w:t>
-      </w:r>
-      <w:r>
-        <w:rPr>
-          <w:rFonts w:ascii="Arial" w:cs="Arial" w:eastAsia="Arial" w:hAnsi="Arial"/>
-          <w:b w:val="1"/>
-          <w:bCs w:val="1"/>
-          <w:i w:val="0"/>
-          <w:iCs w:val="0"/>
-          <w:smallCaps w:val="0"/>
-          <w:strike w:val="0"/>
-          <w:color w:val="22272f"/>
-          <w:sz w:val="18"/>
-          <w:szCs w:val="18"/>
-          <w:highlight w:val="yellow"/>
-          <w:u w:val="none"/>
-          <w:shd w:fill="auto" w:val="clear"/>
-          <w:vertAlign w:val="baseline"/>
-          <w:rtl w:val="0"/>
-        </w:rPr>
-        <w:t xml:space="preserve">[TBC]</w:t>
-      </w:r>
-      <w:r>
-        <w:rPr>
-          <w:rFonts w:ascii="Arial" w:cs="Arial" w:eastAsia="Arial" w:hAnsi="Arial"/>
-          <w:b w:val="0"/>
-          <w:bCs w:val="0"/>
-          <w:i w:val="0"/>
-          <w:iCs w:val="0"/>
-          <w:smallCaps w:val="0"/>
-          <w:strike w:val="0"/>
-          <w:color w:val="22272f"/>
-          <w:sz w:val="18"/>
-          <w:szCs w:val="18"/>
-          <w:u w:val="none"/>
-          <w:shd w:fill="auto" w:val="clear"/>
-          <w:vertAlign w:val="baseline"/>
-          <w:rtl w:val="0"/>
-        </w:rPr>
-        <w:t xml:space="preserve">.</w:t>
+        <w:t xml:space="preserve">. All are dating brands.</w:t>
       </w:r>
     </w:p>
     <w:p>
@@ -24411,7 +25647,7 @@
           <w:vertAlign w:val="baseline"/>
           <w:rtl w:val="0"/>
         </w:rPr>
-        <w:t xml:space="preserve">Venta URLs added after the 2026 guardrail, and whether each had the required prior approval: </w:t>
+        <w:t xml:space="preserve">Six of them (amolatina.com, anastasiadate.com, asiandate.com, datemyage.com, dating.com and eurodate.com) are also configured to SOL, and five to Xeanco </w:t>
       </w:r>
       <w:r>
         <w:rPr>
@@ -24422,16 +25658,53 @@
           <w:iCs w:val="0"/>
           <w:smallCaps w:val="0"/>
           <w:strike w:val="0"/>
+          <w:color w:val="1e7b4f"/>
+          <w:sz w:val="14"/>
+          <w:szCs w:val="14"/>
+          <w:u w:val="none"/>
+          <w:shd w:fill="auto" w:val="clear"/>
+          <w:vertAlign w:val="baseline"/>
+          <w:rtl w:val="0"/>
+        </w:rPr>
+        <w:t xml:space="preserve">[V]</w:t>
+      </w:r>
+      <w:r>
+        <w:rPr>
+          <w:rFonts w:ascii="Arial" w:cs="Arial" w:eastAsia="Arial" w:hAnsi="Arial"/>
+          <w:b w:val="0"/>
+          <w:bCs w:val="0"/>
+          <w:i w:val="0"/>
+          <w:iCs w:val="0"/>
+          <w:smallCaps w:val="0"/>
+          <w:strike w:val="0"/>
           <w:color w:val="22272f"/>
           <w:sz w:val="18"/>
           <w:szCs w:val="18"/>
-          <w:highlight w:val="yellow"/>
           <w:u w:val="none"/>
           <w:shd w:fill="auto" w:val="clear"/>
           <w:vertAlign w:val="baseline"/>
           <w:rtl w:val="0"/>
         </w:rPr>
-        <w:t xml:space="preserve">[TBC]</w:t>
+        <w:t xml:space="preserve">. The network map also shows flure.com linked to SOL; this difference has not been reconciled </w:t>
+      </w:r>
+      <w:r>
+        <w:rPr>
+          <w:rFonts w:ascii="Arial" w:cs="Arial" w:eastAsia="Arial" w:hAnsi="Arial"/>
+          <w:b w:val="1"/>
+          <w:bCs w:val="1"/>
+          <w:i w:val="0"/>
+          <w:iCs w:val="0"/>
+          <w:smallCaps w:val="0"/>
+          <w:strike w:val="0"/>
+          <w:color w:val="b42318"/>
+          <w:sz w:val="14"/>
+          <w:szCs w:val="14"/>
+          <w:u w:val="none"/>
+          <w:shd w:fill="auto" w:val="clear"/>
+          <w:vertAlign w:val="baseline"/>
+          <w:rtl w:val="0"/>
+        </w:rPr>
+        <w:t xml:space="preserve">[GAP]</w:t>
       </w:r>
       <w:r>
         <w:rPr>
@@ -24493,7 +25766,45 @@
           <w:vertAlign w:val="baseline"/>
           <w:rtl w:val="0"/>
         </w:rPr>
-        <w:t xml:space="preserve">Every Venta URL is shared with SOL and/or Xeanco (§5.2), so URL expansion on those entities extends the estate Venta bills for </w:t>
+        <w:t xml:space="preserve">The dates each URL was added, and whether any URL added after the 2026 guardrail had the required prior approval, are not established in the material reviewed </w:t>
+      </w:r>
+      <w:r>
+        <w:rPr>
+          <w:rFonts w:ascii="Arial" w:cs="Arial" w:eastAsia="Arial" w:hAnsi="Arial"/>
+          <w:b w:val="1"/>
+          <w:bCs w:val="1"/>
+          <w:i w:val="0"/>
+          <w:iCs w:val="0"/>
+          <w:smallCaps w:val="0"/>
+          <w:strike w:val="0"/>
+          <w:color w:val="b42318"/>
+          <w:sz w:val="14"/>
+          <w:szCs w:val="14"/>
+          <w:u w:val="none"/>
+          <w:shd w:fill="auto" w:val="clear"/>
+          <w:vertAlign w:val="baseline"/>
+          <w:rtl w:val="0"/>
+        </w:rPr>
+        <w:t xml:space="preserve">[GAP]</w:t>
+      </w:r>
+      <w:r>
+        <w:rPr>
+          <w:rFonts w:ascii="Arial" w:cs="Arial" w:eastAsia="Arial" w:hAnsi="Arial"/>
+          <w:b w:val="0"/>
+          <w:bCs w:val="0"/>
+          <w:i w:val="0"/>
+          <w:iCs w:val="0"/>
+          <w:smallCaps w:val="0"/>
+          <w:strike w:val="0"/>
+          <w:color w:val="22272f"/>
+          <w:sz w:val="18"/>
+          <w:szCs w:val="18"/>
+          <w:u w:val="none"/>
+          <w:shd w:fill="auto" w:val="clear"/>
+          <w:vertAlign w:val="baseline"/>
+          <w:rtl w:val="0"/>
+        </w:rPr>
+        <w:t xml:space="preserve">. Because Venta's URLs are shared with SOL and Xeanco, URL expansion on those entities extends the estate Venta bills for </w:t>
       </w:r>
       <w:r>
         <w:rPr>
@@ -24649,7 +25960,7 @@
           <w:szCs w:val="16"/>
           <w:rtl w:val="0"/>
         </w:rPr>
-        <w:t xml:space="preserve">; eurodate.com – </w:t>
+        <w:t xml:space="preserve">, Venta entity review §2.4; eurodate.com – </w:t>
       </w:r>
       <w:hyperlink r:id="rId184">
         <w:r>
@@ -24665,27 +25976,6 @@
           <w:t xml:space="preserve">case 00801528</w:t>
         </w:r>
       </w:hyperlink>
-      <w:r>
-        <w:rPr>
-          <w:color w:val="3d4654"/>
-          <w:sz w:val="16"/>
-          <w:szCs w:val="16"/>
-          <w:rtl w:val="0"/>
-        </w:rPr>
-        <w:t xml:space="preserve">; Venta URL dates – </w:t>
-      </w:r>
-      <w:r>
-        <w:rPr>
-          <w:b w:val="1"/>
-          <w:bCs w:val="1"/>
-          <w:color w:val="3d4654"/>
-          <w:sz w:val="16"/>
-          <w:szCs w:val="16"/>
-          <w:highlight w:val="yellow"/>
-          <w:rtl w:val="0"/>
-        </w:rPr>
-        <w:t xml:space="preserve">[TBC: FCIU forensic analysis – Venta]</w:t>
-      </w:r>
       <w:r>
         <w:rPr>
           <w:color w:val="3d4654"/>
@@ -25130,28 +26420,7 @@
           <w:szCs w:val="16"/>
           <w:rtl w:val="0"/>
         </w:rPr>
-        <w:t xml:space="preserve">; Venta L2 case reference </w:t>
-      </w:r>
-      <w:r>
-        <w:rPr>
-          <w:b w:val="1"/>
-          <w:bCs w:val="1"/>
-          <w:color w:val="3d4654"/>
-          <w:sz w:val="16"/>
-          <w:szCs w:val="16"/>
-          <w:highlight w:val="yellow"/>
-          <w:rtl w:val="0"/>
-        </w:rPr>
-        <w:t xml:space="preserve">[TBC]</w:t>
-      </w:r>
-      <w:r>
-        <w:rPr>
-          <w:color w:val="3d4654"/>
-          <w:sz w:val="16"/>
-          <w:szCs w:val="16"/>
-          <w:rtl w:val="0"/>
-        </w:rPr>
-        <w:t xml:space="preserve">.</w:t>
+        <w:t xml:space="preserve">, Venta entity review §8.</w:t>
       </w:r>
     </w:p>
     <w:p>
@@ -25480,12 +26749,7 @@
                 <w:szCs w:val="15"/>
                 <w:rtl w:val="0"/>
               </w:rPr>
-              <w:t xml:space="preserve">Covers 45% of volume; the high-risk-geography share that drove the rule is not analysed. </w:t>
-            </w:r>
-            <w:r>
-              <w:rPr>
-                <w:rtl w:val="0"/>
-              </w:rPr>
+              <w:t xml:space="preserve">Covers 45% of volume; the high-risk-geography share that drove the rule is not analysed. Governed issuing geography for Venta is United States 53.80% and United Kingdom 5.46%, which does not reconcile with the figures in this rationale or with the US 29.08% / UK 14.12% recorded in another Venta rationale. The discount outcome may stand, but its stated basis does not</w:t>
             </w:r>
           </w:p>
         </w:tc>
@@ -25876,11 +27140,11 @@
                 <w:b w:val="1"/>
                 <w:bCs w:val="1"/>
                 <w:color w:val="6b3fa0"/>
-                <w:sz w:val="14"/>
-                <w:szCs w:val="14"/>
-                <w:rtl w:val="0"/>
-              </w:rPr>
-              <w:t xml:space="preserve"> [I]</w:t>
+                <w:sz w:val="13"/>
+                <w:szCs w:val="13"/>
+                <w:rtl w:val="0"/>
+              </w:rPr>
+              <w:t xml:space="preserve">[I]</w:t>
             </w:r>
             <w:r>
               <w:rPr>
@@ -25890,11 +27154,6 @@
               </w:rPr>
               <w:t xml:space="preserve">.</w:t>
             </w:r>
-            <w:r>
-              <w:rPr>
-                <w:rtl w:val="0"/>
-              </w:rPr>
-            </w:r>
           </w:p>
           <w:p>
             <w:pPr>
@@ -25907,18 +27166,18 @@
                 <w:szCs w:val="17"/>
                 <w:rtl w:val="0"/>
               </w:rPr>
-              <w:t xml:space="preserve">•  Investigators did not use adverse information CKO already held (PR baiting escalation in Mar 2025, SC findings, AMEX and Discover requests, F&amp;D letters). Reviewing adverse media to this level is an L3 standard and would depend on an escalation reaching L3/FCIU. It does nonetheless show that TM reviews are working in isolation and not relying upon available intelligence within CKO. </w:t>
+              <w:t xml:space="preserve">•  Investigators did not use adverse information CKO already held (PR baiting escalation in Mar 2025, SC findings, AMEX and Discover requests, F&amp;D letters). Reviewing adverse media to this level is an L3 standard and would depend on an escalation reaching L3/FCIU. It does nonetheless show that TM reviews are working in isolation and not relying upon available intelligence within CKO </w:t>
             </w:r>
             <w:r>
               <w:rPr>
                 <w:b w:val="1"/>
                 <w:bCs w:val="1"/>
                 <w:color w:val="6b3fa0"/>
-                <w:sz w:val="14"/>
-                <w:szCs w:val="14"/>
-                <w:rtl w:val="0"/>
-              </w:rPr>
-              <w:t xml:space="preserve"> [I]</w:t>
+                <w:sz w:val="13"/>
+                <w:szCs w:val="13"/>
+                <w:rtl w:val="0"/>
+              </w:rPr>
+              <w:t xml:space="preserve">[I]</w:t>
             </w:r>
             <w:r>
               <w:rPr>
@@ -25928,11 +27187,6 @@
               </w:rPr>
               <w:t xml:space="preserve">.</w:t>
             </w:r>
-            <w:r>
-              <w:rPr>
-                <w:rtl w:val="0"/>
-              </w:rPr>
-            </w:r>
           </w:p>
           <w:p>
             <w:pPr>
@@ -25945,18 +27199,37 @@
                 <w:szCs w:val="17"/>
                 <w:rtl w:val="0"/>
               </w:rPr>
-              <w:t xml:space="preserve">•  A case built on these rationales passed QC at 100%, which points to a QC calibration requirement. </w:t>
+              <w:t xml:space="preserve">•  Volume-based monitoring is calibrated to an APV of USD 1.2m against USD 14.96m processed, and no RFI was raised on any of the 54 alerts </w:t>
+            </w:r>
+            <w:r>
+              <w:rPr>
+                <w:b w:val="1"/>
+                <w:bCs w:val="1"/>
+                <w:color w:val="1e7b4f"/>
+                <w:sz w:val="13"/>
+                <w:szCs w:val="13"/>
+                <w:rtl w:val="0"/>
+              </w:rPr>
+              <w:t xml:space="preserve">[V]</w:t>
+            </w:r>
+            <w:r>
+              <w:rPr>
+                <w:sz w:val="17"/>
+                <w:szCs w:val="17"/>
+                <w:rtl w:val="0"/>
+              </w:rPr>
+              <w:t xml:space="preserve"> </w:t>
             </w:r>
             <w:r>
               <w:rPr>
                 <w:b w:val="1"/>
                 <w:bCs w:val="1"/>
                 <w:color w:val="6b3fa0"/>
-                <w:sz w:val="14"/>
-                <w:szCs w:val="14"/>
-                <w:rtl w:val="0"/>
-              </w:rPr>
-              <w:t xml:space="preserve"> [I]</w:t>
+                <w:sz w:val="13"/>
+                <w:szCs w:val="13"/>
+                <w:rtl w:val="0"/>
+              </w:rPr>
+              <w:t xml:space="preserve">[I]</w:t>
             </w:r>
             <w:r>
               <w:rPr>
@@ -25966,10 +27239,38 @@
               </w:rPr>
               <w:t xml:space="preserve">.</w:t>
             </w:r>
-            <w:r>
-              <w:rPr>
-                <w:rtl w:val="0"/>
-              </w:rPr>
+          </w:p>
+          <w:p>
+            <w:pPr>
+              <w:spacing w:after="40" w:lineRule="auto"/>
+              <w:rPr/>
+            </w:pPr>
+            <w:r>
+              <w:rPr>
+                <w:sz w:val="17"/>
+                <w:szCs w:val="17"/>
+                <w:rtl w:val="0"/>
+              </w:rPr>
+              <w:t xml:space="preserve">•  A case built on these rationales passed QC at 100%, which points to a QC calibration requirement </w:t>
+            </w:r>
+            <w:r>
+              <w:rPr>
+                <w:b w:val="1"/>
+                <w:bCs w:val="1"/>
+                <w:color w:val="6b3fa0"/>
+                <w:sz w:val="13"/>
+                <w:szCs w:val="13"/>
+                <w:rtl w:val="0"/>
+              </w:rPr>
+              <w:t xml:space="preserve">[I]</w:t>
+            </w:r>
+            <w:r>
+              <w:rPr>
+                <w:sz w:val="17"/>
+                <w:szCs w:val="17"/>
+                <w:rtl w:val="0"/>
+              </w:rPr>
+              <w:t xml:space="preserve">.</w:t>
             </w:r>
           </w:p>
         </w:tc>
@@ -26599,12 +27900,7 @@
                 <w:szCs w:val="16"/>
                 <w:rtl w:val="0"/>
               </w:rPr>
-              <w:t xml:space="preserve">High-level KPIs; verification dates showing four of eight stale</w:t>
-            </w:r>
-            <w:r>
-              <w:rPr>
-                <w:rtl w:val="0"/>
-              </w:rPr>
+              <w:t xml:space="preserve">High-level KPIs; verification dates showing four of eight stale; a targeted data request "went unmet"</w:t>
             </w:r>
           </w:p>
         </w:tc>
@@ -26995,7 +28291,7 @@
           <w:szCs w:val="16"/>
           <w:rtl w:val="0"/>
         </w:rPr>
-        <w:t xml:space="preserve">.</w:t>
+        <w:t xml:space="preserve">, Venta entity review §5.</w:t>
       </w:r>
     </w:p>
     <w:p>
@@ -27068,6 +28364,1360 @@
           <w:rtl w:val="0"/>
         </w:rPr>
         <w:t xml:space="preserve">.</w:t>
+      </w:r>
+    </w:p>
+    <w:p>
+      <w:pPr>
+        <w:pStyle w:val="Heading2"/>
+        <w:rPr>
+          <w:sz w:val="24"/>
+          <w:szCs w:val="24"/>
+        </w:rPr>
+      </w:pPr>
+      <w:r>
+        <w:rPr>
+          <w:sz w:val="24"/>
+          <w:szCs w:val="24"/>
+          <w:rtl w:val="0"/>
+        </w:rPr>
+        <w:t xml:space="preserve">4.12 Typology assessment</w:t>
+      </w:r>
+    </w:p>
+    <w:p>
+      <w:pPr>
+        <w:rPr>
+          <w:sz w:val="18"/>
+          <w:szCs w:val="18"/>
+        </w:rPr>
+      </w:pPr>
+      <w:r>
+        <w:rPr>
+          <w:sz w:val="18"/>
+          <w:szCs w:val="18"/>
+          <w:rtl w:val="0"/>
+        </w:rPr>
+        <w:t xml:space="preserve">FCIU tested Venta's data against the typologies below. "Substantiated" means the data show the pattern; it is not a finding that an offence has been committed.</w:t>
+      </w:r>
+    </w:p>
+    <w:tbl>
+      <w:tblPr>
+        <w:tblStyle w:val="Table27"/>
+        <w:tblW w:w="9638.0" w:type="dxa"/>
+        <w:jc w:val="center"/>
+        <w:tblBorders>
+          <w:top w:color="c9d1dc" w:space="0" w:sz="4" w:val="single"/>
+          <w:left w:color="c9d1dc" w:space="0" w:sz="4" w:val="single"/>
+          <w:bottom w:color="c9d1dc" w:space="0" w:sz="4" w:val="single"/>
+          <w:right w:color="c9d1dc" w:space="0" w:sz="4" w:val="single"/>
+          <w:insideH w:color="c9d1dc" w:space="0" w:sz="4" w:val="single"/>
+          <w:insideV w:color="c9d1dc" w:space="0" w:sz="4" w:val="single"/>
+        </w:tblBorders>
+        <w:tblLayout w:type="fixed"/>
+        <w:tblLook w:val="0400"/>
+      </w:tblPr>
+      <w:tblGrid>
+        <w:gridCol w:w="1814"/>
+        <w:gridCol w:w="2381"/>
+        <w:gridCol w:w="3175"/>
+        <w:gridCol w:w="2268"/>
+        <w:tblGridChange w:id="0">
+          <w:tblGrid>
+            <w:gridCol w:w="1814"/>
+            <w:gridCol w:w="2381"/>
+            <w:gridCol w:w="3175"/>
+            <w:gridCol w:w="2268"/>
+          </w:tblGrid>
+        </w:tblGridChange>
+      </w:tblGrid>
+      <w:tr>
+        <w:trPr>
+          <w:cantSplit w:val="0"/>
+          <w:tblHeader w:val="1"/>
+        </w:trPr>
+        <w:tc>
+          <w:tcPr>
+            <w:shd w:fill="14213d" w:val="clear"/>
+          </w:tcPr>
+          <w:p>
+            <w:pPr>
+              <w:rPr/>
+            </w:pPr>
+            <w:r>
+              <w:rPr>
+                <w:b w:val="1"/>
+                <w:bCs w:val="1"/>
+                <w:color w:val="ffffff"/>
+                <w:sz w:val="16"/>
+                <w:szCs w:val="16"/>
+                <w:rtl w:val="0"/>
+              </w:rPr>
+              <w:t xml:space="preserve">Typology</w:t>
+            </w:r>
+          </w:p>
+        </w:tc>
+        <w:tc>
+          <w:tcPr>
+            <w:shd w:fill="14213d" w:val="clear"/>
+          </w:tcPr>
+          <w:p>
+            <w:pPr>
+              <w:rPr/>
+            </w:pPr>
+            <w:r>
+              <w:rPr>
+                <w:b w:val="1"/>
+                <w:bCs w:val="1"/>
+                <w:color w:val="ffffff"/>
+                <w:sz w:val="16"/>
+                <w:szCs w:val="16"/>
+                <w:rtl w:val="0"/>
+              </w:rPr>
+              <w:t xml:space="preserve">Assessment</w:t>
+            </w:r>
+          </w:p>
+        </w:tc>
+        <w:tc>
+          <w:tcPr>
+            <w:shd w:fill="14213d" w:val="clear"/>
+          </w:tcPr>
+          <w:p>
+            <w:pPr>
+              <w:rPr/>
+            </w:pPr>
+            <w:r>
+              <w:rPr>
+                <w:b w:val="1"/>
+                <w:bCs w:val="1"/>
+                <w:color w:val="ffffff"/>
+                <w:sz w:val="16"/>
+                <w:szCs w:val="16"/>
+                <w:rtl w:val="0"/>
+              </w:rPr>
+              <w:t xml:space="preserve">Evidence on Venta</w:t>
+            </w:r>
+          </w:p>
+        </w:tc>
+        <w:tc>
+          <w:tcPr>
+            <w:shd w:fill="14213d" w:val="clear"/>
+          </w:tcPr>
+          <w:p>
+            <w:pPr>
+              <w:rPr/>
+            </w:pPr>
+            <w:r>
+              <w:rPr>
+                <w:b w:val="1"/>
+                <w:bCs w:val="1"/>
+                <w:color w:val="ffffff"/>
+                <w:sz w:val="16"/>
+                <w:szCs w:val="16"/>
+                <w:rtl w:val="0"/>
+              </w:rPr>
+              <w:t xml:space="preserve">Grade</w:t>
+            </w:r>
+          </w:p>
+        </w:tc>
+      </w:tr>
+      <w:tr>
+        <w:trPr>
+          <w:cantSplit w:val="0"/>
+          <w:tblHeader w:val="0"/>
+        </w:trPr>
+        <w:tc>
+          <w:tcPr/>
+          <w:p>
+            <w:pPr>
+              <w:spacing w:after="20" w:lineRule="auto"/>
+              <w:rPr/>
+            </w:pPr>
+            <w:r>
+              <w:rPr>
+                <w:sz w:val="16"/>
+                <w:szCs w:val="16"/>
+                <w:rtl w:val="0"/>
+              </w:rPr>
+              <w:t xml:space="preserve">Fragmented activity across platforms and supervisory perimeters</w:t>
+            </w:r>
+          </w:p>
+        </w:tc>
+        <w:tc>
+          <w:tcPr/>
+          <w:p>
+            <w:pPr>
+              <w:spacing w:after="20" w:lineRule="auto"/>
+              <w:rPr/>
+            </w:pPr>
+            <w:r>
+              <w:rPr>
+                <w:sz w:val="16"/>
+                <w:szCs w:val="16"/>
+                <w:rtl w:val="0"/>
+              </w:rPr>
+              <w:t xml:space="preserve">Substantiated</w:t>
+            </w:r>
+          </w:p>
+        </w:tc>
+        <w:tc>
+          <w:tcPr/>
+          <w:p>
+            <w:pPr>
+              <w:spacing w:after="20" w:lineRule="auto"/>
+              <w:rPr/>
+            </w:pPr>
+            <w:r>
+              <w:rPr>
+                <w:sz w:val="16"/>
+                <w:szCs w:val="16"/>
+                <w:rtl w:val="0"/>
+              </w:rPr>
+              <w:t xml:space="preserve">Submission host carrying 19.03% of Venta value, shared with SOL and Xeanco; shared cards and end users; three legal entities on three perimeters billing common URLs</w:t>
+            </w:r>
+          </w:p>
+        </w:tc>
+        <w:tc>
+          <w:tcPr/>
+          <w:p>
+            <w:pPr>
+              <w:spacing w:after="20" w:lineRule="auto"/>
+              <w:rPr/>
+            </w:pPr>
+            <w:r>
+              <w:rPr>
+                <w:b w:val="1"/>
+                <w:bCs w:val="1"/>
+                <w:color w:val="1e7b4f"/>
+                <w:sz w:val="14"/>
+                <w:szCs w:val="14"/>
+                <w:rtl w:val="0"/>
+              </w:rPr>
+              <w:t xml:space="preserve">[V]</w:t>
+            </w:r>
+          </w:p>
+        </w:tc>
+      </w:tr>
+      <w:tr>
+        <w:trPr>
+          <w:cantSplit w:val="0"/>
+          <w:tblHeader w:val="0"/>
+        </w:trPr>
+        <w:tc>
+          <w:tcPr>
+            <w:shd w:fill="f6f8fb" w:val="clear"/>
+          </w:tcPr>
+          <w:p>
+            <w:pPr>
+              <w:spacing w:after="20" w:lineRule="auto"/>
+              <w:rPr/>
+            </w:pPr>
+            <w:r>
+              <w:rPr>
+                <w:sz w:val="16"/>
+                <w:szCs w:val="16"/>
+                <w:rtl w:val="0"/>
+              </w:rPr>
+              <w:t xml:space="preserve">Multi-account shared instruments</w:t>
+            </w:r>
+          </w:p>
+        </w:tc>
+        <w:tc>
+          <w:tcPr>
+            <w:shd w:fill="f6f8fb" w:val="clear"/>
+          </w:tcPr>
+          <w:p>
+            <w:pPr>
+              <w:spacing w:after="20" w:lineRule="auto"/>
+              <w:rPr/>
+            </w:pPr>
+            <w:r>
+              <w:rPr>
+                <w:sz w:val="16"/>
+                <w:szCs w:val="16"/>
+                <w:rtl w:val="0"/>
+              </w:rPr>
+              <w:t xml:space="preserve">Substantiated</w:t>
+            </w:r>
+          </w:p>
+        </w:tc>
+        <w:tc>
+          <w:tcPr>
+            <w:shd w:fill="f6f8fb" w:val="clear"/>
+          </w:tcPr>
+          <w:p>
+            <w:pPr>
+              <w:spacing w:after="20" w:lineRule="auto"/>
+              <w:rPr/>
+            </w:pPr>
+            <w:r>
+              <w:rPr>
+                <w:sz w:val="16"/>
+                <w:szCs w:val="16"/>
+                <w:rtl w:val="0"/>
+              </w:rPr>
+              <w:t xml:space="preserve">50,027 cards at two or more entities; 22 affiliate corporate cards on Venta</w:t>
+            </w:r>
+          </w:p>
+        </w:tc>
+        <w:tc>
+          <w:tcPr>
+            <w:shd w:fill="f6f8fb" w:val="clear"/>
+          </w:tcPr>
+          <w:p>
+            <w:pPr>
+              <w:spacing w:after="20" w:lineRule="auto"/>
+              <w:rPr/>
+            </w:pPr>
+            <w:r>
+              <w:rPr>
+                <w:b w:val="1"/>
+                <w:bCs w:val="1"/>
+                <w:color w:val="1e7b4f"/>
+                <w:sz w:val="14"/>
+                <w:szCs w:val="14"/>
+                <w:rtl w:val="0"/>
+              </w:rPr>
+              <w:t xml:space="preserve">[V]</w:t>
+            </w:r>
+          </w:p>
+        </w:tc>
+      </w:tr>
+      <w:tr>
+        <w:trPr>
+          <w:cantSplit w:val="0"/>
+          <w:tblHeader w:val="0"/>
+        </w:trPr>
+        <w:tc>
+          <w:tcPr/>
+          <w:p>
+            <w:pPr>
+              <w:spacing w:after="20" w:lineRule="auto"/>
+              <w:rPr/>
+            </w:pPr>
+            <w:r>
+              <w:rPr>
+                <w:sz w:val="16"/>
+                <w:szCs w:val="16"/>
+                <w:rtl w:val="0"/>
+              </w:rPr>
+              <w:t xml:space="preserve">Multi-card churning and stacking</w:t>
+            </w:r>
+          </w:p>
+        </w:tc>
+        <w:tc>
+          <w:tcPr/>
+          <w:p>
+            <w:pPr>
+              <w:spacing w:after="20" w:lineRule="auto"/>
+              <w:rPr/>
+            </w:pPr>
+            <w:r>
+              <w:rPr>
+                <w:sz w:val="16"/>
+                <w:szCs w:val="16"/>
+                <w:rtl w:val="0"/>
+              </w:rPr>
+              <w:t xml:space="preserve">Substantiated</w:t>
+            </w:r>
+          </w:p>
+        </w:tc>
+        <w:tc>
+          <w:tcPr/>
+          <w:p>
+            <w:pPr>
+              <w:spacing w:after="20" w:lineRule="auto"/>
+              <w:rPr/>
+            </w:pPr>
+            <w:r>
+              <w:rPr>
+                <w:sz w:val="16"/>
+                <w:szCs w:val="16"/>
+                <w:rtl w:val="0"/>
+              </w:rPr>
+              <w:t xml:space="preserve">140 accounts with ten or more cards; 19 non-capturing cards across the top twelve accounts</w:t>
+            </w:r>
+          </w:p>
+        </w:tc>
+        <w:tc>
+          <w:tcPr/>
+          <w:p>
+            <w:pPr>
+              <w:spacing w:after="20" w:lineRule="auto"/>
+              <w:rPr/>
+            </w:pPr>
+            <w:r>
+              <w:rPr>
+                <w:b w:val="1"/>
+                <w:bCs w:val="1"/>
+                <w:color w:val="1e7b4f"/>
+                <w:sz w:val="14"/>
+                <w:szCs w:val="14"/>
+                <w:rtl w:val="0"/>
+              </w:rPr>
+              <w:t xml:space="preserve">[V]</w:t>
+            </w:r>
+          </w:p>
+        </w:tc>
+      </w:tr>
+      <w:tr>
+        <w:trPr>
+          <w:cantSplit w:val="0"/>
+          <w:tblHeader w:val="0"/>
+        </w:trPr>
+        <w:tc>
+          <w:tcPr>
+            <w:shd w:fill="f6f8fb" w:val="clear"/>
+          </w:tcPr>
+          <w:p>
+            <w:pPr>
+              <w:spacing w:after="20" w:lineRule="auto"/>
+              <w:rPr/>
+            </w:pPr>
+            <w:r>
+              <w:rPr>
+                <w:sz w:val="16"/>
+                <w:szCs w:val="16"/>
+                <w:rtl w:val="0"/>
+              </w:rPr>
+              <w:t xml:space="preserve">Undisclosed aggregation / merchant of record</w:t>
+            </w:r>
+          </w:p>
+        </w:tc>
+        <w:tc>
+          <w:tcPr>
+            <w:shd w:fill="f6f8fb" w:val="clear"/>
+          </w:tcPr>
+          <w:p>
+            <w:pPr>
+              <w:spacing w:after="20" w:lineRule="auto"/>
+              <w:rPr/>
+            </w:pPr>
+            <w:r>
+              <w:rPr>
+                <w:sz w:val="16"/>
+                <w:szCs w:val="16"/>
+                <w:rtl w:val="0"/>
+              </w:rPr>
+              <w:t xml:space="preserve">Substantiated as a question, not a finding</w:t>
+            </w:r>
+          </w:p>
+        </w:tc>
+        <w:tc>
+          <w:tcPr>
+            <w:shd w:fill="f6f8fb" w:val="clear"/>
+          </w:tcPr>
+          <w:p>
+            <w:pPr>
+              <w:spacing w:after="20" w:lineRule="auto"/>
+              <w:rPr/>
+            </w:pPr>
+            <w:r>
+              <w:rPr>
+                <w:sz w:val="16"/>
+                <w:szCs w:val="16"/>
+                <w:rtl w:val="0"/>
+              </w:rPr>
+              <w:t xml:space="preserve">USD 14.96m processed against about USD 550,048 filed revenue; site terms name SOL as operator</w:t>
+            </w:r>
+          </w:p>
+        </w:tc>
+        <w:tc>
+          <w:tcPr>
+            <w:shd w:fill="f6f8fb" w:val="clear"/>
+          </w:tcPr>
+          <w:p>
+            <w:pPr>
+              <w:spacing w:after="20" w:lineRule="auto"/>
+              <w:rPr/>
+            </w:pPr>
+            <w:r>
+              <w:rPr>
+                <w:b w:val="1"/>
+                <w:bCs w:val="1"/>
+                <w:color w:val="1e7b4f"/>
+                <w:sz w:val="14"/>
+                <w:szCs w:val="14"/>
+                <w:rtl w:val="0"/>
+              </w:rPr>
+              <w:t xml:space="preserve">[V]</w:t>
+            </w:r>
+            <w:r>
+              <w:rPr>
+                <w:sz w:val="16"/>
+                <w:szCs w:val="16"/>
+                <w:rtl w:val="0"/>
+              </w:rPr>
+              <w:t xml:space="preserve"> </w:t>
+            </w:r>
+            <w:r>
+              <w:rPr>
+                <w:b w:val="1"/>
+                <w:bCs w:val="1"/>
+                <w:color w:val="6b3fa0"/>
+                <w:sz w:val="14"/>
+                <w:szCs w:val="14"/>
+                <w:rtl w:val="0"/>
+              </w:rPr>
+              <w:t xml:space="preserve">[I]</w:t>
+            </w:r>
+          </w:p>
+        </w:tc>
+      </w:tr>
+      <w:tr>
+        <w:trPr>
+          <w:cantSplit w:val="0"/>
+          <w:tblHeader w:val="0"/>
+        </w:trPr>
+        <w:tc>
+          <w:tcPr>
+            <w:shd w:fill="f6f8fb" w:val="clear"/>
+          </w:tcPr>
+          <w:p>
+            <w:pPr>
+              <w:spacing w:after="20" w:lineRule="auto"/>
+              <w:rPr/>
+            </w:pPr>
+            <w:r>
+              <w:rPr>
+                <w:sz w:val="16"/>
+                <w:szCs w:val="16"/>
+                <w:rtl w:val="0"/>
+              </w:rPr>
+              <w:t xml:space="preserve">Missing end-user network telemetry</w:t>
+            </w:r>
+          </w:p>
+        </w:tc>
+        <w:tc>
+          <w:tcPr>
+            <w:shd w:fill="f6f8fb" w:val="clear"/>
+          </w:tcPr>
+          <w:p>
+            <w:pPr>
+              <w:spacing w:after="20" w:lineRule="auto"/>
+              <w:rPr/>
+            </w:pPr>
+            <w:r>
+              <w:rPr>
+                <w:sz w:val="16"/>
+                <w:szCs w:val="16"/>
+                <w:rtl w:val="0"/>
+              </w:rPr>
+              <w:t xml:space="preserve">Substantiated</w:t>
+            </w:r>
+          </w:p>
+        </w:tc>
+        <w:tc>
+          <w:tcPr>
+            <w:shd w:fill="f6f8fb" w:val="clear"/>
+          </w:tcPr>
+          <w:p>
+            <w:pPr>
+              <w:spacing w:after="20" w:lineRule="auto"/>
+              <w:rPr/>
+            </w:pPr>
+            <w:r>
+              <w:rPr>
+                <w:sz w:val="16"/>
+                <w:szCs w:val="16"/>
+                <w:rtl w:val="0"/>
+              </w:rPr>
+              <w:t xml:space="preserve">42,897 payments / USD 2,847,123.05 with no usable end-user IP</w:t>
+            </w:r>
+          </w:p>
+        </w:tc>
+        <w:tc>
+          <w:tcPr>
+            <w:shd w:fill="f6f8fb" w:val="clear"/>
+          </w:tcPr>
+          <w:p>
+            <w:pPr>
+              <w:spacing w:after="20" w:lineRule="auto"/>
+              <w:rPr/>
+            </w:pPr>
+            <w:r>
+              <w:rPr>
+                <w:b w:val="1"/>
+                <w:bCs w:val="1"/>
+                <w:color w:val="1e7b4f"/>
+                <w:sz w:val="14"/>
+                <w:szCs w:val="14"/>
+                <w:rtl w:val="0"/>
+              </w:rPr>
+              <w:t xml:space="preserve">[V]</w:t>
+            </w:r>
+          </w:p>
+        </w:tc>
+      </w:tr>
+      <w:tr>
+        <w:trPr>
+          <w:cantSplit w:val="0"/>
+          <w:tblHeader w:val="0"/>
+        </w:trPr>
+        <w:tc>
+          <w:tcPr>
+            <w:shd w:fill="f6f8fb" w:val="clear"/>
+          </w:tcPr>
+          <w:p>
+            <w:pPr>
+              <w:spacing w:after="20" w:lineRule="auto"/>
+              <w:rPr/>
+            </w:pPr>
+            <w:r>
+              <w:rPr>
+                <w:sz w:val="16"/>
+                <w:szCs w:val="16"/>
+                <w:rtl w:val="0"/>
+              </w:rPr>
+              <w:t xml:space="preserve">Merchant category misrepresentation to a scheme</w:t>
+            </w:r>
+          </w:p>
+        </w:tc>
+        <w:tc>
+          <w:tcPr>
+            <w:shd w:fill="f6f8fb" w:val="clear"/>
+          </w:tcPr>
+          <w:p>
+            <w:pPr>
+              <w:spacing w:after="20" w:lineRule="auto"/>
+              <w:rPr/>
+            </w:pPr>
+            <w:r>
+              <w:rPr>
+                <w:sz w:val="16"/>
+                <w:szCs w:val="16"/>
+                <w:rtl w:val="0"/>
+              </w:rPr>
+              <w:t xml:space="preserve">Substantiated on the data; Scheme Compliance determination required</w:t>
+            </w:r>
+          </w:p>
+        </w:tc>
+        <w:tc>
+          <w:tcPr>
+            <w:shd w:fill="f6f8fb" w:val="clear"/>
+          </w:tcPr>
+          <w:p>
+            <w:pPr>
+              <w:spacing w:after="20" w:lineRule="auto"/>
+              <w:rPr/>
+            </w:pPr>
+            <w:r>
+              <w:rPr>
+                <w:sz w:val="16"/>
+                <w:szCs w:val="16"/>
+                <w:rtl w:val="0"/>
+              </w:rPr>
+              <w:t xml:space="preserve">All 8,155 AMEX transactions on MCC 7299; all other schemes on 7273</w:t>
+            </w:r>
+          </w:p>
+        </w:tc>
+        <w:tc>
+          <w:tcPr>
+            <w:shd w:fill="f6f8fb" w:val="clear"/>
+          </w:tcPr>
+          <w:p>
+            <w:pPr>
+              <w:spacing w:after="20" w:lineRule="auto"/>
+              <w:rPr/>
+            </w:pPr>
+            <w:r>
+              <w:rPr>
+                <w:b w:val="1"/>
+                <w:bCs w:val="1"/>
+                <w:color w:val="1e7b4f"/>
+                <w:sz w:val="14"/>
+                <w:szCs w:val="14"/>
+                <w:rtl w:val="0"/>
+              </w:rPr>
+              <w:t xml:space="preserve">[V]</w:t>
+            </w:r>
+          </w:p>
+        </w:tc>
+      </w:tr>
+      <w:tr>
+        <w:trPr>
+          <w:cantSplit w:val="0"/>
+          <w:tblHeader w:val="0"/>
+        </w:trPr>
+        <w:tc>
+          <w:tcPr>
+            <w:shd w:fill="f6f8fb" w:val="clear"/>
+          </w:tcPr>
+          <w:p>
+            <w:pPr>
+              <w:spacing w:after="20" w:lineRule="auto"/>
+              <w:rPr/>
+            </w:pPr>
+            <w:r>
+              <w:rPr>
+                <w:sz w:val="16"/>
+                <w:szCs w:val="16"/>
+                <w:rtl w:val="0"/>
+              </w:rPr>
+              <w:t xml:space="preserve">Consumer-harm concentration</w:t>
+            </w:r>
+          </w:p>
+        </w:tc>
+        <w:tc>
+          <w:tcPr>
+            <w:shd w:fill="f6f8fb" w:val="clear"/>
+          </w:tcPr>
+          <w:p>
+            <w:pPr>
+              <w:spacing w:after="20" w:lineRule="auto"/>
+              <w:rPr/>
+            </w:pPr>
+            <w:r>
+              <w:rPr>
+                <w:sz w:val="16"/>
+                <w:szCs w:val="16"/>
+                <w:rtl w:val="0"/>
+              </w:rPr>
+              <w:t xml:space="preserve">Substantiated</w:t>
+            </w:r>
+          </w:p>
+        </w:tc>
+        <w:tc>
+          <w:tcPr>
+            <w:shd w:fill="f6f8fb" w:val="clear"/>
+          </w:tcPr>
+          <w:p>
+            <w:pPr>
+              <w:spacing w:after="20" w:lineRule="auto"/>
+              <w:rPr/>
+            </w:pPr>
+            <w:r>
+              <w:rPr>
+                <w:sz w:val="16"/>
+                <w:szCs w:val="16"/>
+                <w:rtl w:val="0"/>
+              </w:rPr>
+              <w:t xml:space="preserve">49.14% merchant-initiated, 1.6x disputes and 1.7x fraud; 3DS on 0.09%; top accounts above USD 180,000 without disputes</w:t>
+            </w:r>
+          </w:p>
+        </w:tc>
+        <w:tc>
+          <w:tcPr>
+            <w:shd w:fill="f6f8fb" w:val="clear"/>
+          </w:tcPr>
+          <w:p>
+            <w:pPr>
+              <w:spacing w:after="20" w:lineRule="auto"/>
+              <w:rPr/>
+            </w:pPr>
+            <w:r>
+              <w:rPr>
+                <w:b w:val="1"/>
+                <w:bCs w:val="1"/>
+                <w:color w:val="1e7b4f"/>
+                <w:sz w:val="14"/>
+                <w:szCs w:val="14"/>
+                <w:rtl w:val="0"/>
+              </w:rPr>
+              <w:t xml:space="preserve">[V]</w:t>
+            </w:r>
+          </w:p>
+        </w:tc>
+      </w:tr>
+      <w:tr>
+        <w:trPr>
+          <w:cantSplit w:val="0"/>
+          <w:tblHeader w:val="0"/>
+        </w:trPr>
+        <w:tc>
+          <w:tcPr>
+            <w:shd w:fill="f6f8fb" w:val="clear"/>
+          </w:tcPr>
+          <w:p>
+            <w:pPr>
+              <w:spacing w:after="20" w:lineRule="auto"/>
+              <w:rPr/>
+            </w:pPr>
+            <w:r>
+              <w:rPr>
+                <w:sz w:val="16"/>
+                <w:szCs w:val="16"/>
+                <w:rtl w:val="0"/>
+              </w:rPr>
+              <w:t xml:space="preserve">Registered activity / processed activity mismatch</w:t>
+            </w:r>
+          </w:p>
+        </w:tc>
+        <w:tc>
+          <w:tcPr>
+            <w:shd w:fill="f6f8fb" w:val="clear"/>
+          </w:tcPr>
+          <w:p>
+            <w:pPr>
+              <w:spacing w:after="20" w:lineRule="auto"/>
+              <w:rPr/>
+            </w:pPr>
+            <w:r>
+              <w:rPr>
+                <w:sz w:val="16"/>
+                <w:szCs w:val="16"/>
+                <w:rtl w:val="0"/>
+              </w:rPr>
+              <w:t xml:space="preserve">Substantiated</w:t>
+            </w:r>
+          </w:p>
+        </w:tc>
+        <w:tc>
+          <w:tcPr>
+            <w:shd w:fill="f6f8fb" w:val="clear"/>
+          </w:tcPr>
+          <w:p>
+            <w:pPr>
+              <w:spacing w:after="20" w:lineRule="auto"/>
+              <w:rPr/>
+            </w:pPr>
+            <w:r>
+              <w:rPr>
+                <w:sz w:val="16"/>
+                <w:szCs w:val="16"/>
+                <w:rtl w:val="0"/>
+              </w:rPr>
+              <w:t xml:space="preserve">ACRA activity internet search engines; eleven dating URLs processed</w:t>
+            </w:r>
+          </w:p>
+        </w:tc>
+        <w:tc>
+          <w:tcPr>
+            <w:shd w:fill="f6f8fb" w:val="clear"/>
+          </w:tcPr>
+          <w:p>
+            <w:pPr>
+              <w:spacing w:after="20" w:lineRule="auto"/>
+              <w:rPr/>
+            </w:pPr>
+            <w:r>
+              <w:rPr>
+                <w:b w:val="1"/>
+                <w:bCs w:val="1"/>
+                <w:color w:val="1e7b4f"/>
+                <w:sz w:val="14"/>
+                <w:szCs w:val="14"/>
+                <w:rtl w:val="0"/>
+              </w:rPr>
+              <w:t xml:space="preserve">[V]</w:t>
+            </w:r>
+          </w:p>
+        </w:tc>
+      </w:tr>
+      <w:tr>
+        <w:trPr>
+          <w:cantSplit w:val="0"/>
+          <w:tblHeader w:val="0"/>
+        </w:trPr>
+        <w:tc>
+          <w:tcPr>
+            <w:shd w:fill="f6f8fb" w:val="clear"/>
+          </w:tcPr>
+          <w:p>
+            <w:pPr>
+              <w:spacing w:after="20" w:lineRule="auto"/>
+              <w:rPr/>
+            </w:pPr>
+            <w:r>
+              <w:rPr>
+                <w:sz w:val="16"/>
+                <w:szCs w:val="16"/>
+                <w:rtl w:val="0"/>
+              </w:rPr>
+              <w:t xml:space="preserve">Opaque intermediary ownership</w:t>
+            </w:r>
+          </w:p>
+        </w:tc>
+        <w:tc>
+          <w:tcPr>
+            <w:shd w:fill="f6f8fb" w:val="clear"/>
+          </w:tcPr>
+          <w:p>
+            <w:pPr>
+              <w:spacing w:after="20" w:lineRule="auto"/>
+              <w:rPr/>
+            </w:pPr>
+            <w:r>
+              <w:rPr>
+                <w:sz w:val="16"/>
+                <w:szCs w:val="16"/>
+                <w:rtl w:val="0"/>
+              </w:rPr>
+              <w:t xml:space="preserve">Substantiated</w:t>
+            </w:r>
+          </w:p>
+        </w:tc>
+        <w:tc>
+          <w:tcPr>
+            <w:shd w:fill="f6f8fb" w:val="clear"/>
+          </w:tcPr>
+          <w:p>
+            <w:pPr>
+              <w:spacing w:after="20" w:lineRule="auto"/>
+              <w:rPr/>
+            </w:pPr>
+            <w:r>
+              <w:rPr>
+                <w:sz w:val="16"/>
+                <w:szCs w:val="16"/>
+                <w:rtl w:val="0"/>
+              </w:rPr>
+              <w:t xml:space="preserve">Hazelpro discloses no beneficial owner; single nominee-pattern officer; possible further layer</w:t>
+            </w:r>
+          </w:p>
+        </w:tc>
+        <w:tc>
+          <w:tcPr>
+            <w:shd w:fill="f6f8fb" w:val="clear"/>
+          </w:tcPr>
+          <w:p>
+            <w:pPr>
+              <w:spacing w:after="20" w:lineRule="auto"/>
+              <w:rPr/>
+            </w:pPr>
+            <w:r>
+              <w:rPr>
+                <w:b w:val="1"/>
+                <w:bCs w:val="1"/>
+                <w:color w:val="1e7b4f"/>
+                <w:sz w:val="14"/>
+                <w:szCs w:val="14"/>
+                <w:rtl w:val="0"/>
+              </w:rPr>
+              <w:t xml:space="preserve">[V]</w:t>
+            </w:r>
+            <w:r>
+              <w:rPr>
+                <w:sz w:val="16"/>
+                <w:szCs w:val="16"/>
+                <w:rtl w:val="0"/>
+              </w:rPr>
+              <w:t xml:space="preserve"> </w:t>
+            </w:r>
+            <w:r>
+              <w:rPr>
+                <w:b w:val="1"/>
+                <w:bCs w:val="1"/>
+                <w:color w:val="b26b00"/>
+                <w:sz w:val="14"/>
+                <w:szCs w:val="14"/>
+                <w:rtl w:val="0"/>
+              </w:rPr>
+              <w:t xml:space="preserve">[E]</w:t>
+            </w:r>
+          </w:p>
+        </w:tc>
+      </w:tr>
+      <w:tr>
+        <w:trPr>
+          <w:cantSplit w:val="0"/>
+          <w:tblHeader w:val="0"/>
+        </w:trPr>
+        <w:tc>
+          <w:tcPr>
+            <w:shd w:fill="f6f8fb" w:val="clear"/>
+          </w:tcPr>
+          <w:p>
+            <w:pPr>
+              <w:spacing w:after="20" w:lineRule="auto"/>
+              <w:rPr/>
+            </w:pPr>
+            <w:r>
+              <w:rPr>
+                <w:sz w:val="16"/>
+                <w:szCs w:val="16"/>
+                <w:rtl w:val="0"/>
+              </w:rPr>
+              <w:t xml:space="preserve">Structuring / threshold avoidance</w:t>
+            </w:r>
+          </w:p>
+        </w:tc>
+        <w:tc>
+          <w:tcPr>
+            <w:shd w:fill="f6f8fb" w:val="clear"/>
+          </w:tcPr>
+          <w:p>
+            <w:pPr>
+              <w:spacing w:after="20" w:lineRule="auto"/>
+              <w:rPr/>
+            </w:pPr>
+            <w:r>
+              <w:rPr>
+                <w:sz w:val="16"/>
+                <w:szCs w:val="16"/>
+                <w:rtl w:val="0"/>
+              </w:rPr>
+              <w:t xml:space="preserve">Not substantiated</w:t>
+            </w:r>
+          </w:p>
+        </w:tc>
+        <w:tc>
+          <w:tcPr>
+            <w:shd w:fill="f6f8fb" w:val="clear"/>
+          </w:tcPr>
+          <w:p>
+            <w:pPr>
+              <w:spacing w:after="20" w:lineRule="auto"/>
+              <w:rPr/>
+            </w:pPr>
+            <w:r>
+              <w:rPr>
+                <w:sz w:val="16"/>
+                <w:szCs w:val="16"/>
+                <w:rtl w:val="0"/>
+              </w:rPr>
+              <w:t xml:space="preserve">Fixed published price ladder; top tier USD 399</w:t>
+            </w:r>
+          </w:p>
+        </w:tc>
+        <w:tc>
+          <w:tcPr>
+            <w:shd w:fill="f6f8fb" w:val="clear"/>
+          </w:tcPr>
+          <w:p>
+            <w:pPr>
+              <w:spacing w:after="20" w:lineRule="auto"/>
+              <w:rPr/>
+            </w:pPr>
+            <w:r>
+              <w:rPr>
+                <w:b w:val="1"/>
+                <w:bCs w:val="1"/>
+                <w:color w:val="1e7b4f"/>
+                <w:sz w:val="14"/>
+                <w:szCs w:val="14"/>
+                <w:rtl w:val="0"/>
+              </w:rPr>
+              <w:t xml:space="preserve">[V]</w:t>
+            </w:r>
+          </w:p>
+        </w:tc>
+      </w:tr>
+      <w:tr>
+        <w:trPr>
+          <w:cantSplit w:val="0"/>
+          <w:tblHeader w:val="0"/>
+        </w:trPr>
+        <w:tc>
+          <w:tcPr>
+            <w:shd w:fill="f6f8fb" w:val="clear"/>
+          </w:tcPr>
+          <w:p>
+            <w:pPr>
+              <w:spacing w:after="20" w:lineRule="auto"/>
+              <w:rPr/>
+            </w:pPr>
+            <w:r>
+              <w:rPr>
+                <w:sz w:val="16"/>
+                <w:szCs w:val="16"/>
+                <w:rtl w:val="0"/>
+              </w:rPr>
+              <w:t xml:space="preserve">Pass-through, funnel or rapid liquidation</w:t>
+            </w:r>
+          </w:p>
+        </w:tc>
+        <w:tc>
+          <w:tcPr>
+            <w:shd w:fill="f6f8fb" w:val="clear"/>
+          </w:tcPr>
+          <w:p>
+            <w:pPr>
+              <w:spacing w:after="20" w:lineRule="auto"/>
+              <w:rPr/>
+            </w:pPr>
+            <w:r>
+              <w:rPr>
+                <w:sz w:val="16"/>
+                <w:szCs w:val="16"/>
+                <w:rtl w:val="0"/>
+              </w:rPr>
+              <w:t xml:space="preserve">Not substantiated</w:t>
+            </w:r>
+          </w:p>
+        </w:tc>
+        <w:tc>
+          <w:tcPr>
+            <w:shd w:fill="f6f8fb" w:val="clear"/>
+          </w:tcPr>
+          <w:p>
+            <w:pPr>
+              <w:spacing w:after="20" w:lineRule="auto"/>
+              <w:rPr/>
+            </w:pPr>
+            <w:r>
+              <w:rPr>
+                <w:sz w:val="16"/>
+                <w:szCs w:val="16"/>
+                <w:rtl w:val="0"/>
+              </w:rPr>
+              <w:t xml:space="preserve">No pay-to-card activity</w:t>
+            </w:r>
+          </w:p>
+        </w:tc>
+        <w:tc>
+          <w:tcPr>
+            <w:shd w:fill="f6f8fb" w:val="clear"/>
+          </w:tcPr>
+          <w:p>
+            <w:pPr>
+              <w:spacing w:after="20" w:lineRule="auto"/>
+              <w:rPr/>
+            </w:pPr>
+            <w:r>
+              <w:rPr>
+                <w:b w:val="1"/>
+                <w:bCs w:val="1"/>
+                <w:color w:val="1e7b4f"/>
+                <w:sz w:val="14"/>
+                <w:szCs w:val="14"/>
+                <w:rtl w:val="0"/>
+              </w:rPr>
+              <w:t xml:space="preserve">[V]</w:t>
+            </w:r>
+          </w:p>
+        </w:tc>
+      </w:tr>
+      <w:tr>
+        <w:trPr>
+          <w:cantSplit w:val="0"/>
+          <w:tblHeader w:val="0"/>
+        </w:trPr>
+        <w:tc>
+          <w:tcPr>
+            <w:shd w:fill="f6f8fb" w:val="clear"/>
+          </w:tcPr>
+          <w:p>
+            <w:pPr>
+              <w:spacing w:after="20" w:lineRule="auto"/>
+              <w:rPr/>
+            </w:pPr>
+            <w:r>
+              <w:rPr>
+                <w:sz w:val="16"/>
+                <w:szCs w:val="16"/>
+                <w:rtl w:val="0"/>
+              </w:rPr>
+              <w:t xml:space="preserve">Network anonymisation / proxy evasion</w:t>
+            </w:r>
+          </w:p>
+        </w:tc>
+        <w:tc>
+          <w:tcPr>
+            <w:shd w:fill="f6f8fb" w:val="clear"/>
+          </w:tcPr>
+          <w:p>
+            <w:pPr>
+              <w:spacing w:after="20" w:lineRule="auto"/>
+              <w:rPr/>
+            </w:pPr>
+            <w:r>
+              <w:rPr>
+                <w:sz w:val="16"/>
+                <w:szCs w:val="16"/>
+                <w:rtl w:val="0"/>
+              </w:rPr>
+              <w:t xml:space="preserve">Not substantiated</w:t>
+            </w:r>
+          </w:p>
+        </w:tc>
+        <w:tc>
+          <w:tcPr>
+            <w:shd w:fill="f6f8fb" w:val="clear"/>
+          </w:tcPr>
+          <w:p>
+            <w:pPr>
+              <w:spacing w:after="20" w:lineRule="auto"/>
+              <w:rPr/>
+            </w:pPr>
+            <w:r>
+              <w:rPr>
+                <w:sz w:val="16"/>
+                <w:szCs w:val="16"/>
+                <w:rtl w:val="0"/>
+              </w:rPr>
+              <w:t xml:space="preserve">VPN and proxy share below 1%; fraud below baseline on that cohort</w:t>
+            </w:r>
+          </w:p>
+        </w:tc>
+        <w:tc>
+          <w:tcPr>
+            <w:shd w:fill="f6f8fb" w:val="clear"/>
+          </w:tcPr>
+          <w:p>
+            <w:pPr>
+              <w:spacing w:after="20" w:lineRule="auto"/>
+              <w:rPr/>
+            </w:pPr>
+            <w:r>
+              <w:rPr>
+                <w:b w:val="1"/>
+                <w:bCs w:val="1"/>
+                <w:color w:val="1e7b4f"/>
+                <w:sz w:val="14"/>
+                <w:szCs w:val="14"/>
+                <w:rtl w:val="0"/>
+              </w:rPr>
+              <w:t xml:space="preserve">[V]</w:t>
+            </w:r>
+          </w:p>
+        </w:tc>
+      </w:tr>
+      <w:tr>
+        <w:trPr>
+          <w:cantSplit w:val="0"/>
+          <w:tblHeader w:val="0"/>
+        </w:trPr>
+        <w:tc>
+          <w:tcPr>
+            <w:shd w:fill="f6f8fb" w:val="clear"/>
+          </w:tcPr>
+          <w:p>
+            <w:pPr>
+              <w:spacing w:after="20" w:lineRule="auto"/>
+              <w:rPr/>
+            </w:pPr>
+            <w:r>
+              <w:rPr>
+                <w:sz w:val="16"/>
+                <w:szCs w:val="16"/>
+                <w:rtl w:val="0"/>
+              </w:rPr>
+              <w:t xml:space="preserve">Designated-person or sanctions exposure</w:t>
+            </w:r>
+          </w:p>
+        </w:tc>
+        <w:tc>
+          <w:tcPr>
+            <w:shd w:fill="f6f8fb" w:val="clear"/>
+          </w:tcPr>
+          <w:p>
+            <w:pPr>
+              <w:spacing w:after="20" w:lineRule="auto"/>
+              <w:rPr/>
+            </w:pPr>
+            <w:r>
+              <w:rPr>
+                <w:sz w:val="16"/>
+                <w:szCs w:val="16"/>
+                <w:rtl w:val="0"/>
+              </w:rPr>
+              <w:t xml:space="preserve">Not identified</w:t>
+            </w:r>
+          </w:p>
+        </w:tc>
+        <w:tc>
+          <w:tcPr>
+            <w:shd w:fill="f6f8fb" w:val="clear"/>
+          </w:tcPr>
+          <w:p>
+            <w:pPr>
+              <w:spacing w:after="20" w:lineRule="auto"/>
+              <w:rPr/>
+            </w:pPr>
+            <w:r>
+              <w:rPr>
+                <w:sz w:val="16"/>
+                <w:szCs w:val="16"/>
+                <w:rtl w:val="0"/>
+              </w:rPr>
+              <w:t xml:space="preserve">No sanctions or watchlist match for any recorded representative</w:t>
+            </w:r>
+          </w:p>
+        </w:tc>
+        <w:tc>
+          <w:tcPr>
+            <w:shd w:fill="f6f8fb" w:val="clear"/>
+          </w:tcPr>
+          <w:p>
+            <w:pPr>
+              <w:spacing w:after="20" w:lineRule="auto"/>
+              <w:rPr/>
+            </w:pPr>
+            <w:r>
+              <w:rPr>
+                <w:b w:val="1"/>
+                <w:bCs w:val="1"/>
+                <w:color w:val="1e7b4f"/>
+                <w:sz w:val="14"/>
+                <w:szCs w:val="14"/>
+                <w:rtl w:val="0"/>
+              </w:rPr>
+              <w:t xml:space="preserve">[V]</w:t>
+            </w:r>
+          </w:p>
+        </w:tc>
+      </w:tr>
+    </w:tbl>
+    <w:p>
+      <w:pPr>
+        <w:spacing w:after="40" w:lineRule="auto"/>
+        <w:rPr/>
+      </w:pPr>
+      <w:r>
+        <w:rPr>
+          <w:rtl w:val="0"/>
+        </w:rPr>
+      </w:r>
+    </w:p>
+    <w:p>
+      <w:pPr>
+        <w:spacing w:after="120" w:lineRule="auto"/>
+        <w:rPr/>
+      </w:pPr>
+      <w:r>
+        <w:rPr>
+          <w:b w:val="1"/>
+          <w:bCs w:val="1"/>
+          <w:color w:val="3d4654"/>
+          <w:sz w:val="16"/>
+          <w:szCs w:val="16"/>
+          <w:rtl w:val="0"/>
+        </w:rPr>
+        <w:t xml:space="preserve">Evidence:</w:t>
+      </w:r>
+      <w:r>
+        <w:rPr>
+          <w:color w:val="3d4654"/>
+          <w:sz w:val="16"/>
+          <w:szCs w:val="16"/>
+          <w:rtl w:val="0"/>
+        </w:rPr>
+        <w:t xml:space="preserve"> Venta entity review §4.6; figures as cited in §4.1–4.10.</w:t>
+      </w:r>
+    </w:p>
+    <w:p>
+      <w:pPr>
+        <w:rPr/>
+      </w:pPr>
+      <w:r>
+        <w:rPr>
+          <w:b w:val="1"/>
+          <w:bCs w:val="1"/>
+          <w:rtl w:val="0"/>
+        </w:rPr>
+        <w:t xml:space="preserve">FCIU assessment</w:t>
+      </w:r>
+      <w:r>
+        <w:rPr>
+          <w:rtl w:val="0"/>
+        </w:rPr>
+        <w:t xml:space="preserve">  </w:t>
+      </w:r>
+      <w:r>
+        <w:rPr>
+          <w:b w:val="1"/>
+          <w:bCs w:val="1"/>
+          <w:color w:val="6b3fa0"/>
+          <w:sz w:val="14"/>
+          <w:szCs w:val="14"/>
+          <w:rtl w:val="0"/>
+        </w:rPr>
+        <w:t xml:space="preserve">[I]</w:t>
+      </w:r>
+      <w:r>
+        <w:rPr>
+          <w:rtl w:val="0"/>
+        </w:rPr>
+        <w:t xml:space="preserve">: FCIU's provisional view is that the residual exposure on Venta is consumer-protection and scheme-integrity risk, arising from a fragmented corporate presentation across three supervisory perimeters. The typologies most closely associated with money laundering are not substantiated on Venta's data. This view is provisional: it depends on the Scheme Compliance determination (R1), the merchant's response (R2) and the portfolio findings for SOL and Xeanco, and it is not a determination of whether a financial crime has been committed.</w:t>
       </w:r>
     </w:p>
     <w:p>
@@ -27553,12 +30203,7 @@
                 <w:szCs w:val="16"/>
                 <w:rtl w:val="0"/>
               </w:rPr>
-              <w:t xml:space="preserve">Transactional keys: the 198.143.49.9 submission IP, shared cards and shared emails. These are in §4.1 and are stronger than any configuration link</w:t>
-            </w:r>
-            <w:r>
-              <w:rPr>
-                <w:rtl w:val="0"/>
-              </w:rPr>
+              <w:t xml:space="preserve">Transactional keys: the 198.143.49.9 submission IP, shared cards, shared emails and the affiliate corporate cards. These are in §4.1 and are stronger than any configuration link</w:t>
             </w:r>
           </w:p>
         </w:tc>
@@ -27679,7 +30324,7 @@
           <w:vertAlign w:val="baseline"/>
           <w:rtl w:val="0"/>
         </w:rPr>
-        <w:t xml:space="preserve"> Count its connections first: shared URL domains to SOL and Xeanco, and the ownership and representative links to Xeanco. SOL Networks Limited (Malta) is the hub of the wider map, with 55 configured URLs, including every brand Venta processes.</w:t>
+        <w:t xml:space="preserve"> Count its connections first: shared URL domains to SOL and Xeanco, and the ownership and representative links to Xeanco. SOL Networks Limited (Malta) is the hub of the wider map, with 55 configured URLs.</w:t>
       </w:r>
     </w:p>
     <w:p>
@@ -27942,7 +30587,7 @@
           <w:vertAlign w:val="baseline"/>
           <w:rtl w:val="0"/>
         </w:rPr>
-        <w:t xml:space="preserve"> The transactional keys (§4.1) and the DMM Solutions transfer to Venta's bank account (§4.2) are not in the map. A missing edge on the map does not mean there is no link.</w:t>
+        <w:t xml:space="preserve"> The transactional keys (§4.1), the DMM Solutions transfer to Venta's bank account and the group companies named in Hazelpro's terms (§4.2) are not in the map. A missing edge on the map does not mean there is no link.</w:t>
       </w:r>
     </w:p>
     <w:p>
@@ -28307,58 +30952,7 @@
           <w:vertAlign w:val="baseline"/>
           <w:rtl w:val="0"/>
         </w:rPr>
-        <w:t xml:space="preserve">The map does </w:t>
-      </w:r>
-      <w:r>
-        <w:rPr>
-          <w:rFonts w:ascii="Arial" w:cs="Arial" w:eastAsia="Arial" w:hAnsi="Arial"/>
-          <w:b w:val="1"/>
-          <w:bCs w:val="1"/>
-          <w:i w:val="0"/>
-          <w:iCs w:val="0"/>
-          <w:smallCaps w:val="0"/>
-          <w:strike w:val="0"/>
-          <w:color w:val="22272f"/>
-          <w:sz w:val="18"/>
-          <w:szCs w:val="18"/>
-          <w:u w:val="none"/>
-          <w:shd w:fill="auto" w:val="clear"/>
-          <w:vertAlign w:val="baseline"/>
-          <w:rtl w:val="0"/>
-        </w:rPr>
-        <w:t xml:space="preserve">not</w:t>
-      </w:r>
-      <w:r>
-        <w:rPr>
-          <w:rFonts w:ascii="Arial" w:cs="Arial" w:eastAsia="Arial" w:hAnsi="Arial"/>
-          <w:b w:val="0"/>
-          <w:bCs w:val="0"/>
-          <w:i w:val="0"/>
-          <w:iCs w:val="0"/>
-          <w:smallCaps w:val="0"/>
-          <w:strike w:val="0"/>
-          <w:color w:val="22272f"/>
-          <w:sz w:val="18"/>
-          <w:szCs w:val="18"/>
-          <w:u w:val="none"/>
-          <w:shd w:fill="auto" w:val="clear"/>
-          <w:vertAlign w:val="baseline"/>
-          <w:rtl w:val="0"/>
-        </w:rPr>
-        <w:t xml:space="preserve"> show funds flow, settlement accounts or beneficial ownership beyond CKO's records</w:t>
-      </w:r>
-      <w:r>
-        <w:rPr>
-          <w:sz w:val="18"/>
-          <w:szCs w:val="18"/>
-          <w:rtl w:val="0"/>
-        </w:rPr>
-        <w:t xml:space="preserve">.</w:t>
-      </w:r>
-      <w:r>
-        <w:rPr>
-          <w:rtl w:val="0"/>
-        </w:rPr>
+        <w:t xml:space="preserve">The map does not show funds flow, settlement accounts or beneficial ownership beyond CKO's records, and the six-entity view is narrower than the group the merchant itself documents (§4.2).</w:t>
       </w:r>
     </w:p>
     <w:p>
@@ -29286,7 +31880,7 @@
                 <w:szCs w:val="16"/>
                 <w:rtl w:val="0"/>
               </w:rPr>
-              <w:t xml:space="preserve">Not implemented on SOL; Venta's AMEX rose over the same period</w:t>
+              <w:t xml:space="preserve">Not implemented on SOL; Venta's AMEX rose sixfold over the same period</w:t>
             </w:r>
           </w:p>
         </w:tc>
@@ -29543,18 +32137,7 @@
                 <w:szCs w:val="16"/>
                 <w:rtl w:val="0"/>
               </w:rPr>
-              <w:t xml:space="preserve">Established on hard keys at portfolio level; Venta-level figures </w:t>
-            </w:r>
-            <w:r>
-              <w:rPr>
-                <w:b w:val="1"/>
-                <w:bCs w:val="1"/>
-                <w:sz w:val="16"/>
-                <w:szCs w:val="16"/>
-                <w:highlight w:val="yellow"/>
-                <w:rtl w:val="0"/>
-              </w:rPr>
-              <w:t xml:space="preserve">[TBC]</w:t>
+              <w:t xml:space="preserve">Established on hard keys; affiliate corporate cards transact on Venta's own account</w:t>
             </w:r>
           </w:p>
         </w:tc>
@@ -29623,12 +32206,7 @@
                 <w:szCs w:val="16"/>
                 <w:rtl w:val="0"/>
               </w:rPr>
-              <w:t xml:space="preserve">Venta volume vs expected APV and revenue</w:t>
-            </w:r>
-            <w:r>
-              <w:rPr>
-                <w:rtl w:val="0"/>
-              </w:rPr>
+              <w:t xml:space="preserve">Venta volume against expected APV and revenue; merchant of record</w:t>
             </w:r>
           </w:p>
         </w:tc>
@@ -29663,26 +32241,11 @@
             </w:pPr>
             <w:r>
               <w:rPr>
-                <w:b w:val="1"/>
-                <w:bCs w:val="1"/>
-                <w:sz w:val="16"/>
-                <w:szCs w:val="16"/>
-                <w:rtl w:val="0"/>
-              </w:rPr>
-              <w:t xml:space="preserve">Planned migration;</w:t>
-            </w:r>
-            <w:r>
-              <w:rPr>
-                <w:sz w:val="16"/>
-                <w:szCs w:val="16"/>
-                <w:rtl w:val="0"/>
-              </w:rPr>
-              <w:t xml:space="preserve"> Venta acts as agent</w:t>
-            </w:r>
-            <w:r>
-              <w:rPr>
-                <w:rtl w:val="0"/>
-              </w:rPr>
+                <w:sz w:val="16"/>
+                <w:szCs w:val="16"/>
+                <w:rtl w:val="0"/>
+              </w:rPr>
+              <w:t xml:space="preserve">12.47x APV, 27.2x filed revenue; merchant of record undetermined</w:t>
             </w:r>
           </w:p>
         </w:tc>
@@ -29801,7 +32364,7 @@
                 <w:szCs w:val="16"/>
                 <w:rtl w:val="0"/>
               </w:rPr>
-              <w:t xml:space="preserve">Below threshold on a rolling basis (0.6270%), above it on lifetime (1.0806%); refund rate above the portfolio's</w:t>
+              <w:t xml:space="preserve">Below threshold on a rolling basis (0.6270%), above it on lifetime (1.0806%); refunds outweigh pre-disputes</w:t>
             </w:r>
           </w:p>
         </w:tc>
@@ -30044,26 +32607,11 @@
             </w:pPr>
             <w:r>
               <w:rPr>
-                <w:b w:val="1"/>
-                <w:bCs w:val="1"/>
-                <w:sz w:val="16"/>
-                <w:szCs w:val="16"/>
-                <w:rtl w:val="0"/>
-              </w:rPr>
-              <w:t xml:space="preserve">Adverse.</w:t>
-            </w:r>
-            <w:r>
-              <w:rPr>
-                <w:sz w:val="16"/>
-                <w:szCs w:val="16"/>
-                <w:rtl w:val="0"/>
-              </w:rPr>
-              <w:t xml:space="preserve"> Opaque Cyprus holding companies; Dil Mil; record integrity</w:t>
-            </w:r>
-            <w:r>
-              <w:rPr>
-                <w:rtl w:val="0"/>
-              </w:rPr>
+                <w:sz w:val="16"/>
+                <w:szCs w:val="16"/>
+                <w:rtl w:val="0"/>
+              </w:rPr>
+              <w:t xml:space="preserve">Adverse. Opaque Cyprus holding company; group companies outside CKO's view; Dil Mil</w:t>
             </w:r>
           </w:p>
         </w:tc>
@@ -30132,7 +32680,7 @@
                 <w:szCs w:val="16"/>
                 <w:rtl w:val="0"/>
               </w:rPr>
-              <w:t xml:space="preserve">Venta URL expansion after the exception</w:t>
+              <w:t xml:space="preserve">Venta URL estate after the exception</w:t>
             </w:r>
           </w:p>
         </w:tc>
@@ -30167,14 +32715,13 @@
             </w:pPr>
             <w:r>
               <w:rPr>
-                <w:b w:val="1"/>
-                <w:bCs w:val="1"/>
-                <w:sz w:val="16"/>
-                <w:szCs w:val="16"/>
-                <w:highlight w:val="yellow"/>
-                <w:rtl w:val="0"/>
-              </w:rPr>
-              <w:t xml:space="preserve">[TBC]</w:t>
+                <w:b w:val="0"/>
+                <w:bCs w:val="0"/>
+                <w:sz w:val="16"/>
+                <w:szCs w:val="16"/>
+                <w:rtl w:val="0"/>
+              </w:rPr>
+              <w:t xml:space="preserve">Eleven dating URLs; dates added not established</w:t>
             </w:r>
           </w:p>
         </w:tc>
@@ -30555,18 +33102,7 @@
                 <w:szCs w:val="16"/>
                 <w:rtl w:val="0"/>
               </w:rPr>
-              <w:t xml:space="preserve">Venta merchant-initiated share 49.14%; concentration </w:t>
-            </w:r>
-            <w:r>
-              <w:rPr>
-                <w:b w:val="1"/>
-                <w:bCs w:val="1"/>
-                <w:sz w:val="16"/>
-                <w:szCs w:val="16"/>
-                <w:highlight w:val="yellow"/>
-                <w:rtl w:val="0"/>
-              </w:rPr>
-              <w:t xml:space="preserve">[TBC]</w:t>
+              <w:t xml:space="preserve">Evidenced in governed data: 49.14% merchant-initiated, 1.6x disputes; 3DS on 0.09%</w:t>
             </w:r>
           </w:p>
         </w:tc>
@@ -30591,6 +33127,208 @@
               <w:rPr>
                 <w:rtl w:val="0"/>
               </w:rPr>
+            </w:r>
+          </w:p>
+        </w:tc>
+      </w:tr>
+      <w:tr>
+        <w:trPr>
+          <w:cantSplit w:val="0"/>
+          <w:tblHeader w:val="0"/>
+        </w:trPr>
+        <w:tc>
+          <w:tcPr>
+            <w:shd w:fill="f6f8fb" w:val="clear"/>
+          </w:tcPr>
+          <w:p>
+            <w:pPr>
+              <w:spacing w:after="20" w:lineRule="auto"/>
+              <w:rPr/>
+            </w:pPr>
+            <w:r>
+              <w:rPr>
+                <w:sz w:val="16"/>
+                <w:szCs w:val="16"/>
+                <w:rtl w:val="0"/>
+              </w:rPr>
+              <w:t xml:space="preserve">F10</w:t>
+            </w:r>
+          </w:p>
+        </w:tc>
+        <w:tc>
+          <w:tcPr>
+            <w:shd w:fill="f6f8fb" w:val="clear"/>
+          </w:tcPr>
+          <w:p>
+            <w:pPr>
+              <w:spacing w:after="20" w:lineRule="auto"/>
+              <w:rPr/>
+            </w:pPr>
+            <w:r>
+              <w:rPr>
+                <w:sz w:val="16"/>
+                <w:szCs w:val="16"/>
+                <w:rtl w:val="0"/>
+              </w:rPr>
+              <w:t xml:space="preserve">Registered identity and record accuracy</w:t>
+            </w:r>
+          </w:p>
+        </w:tc>
+        <w:tc>
+          <w:tcPr>
+            <w:shd w:fill="f6f8fb" w:val="clear"/>
+          </w:tcPr>
+          <w:p>
+            <w:pPr>
+              <w:spacing w:after="20" w:lineRule="auto"/>
+              <w:rPr/>
+            </w:pPr>
+            <w:r>
+              <w:rPr>
+                <w:sz w:val="16"/>
+                <w:szCs w:val="16"/>
+                <w:rtl w:val="0"/>
+              </w:rPr>
+              <w:t xml:space="preserve">FCIU</w:t>
+            </w:r>
+          </w:p>
+        </w:tc>
+        <w:tc>
+          <w:tcPr>
+            <w:shd w:fill="f6f8fb" w:val="clear"/>
+          </w:tcPr>
+          <w:p>
+            <w:pPr>
+              <w:spacing w:after="20" w:lineRule="auto"/>
+              <w:rPr/>
+            </w:pPr>
+            <w:r>
+              <w:rPr>
+                <w:sz w:val="16"/>
+                <w:szCs w:val="16"/>
+                <w:rtl w:val="0"/>
+              </w:rPr>
+              <w:t xml:space="preserve">Substantiated. ACRA activity internet search engines; superseded address held by CKO</w:t>
+            </w:r>
+          </w:p>
+        </w:tc>
+        <w:tc>
+          <w:tcPr>
+            <w:shd w:fill="f6f8fb" w:val="clear"/>
+          </w:tcPr>
+          <w:p>
+            <w:pPr>
+              <w:spacing w:after="20" w:lineRule="auto"/>
+              <w:rPr/>
+            </w:pPr>
+            <w:r>
+              <w:rPr>
+                <w:sz w:val="16"/>
+                <w:szCs w:val="16"/>
+                <w:rtl w:val="0"/>
+              </w:rPr>
+              <w:t xml:space="preserve">§4.2</w:t>
+            </w:r>
+          </w:p>
+        </w:tc>
+      </w:tr>
+      <w:tr>
+        <w:trPr>
+          <w:cantSplit w:val="0"/>
+          <w:tblHeader w:val="0"/>
+        </w:trPr>
+        <w:tc>
+          <w:tcPr>
+            <w:shd w:fill="f6f8fb" w:val="clear"/>
+          </w:tcPr>
+          <w:p>
+            <w:pPr>
+              <w:spacing w:after="20" w:lineRule="auto"/>
+              <w:rPr/>
+            </w:pPr>
+            <w:r>
+              <w:rPr>
+                <w:sz w:val="16"/>
+                <w:szCs w:val="16"/>
+                <w:rtl w:val="0"/>
+              </w:rPr>
+              <w:t xml:space="preserve">F11</w:t>
+            </w:r>
+          </w:p>
+        </w:tc>
+        <w:tc>
+          <w:tcPr>
+            <w:shd w:fill="f6f8fb" w:val="clear"/>
+          </w:tcPr>
+          <w:p>
+            <w:pPr>
+              <w:spacing w:after="20" w:lineRule="auto"/>
+              <w:rPr/>
+            </w:pPr>
+            <w:r>
+              <w:rPr>
+                <w:sz w:val="16"/>
+                <w:szCs w:val="16"/>
+                <w:rtl w:val="0"/>
+              </w:rPr>
+              <w:t xml:space="preserve">Laundering typologies</w:t>
+            </w:r>
+          </w:p>
+        </w:tc>
+        <w:tc>
+          <w:tcPr>
+            <w:shd w:fill="f6f8fb" w:val="clear"/>
+          </w:tcPr>
+          <w:p>
+            <w:pPr>
+              <w:spacing w:after="20" w:lineRule="auto"/>
+              <w:rPr/>
+            </w:pPr>
+            <w:r>
+              <w:rPr>
+                <w:sz w:val="16"/>
+                <w:szCs w:val="16"/>
+                <w:rtl w:val="0"/>
+              </w:rPr>
+              <w:t xml:space="preserve">FCIU</w:t>
+            </w:r>
+          </w:p>
+        </w:tc>
+        <w:tc>
+          <w:tcPr>
+            <w:shd w:fill="f6f8fb" w:val="clear"/>
+          </w:tcPr>
+          <w:p>
+            <w:pPr>
+              <w:spacing w:after="20" w:lineRule="auto"/>
+              <w:rPr/>
+            </w:pPr>
+            <w:r>
+              <w:rPr>
+                <w:sz w:val="16"/>
+                <w:szCs w:val="16"/>
+                <w:rtl w:val="0"/>
+              </w:rPr>
+              <w:t xml:space="preserve">Not substantiated on Venta's data; provisional pending R1 and R2</w:t>
+            </w:r>
+          </w:p>
+        </w:tc>
+        <w:tc>
+          <w:tcPr>
+            <w:shd w:fill="f6f8fb" w:val="clear"/>
+          </w:tcPr>
+          <w:p>
+            <w:pPr>
+              <w:spacing w:after="20" w:lineRule="auto"/>
+              <w:rPr/>
+            </w:pPr>
+            <w:r>
+              <w:rPr>
+                <w:sz w:val="16"/>
+                <w:szCs w:val="16"/>
+                <w:rtl w:val="0"/>
+              </w:rPr>
+              <w:t xml:space="preserve">§4.12</w:t>
             </w:r>
           </w:p>
         </w:tc>
@@ -30941,7 +33679,7 @@
                 <w:szCs w:val="15"/>
                 <w:rtl w:val="0"/>
               </w:rPr>
-              <w:t xml:space="preserve">TM rationales for all 54 Venta alerts, and lookback of false positive cases</w:t>
+              <w:t xml:space="preserve">TM rationales and QC records for all 54 Venta alerts, and lookback of false positive cases</w:t>
             </w:r>
           </w:p>
         </w:tc>
@@ -31045,21 +33783,26 @@
                 <w:szCs w:val="15"/>
                 <w:rtl w:val="0"/>
               </w:rPr>
-              <w:t xml:space="preserve">Onboarding view on category coding; who configured MCC 7299 for AMEX and why?</w:t>
-            </w:r>
-          </w:p>
-          <w:p>
-            <w:pPr>
-              <w:spacing w:after="20" w:lineRule="auto"/>
+              <w:t xml:space="preserve">R1: Scheme Compliance determination on the MCC 7273/7299 split, the status of the November 2025 AMEX request, and whether the alias should be assessed as one merchant for coding and registration</w:t>
+            </w:r>
+          </w:p>
+        </w:tc>
+        <w:tc>
+          <w:tcPr>
+            <w:shd w:fill="f6f8fb" w:val="clear"/>
+          </w:tcPr>
+          <w:p>
+            <w:pPr>
+              <w:spacing w:after="20" w:lineRule="auto"/>
+              <w:rPr/>
+            </w:pPr>
+            <w:r>
               <w:rPr>
                 <w:sz w:val="15"/>
                 <w:szCs w:val="15"/>
-              </w:rPr>
-            </w:pPr>
-            <w:r>
-              <w:rPr>
-                <w:rtl w:val="0"/>
-              </w:rPr>
+                <w:rtl w:val="0"/>
+              </w:rPr>
+              <w:t xml:space="preserve">Drafted 27 Oct 2026; pending issue · High</w:t>
             </w:r>
           </w:p>
         </w:tc>
@@ -31070,42 +33813,18 @@
           <w:p>
             <w:pPr>
               <w:spacing w:after="20" w:lineRule="auto"/>
-              <w:rPr/>
-            </w:pPr>
-            <w:r>
               <w:rPr>
                 <w:sz w:val="15"/>
                 <w:szCs w:val="15"/>
-                <w:rtl w:val="0"/>
-              </w:rPr>
-              <w:t xml:space="preserve">Open- High</w:t>
-            </w:r>
-            <w:r>
-              <w:rPr>
-                <w:rtl w:val="0"/>
-              </w:rPr>
-            </w:r>
-          </w:p>
-        </w:tc>
-        <w:tc>
-          <w:tcPr>
-            <w:shd w:fill="f6f8fb" w:val="clear"/>
-          </w:tcPr>
-          <w:p>
-            <w:pPr>
-              <w:spacing w:after="20" w:lineRule="auto"/>
+              </w:rPr>
+            </w:pPr>
+            <w:r>
               <w:rPr>
                 <w:sz w:val="15"/>
                 <w:szCs w:val="15"/>
-              </w:rPr>
-            </w:pPr>
-            <w:r>
-              <w:rPr>
-                <w:sz w:val="15"/>
-                <w:szCs w:val="15"/>
-                <w:rtl w:val="0"/>
-              </w:rPr>
-              <w:t xml:space="preserve">FCIU/Onboarding</w:t>
+                <w:rtl w:val="0"/>
+              </w:rPr>
+              <w:t xml:space="preserve">FCIU to Scheme Compliance, copied to the Singapore MLRO</w:t>
             </w:r>
           </w:p>
         </w:tc>
@@ -31273,7 +33992,7 @@
                 <w:szCs w:val="15"/>
                 <w:rtl w:val="0"/>
               </w:rPr>
-              <w:t xml:space="preserve">Venta forensic analysis: Venta-level hard keys, concentration, leading accounts, price ladder, card stacking, refunds and issuing geography (all items marked TBC)</w:t>
+              <w:t xml:space="preserve">R2: merchant RFI covering registered activity, corporate structure and beneficial ownership, Maroni, Reilin and Asteri, merchant of record and revenue basis, volume, submission host, corporate cards, authentication, billing disclosure and the October 2026 refund incident</w:t>
             </w:r>
           </w:p>
         </w:tc>
@@ -31293,7 +34012,7 @@
                 <w:szCs w:val="15"/>
                 <w:rtl w:val="0"/>
               </w:rPr>
-              <w:t xml:space="preserve">Open · High</w:t>
+              <w:t xml:space="preserve">Drafted 27 Oct 2026; response requested by 10 Nov 2026 · High</w:t>
             </w:r>
           </w:p>
         </w:tc>
@@ -31313,7 +34032,7 @@
                 <w:szCs w:val="15"/>
                 <w:rtl w:val="0"/>
               </w:rPr>
-              <w:t xml:space="preserve">FCIU</w:t>
+              <w:t xml:space="preserve">FCIU to the merchant, copied to the account manager</w:t>
             </w:r>
           </w:p>
         </w:tc>
@@ -31414,6 +34133,350 @@
                 <w:rtl w:val="0"/>
               </w:rPr>
               <w:t xml:space="preserve">Screening</w:t>
+            </w:r>
+          </w:p>
+        </w:tc>
+      </w:tr>
+      <w:tr>
+        <w:trPr>
+          <w:cantSplit w:val="0"/>
+          <w:tblHeader w:val="0"/>
+        </w:trPr>
+        <w:tc>
+          <w:tcPr/>
+          <w:p>
+            <w:pPr>
+              <w:spacing w:after="20" w:lineRule="auto"/>
+              <w:rPr>
+                <w:sz w:val="15"/>
+                <w:szCs w:val="15"/>
+              </w:rPr>
+            </w:pPr>
+            <w:r>
+              <w:rPr>
+                <w:sz w:val="15"/>
+                <w:szCs w:val="15"/>
+                <w:rtl w:val="0"/>
+              </w:rPr>
+              <w:t xml:space="preserve">O7</w:t>
+            </w:r>
+          </w:p>
+        </w:tc>
+        <w:tc>
+          <w:tcPr/>
+          <w:p>
+            <w:pPr>
+              <w:spacing w:after="20" w:lineRule="auto"/>
+              <w:rPr>
+                <w:sz w:val="15"/>
+                <w:szCs w:val="15"/>
+              </w:rPr>
+            </w:pPr>
+            <w:r>
+              <w:rPr>
+                <w:sz w:val="15"/>
+                <w:szCs w:val="15"/>
+                <w:rtl w:val="0"/>
+              </w:rPr>
+              <w:t xml:space="preserve">Correct Venta's registered address in merchant configuration and reconcile the two APV figures (USD 1.2m and USD 2m). Not dependent on R1 or R2</w:t>
+            </w:r>
+          </w:p>
+        </w:tc>
+        <w:tc>
+          <w:tcPr/>
+          <w:p>
+            <w:pPr>
+              <w:spacing w:after="20" w:lineRule="auto"/>
+              <w:rPr>
+                <w:sz w:val="15"/>
+                <w:szCs w:val="15"/>
+              </w:rPr>
+            </w:pPr>
+            <w:r>
+              <w:rPr>
+                <w:sz w:val="15"/>
+                <w:szCs w:val="15"/>
+                <w:rtl w:val="0"/>
+              </w:rPr>
+              <w:t xml:space="preserve">Open · High</w:t>
+            </w:r>
+          </w:p>
+        </w:tc>
+        <w:tc>
+          <w:tcPr/>
+          <w:p>
+            <w:pPr>
+              <w:spacing w:after="20" w:lineRule="auto"/>
+              <w:rPr>
+                <w:sz w:val="15"/>
+                <w:szCs w:val="15"/>
+              </w:rPr>
+            </w:pPr>
+            <w:r>
+              <w:rPr>
+                <w:sz w:val="15"/>
+                <w:szCs w:val="15"/>
+                <w:rtl w:val="0"/>
+              </w:rPr>
+              <w:t xml:space="preserve">Onboarding</w:t>
+            </w:r>
+          </w:p>
+        </w:tc>
+      </w:tr>
+      <w:tr>
+        <w:trPr>
+          <w:cantSplit w:val="0"/>
+          <w:tblHeader w:val="0"/>
+        </w:trPr>
+        <w:tc>
+          <w:tcPr/>
+          <w:p>
+            <w:pPr>
+              <w:spacing w:after="20" w:lineRule="auto"/>
+              <w:rPr>
+                <w:sz w:val="15"/>
+                <w:szCs w:val="15"/>
+              </w:rPr>
+            </w:pPr>
+            <w:r>
+              <w:rPr>
+                <w:sz w:val="15"/>
+                <w:szCs w:val="15"/>
+                <w:rtl w:val="0"/>
+              </w:rPr>
+              <w:t xml:space="preserve">O8</w:t>
+            </w:r>
+          </w:p>
+        </w:tc>
+        <w:tc>
+          <w:tcPr/>
+          <w:p>
+            <w:pPr>
+              <w:spacing w:after="20" w:lineRule="auto"/>
+              <w:rPr>
+                <w:sz w:val="15"/>
+                <w:szCs w:val="15"/>
+              </w:rPr>
+            </w:pPr>
+            <w:r>
+              <w:rPr>
+                <w:sz w:val="15"/>
+                <w:szCs w:val="15"/>
+                <w:rtl w:val="0"/>
+              </w:rPr>
+              <w:t xml:space="preserve">Identity and CKO status of Asteri Solutions Limited, Maroni Limited and Reilin Technologies Limited; beneficial owner of Hazelpro and the RRE Tradecenters record</w:t>
+            </w:r>
+          </w:p>
+        </w:tc>
+        <w:tc>
+          <w:tcPr/>
+          <w:p>
+            <w:pPr>
+              <w:spacing w:after="20" w:lineRule="auto"/>
+              <w:rPr>
+                <w:sz w:val="15"/>
+                <w:szCs w:val="15"/>
+              </w:rPr>
+            </w:pPr>
+            <w:r>
+              <w:rPr>
+                <w:sz w:val="15"/>
+                <w:szCs w:val="15"/>
+                <w:rtl w:val="0"/>
+              </w:rPr>
+              <w:t xml:space="preserve">Open · High</w:t>
+            </w:r>
+          </w:p>
+        </w:tc>
+        <w:tc>
+          <w:tcPr/>
+          <w:p>
+            <w:pPr>
+              <w:spacing w:after="20" w:lineRule="auto"/>
+              <w:rPr>
+                <w:sz w:val="15"/>
+                <w:szCs w:val="15"/>
+              </w:rPr>
+            </w:pPr>
+            <w:r>
+              <w:rPr>
+                <w:sz w:val="15"/>
+                <w:szCs w:val="15"/>
+                <w:rtl w:val="0"/>
+              </w:rPr>
+              <w:t xml:space="preserve">FCIU, Onboarding and KYC</w:t>
+            </w:r>
+          </w:p>
+        </w:tc>
+      </w:tr>
+      <w:tr>
+        <w:trPr>
+          <w:cantSplit w:val="0"/>
+          <w:tblHeader w:val="0"/>
+        </w:trPr>
+        <w:tc>
+          <w:tcPr/>
+          <w:p>
+            <w:pPr>
+              <w:spacing w:after="20" w:lineRule="auto"/>
+              <w:rPr>
+                <w:sz w:val="15"/>
+                <w:szCs w:val="15"/>
+              </w:rPr>
+            </w:pPr>
+            <w:r>
+              <w:rPr>
+                <w:sz w:val="15"/>
+                <w:szCs w:val="15"/>
+                <w:rtl w:val="0"/>
+              </w:rPr>
+              <w:t xml:space="preserve">O9</w:t>
+            </w:r>
+          </w:p>
+        </w:tc>
+        <w:tc>
+          <w:tcPr/>
+          <w:p>
+            <w:pPr>
+              <w:spacing w:after="20" w:lineRule="auto"/>
+              <w:rPr>
+                <w:sz w:val="15"/>
+                <w:szCs w:val="15"/>
+              </w:rPr>
+            </w:pPr>
+            <w:r>
+              <w:rPr>
+                <w:sz w:val="15"/>
+                <w:szCs w:val="15"/>
+                <w:rtl w:val="0"/>
+              </w:rPr>
+              <w:t xml:space="preserve">Review billing disclosure and cancellation across the eleven URLs, the 0.09% authentication rate, and the amended T&amp;C wording</w:t>
+            </w:r>
+          </w:p>
+        </w:tc>
+        <w:tc>
+          <w:tcPr/>
+          <w:p>
+            <w:pPr>
+              <w:spacing w:after="20" w:lineRule="auto"/>
+              <w:rPr>
+                <w:sz w:val="15"/>
+                <w:szCs w:val="15"/>
+              </w:rPr>
+            </w:pPr>
+            <w:r>
+              <w:rPr>
+                <w:sz w:val="15"/>
+                <w:szCs w:val="15"/>
+                <w:rtl w:val="0"/>
+              </w:rPr>
+              <w:t xml:space="preserve">Open · High</w:t>
+            </w:r>
+          </w:p>
+        </w:tc>
+        <w:tc>
+          <w:tcPr/>
+          <w:p>
+            <w:pPr>
+              <w:spacing w:after="20" w:lineRule="auto"/>
+              <w:rPr>
+                <w:sz w:val="15"/>
+                <w:szCs w:val="15"/>
+              </w:rPr>
+            </w:pPr>
+            <w:r>
+              <w:rPr>
+                <w:sz w:val="15"/>
+                <w:szCs w:val="15"/>
+                <w:rtl w:val="0"/>
+              </w:rPr>
+              <w:t xml:space="preserve">Scheme Compliance and Merchant Risk</w:t>
+            </w:r>
+          </w:p>
+        </w:tc>
+      </w:tr>
+      <w:tr>
+        <w:trPr>
+          <w:cantSplit w:val="0"/>
+          <w:tblHeader w:val="0"/>
+        </w:trPr>
+        <w:tc>
+          <w:tcPr/>
+          <w:p>
+            <w:pPr>
+              <w:spacing w:after="20" w:lineRule="auto"/>
+              <w:rPr>
+                <w:sz w:val="15"/>
+                <w:szCs w:val="15"/>
+              </w:rPr>
+            </w:pPr>
+            <w:r>
+              <w:rPr>
+                <w:sz w:val="15"/>
+                <w:szCs w:val="15"/>
+                <w:rtl w:val="0"/>
+              </w:rPr>
+              <w:t xml:space="preserve">O10</w:t>
+            </w:r>
+          </w:p>
+        </w:tc>
+        <w:tc>
+          <w:tcPr/>
+          <w:p>
+            <w:pPr>
+              <w:spacing w:after="20" w:lineRule="auto"/>
+              <w:rPr>
+                <w:sz w:val="15"/>
+                <w:szCs w:val="15"/>
+              </w:rPr>
+            </w:pPr>
+            <w:r>
+              <w:rPr>
+                <w:sz w:val="15"/>
+                <w:szCs w:val="15"/>
+                <w:rtl w:val="0"/>
+              </w:rPr>
+              <w:t xml:space="preserve">Reconcile data points: Venta onboarding date (May or Sep 2024), prior-period volume against the SC monthly table, flure.com configuration, and the 26 Oct 2026 refund incident</w:t>
+            </w:r>
+          </w:p>
+        </w:tc>
+        <w:tc>
+          <w:tcPr/>
+          <w:p>
+            <w:pPr>
+              <w:spacing w:after="20" w:lineRule="auto"/>
+              <w:rPr>
+                <w:sz w:val="15"/>
+                <w:szCs w:val="15"/>
+              </w:rPr>
+            </w:pPr>
+            <w:r>
+              <w:rPr>
+                <w:sz w:val="15"/>
+                <w:szCs w:val="15"/>
+                <w:rtl w:val="0"/>
+              </w:rPr>
+              <w:t xml:space="preserve">Open · Medium</w:t>
+            </w:r>
+          </w:p>
+        </w:tc>
+        <w:tc>
+          <w:tcPr/>
+          <w:p>
+            <w:pPr>
+              <w:spacing w:after="20" w:lineRule="auto"/>
+              <w:rPr>
+                <w:sz w:val="15"/>
+                <w:szCs w:val="15"/>
+              </w:rPr>
+            </w:pPr>
+            <w:r>
+              <w:rPr>
+                <w:sz w:val="15"/>
+                <w:szCs w:val="15"/>
+                <w:rtl w:val="0"/>
+              </w:rPr>
+              <w:t xml:space="preserve">FCIU</w:t>
             </w:r>
           </w:p>
         </w:tc>
@@ -32107,12 +35170,7 @@
                 <w:szCs w:val="16"/>
                 <w:rtl w:val="0"/>
               </w:rPr>
-              <w:t xml:space="preserve">Refer to Onboarding for a formal view; establish whether CKO configured it</w:t>
-            </w:r>
-            <w:r>
-              <w:rPr>
-                <w:rtl w:val="0"/>
-              </w:rPr>
+              <w:t xml:space="preserve">Scheme Compliance determination requested (R1); establish whether CKO configured it</w:t>
             </w:r>
           </w:p>
         </w:tc>
@@ -32209,7 +35267,7 @@
                 <w:szCs w:val="16"/>
                 <w:rtl w:val="0"/>
               </w:rPr>
-              <w:t xml:space="preserve">Lookback on all 54 Venta TM cases, prioritising CustShareAbove and the top-account fingerprints; re-check the screening closures on Venta and its representative profiles (O6)</w:t>
+              <w:t xml:space="preserve">Lookback on all 54 Venta TM cases, prioritising CustShareAbove and the top-account fingerprints; recalibrate volume rules to actual processing; re-check the screening closures on Venta and its representative profiles (O6)</w:t>
             </w:r>
           </w:p>
         </w:tc>
@@ -32312,7 +35370,7 @@
                 <w:szCs w:val="16"/>
                 <w:rtl w:val="0"/>
               </w:rPr>
-              <w:t xml:space="preserve">Issue one consolidated RFI covering the IP, category split, shared users, agency model and Dil Mil. FCIU also suggests querying about how customers are told about billing and how easy it is to cancel. </w:t>
+              <w:t xml:space="preserve">Issue the consolidated RFI (R2, drafted 27 Oct 2026; response requested by 10 Nov 2026) covering the IP, category split, shared users, corporate cards, agency model, merchant of record, registered activity and the group companies outside CKO's view. It also asks how customers are told about billing and how easy it is to cancel.</w:t>
             </w:r>
           </w:p>
         </w:tc>
@@ -32413,7 +35471,7 @@
                 <w:szCs w:val="16"/>
                 <w:rtl w:val="0"/>
               </w:rPr>
-              <w:t xml:space="preserve">Reassess once D3, D4, the RFI and the screening review (O6) are complete; no decision is presumed here</w:t>
+              <w:t xml:space="preserve">No prior filing has been identified for Venta or the alias. The case is held open pending R1 and R2 (requestor decision, 27 Oct 2026). Reassess once D3, D4, the RFI and the screening review (O6) are complete, and with the portfolio findings for SOL and Xeanco; no decision is presumed here</w:t>
             </w:r>
           </w:p>
         </w:tc>
@@ -34666,28 +37724,7 @@
           <w:szCs w:val="16"/>
           <w:rtl w:val="0"/>
         </w:rPr>
-        <w:t xml:space="preserve">Rolling window 23 Oct 2025 – 22 Oct 2026 unless stated otherwise. Queries listed are from the portfolio analysis, filtered on the three active entity IDs; Venta-filtered queries </w:t>
-      </w:r>
-      <w:r>
-        <w:rPr>
-          <w:b w:val="1"/>
-          <w:bCs w:val="1"/>
-          <w:color w:val="5b6472"/>
-          <w:sz w:val="16"/>
-          <w:szCs w:val="16"/>
-          <w:highlight w:val="yellow"/>
-          <w:rtl w:val="0"/>
-        </w:rPr>
-        <w:t xml:space="preserve">[TBC]</w:t>
-      </w:r>
-      <w:r>
-        <w:rPr>
-          <w:color w:val="5b6472"/>
-          <w:sz w:val="16"/>
-          <w:szCs w:val="16"/>
-          <w:rtl w:val="0"/>
-        </w:rPr>
-        <w:t xml:space="preserve">. Source: </w:t>
+        <w:t xml:space="preserve">Rolling window 23 Oct 2025 – 22 Oct 2026 unless stated otherwise. Queries are filtered on the three active entity IDs and the Venta rows are used. The Venta entity review lists three Venta-only reference queries (fct_payin, fct_card_payout, dim_entity); their outputs should be attached to the case file before any figure is quoted externally. Source: </w:t>
       </w:r>
       <w:hyperlink r:id="rId267">
         <w:r>
@@ -34710,7 +37747,7 @@
           <w:szCs w:val="16"/>
           <w:rtl w:val="0"/>
         </w:rPr>
-        <w:t xml:space="preserve">.</w:t>
+        <w:t xml:space="preserve">; Venta entity review §11.</w:t>
       </w:r>
     </w:p>
     <w:p>
@@ -34959,18 +37996,7 @@
                 <w:szCs w:val="16"/>
                 <w:rtl w:val="0"/>
               </w:rPr>
-              <w:t xml:space="preserve">; </w:t>
-            </w:r>
-            <w:r>
-              <w:rPr>
-                <w:b w:val="1"/>
-                <w:bCs w:val="1"/>
-                <w:sz w:val="16"/>
-                <w:szCs w:val="16"/>
-                <w:highlight w:val="yellow"/>
-                <w:rtl w:val="0"/>
-              </w:rPr>
-              <w:t xml:space="preserve">[TBC: FCIU forensic analysis – Venta]</w:t>
+              <w:t xml:space="preserve">; FCIU Entity Review – Venta Solutions Pte Ltd (27 Oct 2026)</w:t>
             </w:r>
           </w:p>
         </w:tc>
@@ -35165,6 +38191,8 @@
             <w:hyperlink r:id="rId277">
               <w:r>
                 <w:rPr>
+                  <w:b w:val="0"/>
+                  <w:bCs w:val="0"/>
                   <w:color w:val="1f5fad"/>
                   <w:sz w:val="16"/>
                   <w:szCs w:val="16"/>
@@ -35185,6 +38213,8 @@
             <w:hyperlink r:id="rId278">
               <w:r>
                 <w:rPr>
+                  <w:b w:val="0"/>
+                  <w:bCs w:val="0"/>
                   <w:color w:val="1f5fad"/>
                   <w:sz w:val="16"/>
                   <w:szCs w:val="16"/>
@@ -35205,6 +38235,8 @@
             <w:hyperlink r:id="rId279">
               <w:r>
                 <w:rPr>
+                  <w:b w:val="0"/>
+                  <w:bCs w:val="0"/>
                   <w:color w:val="1f5fad"/>
                   <w:sz w:val="16"/>
                   <w:szCs w:val="16"/>
@@ -35225,6 +38257,8 @@
             <w:hyperlink r:id="rId280">
               <w:r>
                 <w:rPr>
+                  <w:b w:val="0"/>
+                  <w:bCs w:val="0"/>
                   <w:color w:val="1f5fad"/>
                   <w:sz w:val="16"/>
                   <w:szCs w:val="16"/>
@@ -35245,6 +38279,8 @@
             <w:hyperlink r:id="rId281">
               <w:r>
                 <w:rPr>
+                  <w:b w:val="0"/>
+                  <w:bCs w:val="0"/>
                   <w:color w:val="1f5fad"/>
                   <w:sz w:val="16"/>
                   <w:szCs w:val="16"/>
@@ -35256,8 +38292,11 @@
             </w:hyperlink>
             <w:r>
               <w:rPr>
-                <w:rtl w:val="0"/>
-              </w:rPr>
+                <w:sz w:val="16"/>
+                <w:szCs w:val="16"/>
+                <w:rtl w:val="0"/>
+              </w:rPr>
+              <w:t xml:space="preserve">; 00829931; 00762054; 02285036</w:t>
             </w:r>
           </w:p>
         </w:tc>
@@ -35312,6 +38351,14 @@
                 <w:t xml:space="preserve">02253197</w:t>
               </w:r>
             </w:hyperlink>
+            <w:r>
+              <w:rPr>
+                <w:sz w:val="16"/>
+                <w:szCs w:val="16"/>
+                <w:rtl w:val="0"/>
+              </w:rPr>
+              <w:t xml:space="preserve">; TM L3 Master Pipeline (3LOD 2026)</w:t>
+            </w:r>
           </w:p>
         </w:tc>
         <w:tc>
@@ -35724,6 +38771,8 @@
             <w:hyperlink r:id="rId308">
               <w:r>
                 <w:rPr>
+                  <w:b w:val="0"/>
+                  <w:bCs w:val="0"/>
                   <w:color w:val="1f5fad"/>
                   <w:sz w:val="16"/>
                   <w:szCs w:val="16"/>
@@ -35744,6 +38793,8 @@
             <w:hyperlink r:id="rId309">
               <w:r>
                 <w:rPr>
+                  <w:b w:val="0"/>
+                  <w:bCs w:val="0"/>
                   <w:color w:val="1f5fad"/>
                   <w:sz w:val="16"/>
                   <w:szCs w:val="16"/>
@@ -35764,6 +38815,8 @@
             <w:hyperlink r:id="rId310">
               <w:r>
                 <w:rPr>
+                  <w:b w:val="0"/>
+                  <w:bCs w:val="0"/>
                   <w:color w:val="1f5fad"/>
                   <w:sz w:val="16"/>
                   <w:szCs w:val="16"/>
@@ -35784,6 +38837,8 @@
             <w:hyperlink r:id="rId311">
               <w:r>
                 <w:rPr>
+                  <w:b w:val="0"/>
+                  <w:bCs w:val="0"/>
                   <w:color w:val="1f5fad"/>
                   <w:sz w:val="16"/>
                   <w:szCs w:val="16"/>
@@ -35804,6 +38859,8 @@
             <w:hyperlink r:id="rId312">
               <w:r>
                 <w:rPr>
+                  <w:b w:val="0"/>
+                  <w:bCs w:val="0"/>
                   <w:color w:val="1f5fad"/>
                   <w:sz w:val="16"/>
                   <w:szCs w:val="16"/>
@@ -35824,6 +38881,8 @@
             <w:hyperlink r:id="rId313">
               <w:r>
                 <w:rPr>
+                  <w:b w:val="0"/>
+                  <w:bCs w:val="0"/>
                   <w:color w:val="1f5fad"/>
                   <w:sz w:val="16"/>
                   <w:szCs w:val="16"/>
@@ -35844,6 +38903,8 @@
             <w:hyperlink r:id="rId314">
               <w:r>
                 <w:rPr>
+                  <w:b w:val="0"/>
+                  <w:bCs w:val="0"/>
                   <w:color w:val="1f5fad"/>
                   <w:sz w:val="16"/>
                   <w:szCs w:val="16"/>
@@ -35855,8 +38916,11 @@
             </w:hyperlink>
             <w:r>
               <w:rPr>
-                <w:rtl w:val="0"/>
-              </w:rPr>
+                <w:sz w:val="16"/>
+                <w:szCs w:val="16"/>
+                <w:rtl w:val="0"/>
+              </w:rPr>
+              <w:t xml:space="preserve">; ACRA record and filing history (UEN 201900379G); Hazelpro Limited Cyprus registry, shareholder record, terms of cooperation and corporate site</w:t>
             </w:r>
           </w:p>
         </w:tc>
@@ -36276,26 +39340,7 @@
           <w:szCs w:val="15"/>
           <w:rtl w:val="0"/>
         </w:rPr>
-        <w:t xml:space="preserve"> is a single internet (IP) address from which payments are sent to CKO by the merchant's own computer systems, rather than by customers paying from their own phones or computers. Across the portfolio, one address (198.143.49.9) sent USD 19.16m, 21.33% of portfolio value, using 86,087 different cards across Venta, SOL and Xeanco. Venta's share is </w:t>
-      </w:r>
-      <w:r>
-        <w:rPr>
-          <w:b w:val="1"/>
-          <w:bCs w:val="1"/>
-          <w:sz w:val="15"/>
-          <w:szCs w:val="15"/>
-          <w:highlight w:val="yellow"/>
-          <w:rtl w:val="0"/>
-        </w:rPr>
-        <w:t xml:space="preserve">[TBC]</w:t>
-      </w:r>
-      <w:r>
-        <w:rPr>
-          <w:sz w:val="15"/>
-          <w:szCs w:val="15"/>
-          <w:rtl w:val="0"/>
-        </w:rPr>
-        <w:t xml:space="preserve">. No single customer's connection would carry that many cards. This matters for two reasons: it shows one operator behind all three entities, and it means CKO cannot see where those customers actually are.</w:t>
+        <w:t xml:space="preserve"> is a single internet (IP) address from which payments are sent to CKO by the merchant's own computer systems, rather than by customers paying from their own phones or computers. Across the portfolio, one address (198.143.49.9) sent USD 19.16m, 21.33% of portfolio value, using 86,087 different cards across Venta, SOL and Xeanco. On Venta, the address carried 42,897 payments (USD 2,847,123.05, 19.03% of Venta's value) using 26,592 cards. No single customer's connection would carry that many cards. This matters for two reasons: it shows one operator behind all three entities, and it means CKO cannot see where those customers actually are.</w:t>
       </w:r>
     </w:p>
   </w:footnote>
@@ -36442,26 +39487,7 @@
           <w:szCs w:val="15"/>
           <w:rtl w:val="0"/>
         </w:rPr>
-        <w:t xml:space="preserve"> field. It's meant to record the internet address of the cardholder's own phone or computer. Across the portfolio, for 304,075 captured payments (USD 19,159,857.26, 21.33% of portfolio value, 86,087 cards), that field holds the same address, 198.143.49.9. Venta's captured payments carrying this address: </w:t>
-      </w:r>
-      <w:r>
-        <w:rPr>
-          <w:b w:val="1"/>
-          <w:bCs w:val="1"/>
-          <w:sz w:val="15"/>
-          <w:szCs w:val="15"/>
-          <w:highlight w:val="yellow"/>
-          <w:rtl w:val="0"/>
-        </w:rPr>
-        <w:t xml:space="preserve">[TBC]</w:t>
-      </w:r>
-      <w:r>
-        <w:rPr>
-          <w:sz w:val="15"/>
-          <w:szCs w:val="15"/>
-          <w:rtl w:val="0"/>
-        </w:rPr>
-        <w:t xml:space="preserve">. The address is in a commercial hosting range, consistent with a datacentre rather than a home connection.</w:t>
+        <w:t xml:space="preserve"> field. It's meant to record the internet address of the cardholder's own phone or computer. Across the portfolio, for 304,075 captured payments (USD 19,159,857.26, 21.33% of portfolio value, 86,087 cards), that field holds the same address, 198.143.49.9. On Venta, 42,897 captured payments (USD 2,847,123.05, 19.03% of Venta's value, 26,592 cards) carry this address. The address is in a commercial hosting range, consistent with a datacentre rather than a home connection.</w:t>
       </w:r>
     </w:p>
     <w:p>
